--- a/documentation-generator/docs/EventGenie_API_Documentation.docx
+++ b/documentation-generator/docs/EventGenie_API_Documentation.docx
@@ -2007,6 +2007,80 @@
     </w:p>
     <w:p>
       <w:pPr>
+        <w:spacing w:after="100"/>
+      </w:pPr>
+      <w:r>
+        <w:rPr>
+          <w:rFonts w:ascii="Arial" w:cs="Arial" w:eastAsia="Arial" w:hAnsi="Arial"/>
+          <w:b w:val="false"/>
+          <w:bCs w:val="false"/>
+          <w:i w:val="false"/>
+          <w:iCs w:val="false"/>
+          <w:color w:val="2D2D44"/>
+          <w:sz w:val="20"/>
+          <w:szCs w:val="20"/>
+        </w:rPr>
+        <w:t xml:space="preserve">The email (the Firebase account's) is stored lowercase and trimmed, for the user and the tenant alike.</w:t>
+      </w:r>
+    </w:p>
+    <w:p>
+      <w:pPr>
+        <w:spacing w:after="100"/>
+      </w:pPr>
+      <w:r>
+        <w:rPr>
+          <w:rFonts w:ascii="Arial" w:cs="Arial" w:eastAsia="Arial" w:hAnsi="Arial"/>
+          <w:b/>
+          <w:bCs/>
+          <w:i w:val="false"/>
+          <w:iCs w:val="false"/>
+          <w:color w:val="2D2D44"/>
+          <w:sz w:val="20"/>
+          <w:szCs w:val="20"/>
+        </w:rPr>
+        <w:t xml:space="preserve">Errors:</w:t>
+      </w:r>
+    </w:p>
+    <w:p>
+      <w:pPr>
+        <w:pStyle w:val="ListParagraph"/>
+        <w:numPr>
+          <w:ilvl w:val="0"/>
+          <w:numId w:val="2"/>
+        </w:numPr>
+        <w:spacing w:after="60"/>
+      </w:pPr>
+      <w:r>
+        <w:rPr>
+          <w:rFonts w:ascii="Arial" w:cs="Arial" w:eastAsia="Arial" w:hAnsi="Arial"/>
+          <w:color w:val="2D2D44"/>
+          <w:sz w:val="20"/>
+          <w:szCs w:val="20"/>
+        </w:rPr>
+        <w:t xml:space="preserve">401 — the Firebase token is missing, expired, revoked or malformed: "Your sign-in has expired or isn't valid. Please sign in again, then finish creating your account." (A Firebase outage is a 500, not a 401.)</w:t>
+      </w:r>
+    </w:p>
+    <w:p>
+      <w:pPr>
+        <w:pStyle w:val="ListParagraph"/>
+        <w:numPr>
+          <w:ilvl w:val="0"/>
+          <w:numId w:val="2"/>
+        </w:numPr>
+        <w:spacing w:after="60"/>
+      </w:pPr>
+      <w:r>
+        <w:rPr>
+          <w:rFonts w:ascii="Arial" w:cs="Arial" w:eastAsia="Arial" w:hAnsi="Arial"/>
+          <w:color w:val="2D2D44"/>
+          <w:sz w:val="20"/>
+          <w:szCs w:val="20"/>
+        </w:rPr>
+        <w:t xml:space="preserve">409 — an account already exists for this Firebase user or email, or the tenant slug is taken (also when two registrations race).</w:t>
+      </w:r>
+    </w:p>
+    <w:p>
+      <w:pPr>
         <w:spacing w:after="120"/>
       </w:pPr>
       <w:r>
@@ -4353,7 +4427,7 @@
           <w:sz w:val="52"/>
           <w:szCs w:val="52"/>
         </w:rPr>
-        <w:t xml:space="preserve">User Endpoints</w:t>
+        <w:t xml:space="preserve">User and Team Endpoints</w:t>
       </w:r>
     </w:p>
     <w:p>
@@ -4389,7 +4463,7 @@
           <w:sz w:val="20"/>
           <w:szCs w:val="20"/>
         </w:rPr>
-        <w:t xml:space="preserve">TENANT_ADMIN and above. Manages platform users within a tenant.</w:t>
+        <w:t xml:space="preserve">Behind the teamMembers feature flag (off: every route here is a 404). TENANT_ADMIN and above, tenant-scoped: another tenant's user is a 404. A tenant always keeps one active TENANT_ADMIN; nobody can suspend themselves or change their own role. Emails are stored and compared lowercase and trimmed.</w:t>
       </w:r>
     </w:p>
     <w:p>
@@ -4593,7 +4667,7 @@
                 <w:sz w:val="18"/>
                 <w:szCs w:val="18"/>
               </w:rPr>
-              <w:t xml:space="preserve">Get all users (scoped to requesting user's tenant)</w:t>
+              <w:t xml:space="preserve">List the tenant's members, suspended ones included, each with status and assignments</w:t>
             </w:r>
           </w:p>
         </w:tc>
@@ -4791,7 +4865,7 @@
                 <w:sz w:val="18"/>
                 <w:szCs w:val="18"/>
               </w:rPr>
-              <w:t xml:space="preserve">Create a new user under a tenant</w:t>
+              <w:t xml:space="preserve">Create a user for an existing Firebase account</w:t>
             </w:r>
           </w:p>
         </w:tc>
@@ -4890,7 +4964,7 @@
                 <w:sz w:val="18"/>
                 <w:szCs w:val="18"/>
               </w:rPr>
-              <w:t xml:space="preserve">Update user details or role</w:t>
+              <w:t xml:space="preserve">Change a user's name or role</w:t>
             </w:r>
           </w:p>
         </w:tc>
@@ -4923,7 +4997,7 @@
         <w:tc>
           <w:tcPr>
             <w:tcW w:type="dxa" w:w="1200"/>
-            <w:shd w:fill="C0392B" w:val="clear"/>
+            <w:shd w:fill="D35400" w:val="clear"/>
             <w:tcMar>
               <w:top w:type="dxa" w:w="80"/>
               <w:left w:type="dxa" w:w="120"/>
@@ -4945,7 +5019,7 @@
                 <w:sz w:val="18"/>
                 <w:szCs w:val="18"/>
               </w:rPr>
-              <w:t xml:space="preserve">DELETE</w:t>
+              <w:t xml:space="preserve">PUT</w:t>
             </w:r>
           </w:p>
         </w:tc>
@@ -4967,7 +5041,7 @@
                 <w:sz w:val="18"/>
                 <w:szCs w:val="18"/>
               </w:rPr>
-              <w:t xml:space="preserve">/api/users/:id</w:t>
+              <w:t xml:space="preserve">/api/users/:id/assignments</w:t>
             </w:r>
           </w:p>
         </w:tc>
@@ -4989,7 +5063,7 @@
                 <w:sz w:val="18"/>
                 <w:szCs w:val="18"/>
               </w:rPr>
-              <w:t xml:space="preserve">Archive a user (soft delete)</w:t>
+              <w:t xml:space="preserve">Set an event admin's event assignments (the whole list)</w:t>
             </w:r>
           </w:p>
         </w:tc>
@@ -5013,12 +5087,861 @@
                 <w:sz w:val="17"/>
                 <w:szCs w:val="17"/>
               </w:rPr>
+              <w:t xml:space="preserve">TENANT_ADMIN</w:t>
+            </w:r>
+          </w:p>
+        </w:tc>
+      </w:tr>
+      <w:tr>
+        <w:tc>
+          <w:tcPr>
+            <w:tcW w:type="dxa" w:w="1200"/>
+            <w:shd w:fill="C0392B" w:val="clear"/>
+            <w:tcMar>
+              <w:top w:type="dxa" w:w="80"/>
+              <w:left w:type="dxa" w:w="120"/>
+              <w:bottom w:type="dxa" w:w="80"/>
+              <w:right w:type="dxa" w:w="120"/>
+            </w:tcMar>
+            <w:vAlign w:val="center"/>
+          </w:tcPr>
+          <w:p>
+            <w:pPr>
+              <w:jc w:val="center"/>
+            </w:pPr>
+            <w:r>
+              <w:rPr>
+                <w:rFonts w:ascii="Arial" w:cs="Arial" w:eastAsia="Arial" w:hAnsi="Arial"/>
+                <w:b/>
+                <w:bCs/>
+                <w:color w:val="FFFFFF"/>
+                <w:sz w:val="18"/>
+                <w:szCs w:val="18"/>
+              </w:rPr>
+              <w:t xml:space="preserve">DELETE</w:t>
+            </w:r>
+          </w:p>
+        </w:tc>
+        <w:tc>
+          <w:tcPr>
+            <w:tcW w:type="dxa" w:w="3200"/>
+            <w:tcMar>
+              <w:top w:type="dxa" w:w="80"/>
+              <w:left w:type="dxa" w:w="120"/>
+              <w:bottom w:type="dxa" w:w="80"/>
+              <w:right w:type="dxa" w:w="120"/>
+            </w:tcMar>
+          </w:tcPr>
+          <w:p>
+            <w:r>
+              <w:rPr>
+                <w:rFonts w:ascii="Courier New" w:cs="Courier New" w:eastAsia="Courier New" w:hAnsi="Courier New"/>
+                <w:color w:val="1A1A2E"/>
+                <w:sz w:val="18"/>
+                <w:szCs w:val="18"/>
+              </w:rPr>
+              <w:t xml:space="preserve">/api/users/:id</w:t>
+            </w:r>
+          </w:p>
+        </w:tc>
+        <w:tc>
+          <w:tcPr>
+            <w:tcW w:type="dxa" w:w="3500"/>
+            <w:tcMar>
+              <w:top w:type="dxa" w:w="80"/>
+              <w:left w:type="dxa" w:w="120"/>
+              <w:bottom w:type="dxa" w:w="80"/>
+              <w:right w:type="dxa" w:w="120"/>
+            </w:tcMar>
+          </w:tcPr>
+          <w:p>
+            <w:r>
+              <w:rPr>
+                <w:rFonts w:ascii="Arial" w:cs="Arial" w:eastAsia="Arial" w:hAnsi="Arial"/>
+                <w:color w:val="2D2D44"/>
+                <w:sz w:val="18"/>
+                <w:szCs w:val="18"/>
+              </w:rPr>
+              <w:t xml:space="preserve">Suspend a user (same as /suspend)</w:t>
+            </w:r>
+          </w:p>
+        </w:tc>
+        <w:tc>
+          <w:tcPr>
+            <w:tcW w:type="dxa" w:w="1500"/>
+            <w:tcMar>
+              <w:top w:type="dxa" w:w="80"/>
+              <w:left w:type="dxa" w:w="120"/>
+              <w:bottom w:type="dxa" w:w="80"/>
+              <w:right w:type="dxa" w:w="120"/>
+            </w:tcMar>
+          </w:tcPr>
+          <w:p>
+            <w:r>
+              <w:rPr>
+                <w:rFonts w:ascii="Arial" w:cs="Arial" w:eastAsia="Arial" w:hAnsi="Arial"/>
+                <w:i/>
+                <w:iCs/>
+                <w:color w:val="6B6B80"/>
+                <w:sz w:val="17"/>
+                <w:szCs w:val="17"/>
+              </w:rPr>
               <w:t xml:space="preserve">TENANT_ADMIN+</w:t>
+            </w:r>
+          </w:p>
+        </w:tc>
+      </w:tr>
+      <w:tr>
+        <w:tc>
+          <w:tcPr>
+            <w:tcW w:type="dxa" w:w="1200"/>
+            <w:shd w:fill="2471A3" w:val="clear"/>
+            <w:tcMar>
+              <w:top w:type="dxa" w:w="80"/>
+              <w:left w:type="dxa" w:w="120"/>
+              <w:bottom w:type="dxa" w:w="80"/>
+              <w:right w:type="dxa" w:w="120"/>
+            </w:tcMar>
+            <w:vAlign w:val="center"/>
+          </w:tcPr>
+          <w:p>
+            <w:pPr>
+              <w:jc w:val="center"/>
+            </w:pPr>
+            <w:r>
+              <w:rPr>
+                <w:rFonts w:ascii="Arial" w:cs="Arial" w:eastAsia="Arial" w:hAnsi="Arial"/>
+                <w:b/>
+                <w:bCs/>
+                <w:color w:val="FFFFFF"/>
+                <w:sz w:val="18"/>
+                <w:szCs w:val="18"/>
+              </w:rPr>
+              <w:t xml:space="preserve">POST</w:t>
+            </w:r>
+          </w:p>
+        </w:tc>
+        <w:tc>
+          <w:tcPr>
+            <w:tcW w:type="dxa" w:w="3200"/>
+            <w:tcMar>
+              <w:top w:type="dxa" w:w="80"/>
+              <w:left w:type="dxa" w:w="120"/>
+              <w:bottom w:type="dxa" w:w="80"/>
+              <w:right w:type="dxa" w:w="120"/>
+            </w:tcMar>
+          </w:tcPr>
+          <w:p>
+            <w:r>
+              <w:rPr>
+                <w:rFonts w:ascii="Courier New" w:cs="Courier New" w:eastAsia="Courier New" w:hAnsi="Courier New"/>
+                <w:color w:val="1A1A2E"/>
+                <w:sz w:val="18"/>
+                <w:szCs w:val="18"/>
+              </w:rPr>
+              <w:t xml:space="preserve">/api/users/:id/suspend</w:t>
+            </w:r>
+          </w:p>
+        </w:tc>
+        <w:tc>
+          <w:tcPr>
+            <w:tcW w:type="dxa" w:w="3500"/>
+            <w:tcMar>
+              <w:top w:type="dxa" w:w="80"/>
+              <w:left w:type="dxa" w:w="120"/>
+              <w:bottom w:type="dxa" w:w="80"/>
+              <w:right w:type="dxa" w:w="120"/>
+            </w:tcMar>
+          </w:tcPr>
+          <w:p>
+            <w:r>
+              <w:rPr>
+                <w:rFonts w:ascii="Arial" w:cs="Arial" w:eastAsia="Arial" w:hAnsi="Arial"/>
+                <w:color w:val="2D2D44"/>
+                <w:sz w:val="18"/>
+                <w:szCs w:val="18"/>
+              </w:rPr>
+              <w:t xml:space="preserve">Suspend a user: signs them out and revokes every trusted device</w:t>
+            </w:r>
+          </w:p>
+        </w:tc>
+        <w:tc>
+          <w:tcPr>
+            <w:tcW w:type="dxa" w:w="1500"/>
+            <w:tcMar>
+              <w:top w:type="dxa" w:w="80"/>
+              <w:left w:type="dxa" w:w="120"/>
+              <w:bottom w:type="dxa" w:w="80"/>
+              <w:right w:type="dxa" w:w="120"/>
+            </w:tcMar>
+          </w:tcPr>
+          <w:p>
+            <w:r>
+              <w:rPr>
+                <w:rFonts w:ascii="Arial" w:cs="Arial" w:eastAsia="Arial" w:hAnsi="Arial"/>
+                <w:i/>
+                <w:iCs/>
+                <w:color w:val="6B6B80"/>
+                <w:sz w:val="17"/>
+                <w:szCs w:val="17"/>
+              </w:rPr>
+              <w:t xml:space="preserve">TENANT_ADMIN+</w:t>
+            </w:r>
+          </w:p>
+        </w:tc>
+      </w:tr>
+      <w:tr>
+        <w:tc>
+          <w:tcPr>
+            <w:tcW w:type="dxa" w:w="1200"/>
+            <w:shd w:fill="2471A3" w:val="clear"/>
+            <w:tcMar>
+              <w:top w:type="dxa" w:w="80"/>
+              <w:left w:type="dxa" w:w="120"/>
+              <w:bottom w:type="dxa" w:w="80"/>
+              <w:right w:type="dxa" w:w="120"/>
+            </w:tcMar>
+            <w:vAlign w:val="center"/>
+          </w:tcPr>
+          <w:p>
+            <w:pPr>
+              <w:jc w:val="center"/>
+            </w:pPr>
+            <w:r>
+              <w:rPr>
+                <w:rFonts w:ascii="Arial" w:cs="Arial" w:eastAsia="Arial" w:hAnsi="Arial"/>
+                <w:b/>
+                <w:bCs/>
+                <w:color w:val="FFFFFF"/>
+                <w:sz w:val="18"/>
+                <w:szCs w:val="18"/>
+              </w:rPr>
+              <w:t xml:space="preserve">POST</w:t>
+            </w:r>
+          </w:p>
+        </w:tc>
+        <w:tc>
+          <w:tcPr>
+            <w:tcW w:type="dxa" w:w="3200"/>
+            <w:tcMar>
+              <w:top w:type="dxa" w:w="80"/>
+              <w:left w:type="dxa" w:w="120"/>
+              <w:bottom w:type="dxa" w:w="80"/>
+              <w:right w:type="dxa" w:w="120"/>
+            </w:tcMar>
+          </w:tcPr>
+          <w:p>
+            <w:r>
+              <w:rPr>
+                <w:rFonts w:ascii="Courier New" w:cs="Courier New" w:eastAsia="Courier New" w:hAnsi="Courier New"/>
+                <w:color w:val="1A1A2E"/>
+                <w:sz w:val="18"/>
+                <w:szCs w:val="18"/>
+              </w:rPr>
+              <w:t xml:space="preserve">/api/users/:id/reactivate</w:t>
+            </w:r>
+          </w:p>
+        </w:tc>
+        <w:tc>
+          <w:tcPr>
+            <w:tcW w:type="dxa" w:w="3500"/>
+            <w:tcMar>
+              <w:top w:type="dxa" w:w="80"/>
+              <w:left w:type="dxa" w:w="120"/>
+              <w:bottom w:type="dxa" w:w="80"/>
+              <w:right w:type="dxa" w:w="120"/>
+            </w:tcMar>
+          </w:tcPr>
+          <w:p>
+            <w:r>
+              <w:rPr>
+                <w:rFonts w:ascii="Arial" w:cs="Arial" w:eastAsia="Arial" w:hAnsi="Arial"/>
+                <w:color w:val="2D2D44"/>
+                <w:sz w:val="18"/>
+                <w:szCs w:val="18"/>
+              </w:rPr>
+              <w:t xml:space="preserve">Reactivate a suspended user</w:t>
+            </w:r>
+          </w:p>
+        </w:tc>
+        <w:tc>
+          <w:tcPr>
+            <w:tcW w:type="dxa" w:w="1500"/>
+            <w:tcMar>
+              <w:top w:type="dxa" w:w="80"/>
+              <w:left w:type="dxa" w:w="120"/>
+              <w:bottom w:type="dxa" w:w="80"/>
+              <w:right w:type="dxa" w:w="120"/>
+            </w:tcMar>
+          </w:tcPr>
+          <w:p>
+            <w:r>
+              <w:rPr>
+                <w:rFonts w:ascii="Arial" w:cs="Arial" w:eastAsia="Arial" w:hAnsi="Arial"/>
+                <w:i/>
+                <w:iCs/>
+                <w:color w:val="6B6B80"/>
+                <w:sz w:val="17"/>
+                <w:szCs w:val="17"/>
+              </w:rPr>
+              <w:t xml:space="preserve">TENANT_ADMIN+</w:t>
+            </w:r>
+          </w:p>
+        </w:tc>
+      </w:tr>
+      <w:tr>
+        <w:tc>
+          <w:tcPr>
+            <w:tcW w:type="dxa" w:w="1200"/>
+            <w:shd w:fill="4A6741" w:val="clear"/>
+            <w:tcMar>
+              <w:top w:type="dxa" w:w="80"/>
+              <w:left w:type="dxa" w:w="120"/>
+              <w:bottom w:type="dxa" w:w="80"/>
+              <w:right w:type="dxa" w:w="120"/>
+            </w:tcMar>
+            <w:vAlign w:val="center"/>
+          </w:tcPr>
+          <w:p>
+            <w:pPr>
+              <w:jc w:val="center"/>
+            </w:pPr>
+            <w:r>
+              <w:rPr>
+                <w:rFonts w:ascii="Arial" w:cs="Arial" w:eastAsia="Arial" w:hAnsi="Arial"/>
+                <w:b/>
+                <w:bCs/>
+                <w:color w:val="FFFFFF"/>
+                <w:sz w:val="18"/>
+                <w:szCs w:val="18"/>
+              </w:rPr>
+              <w:t xml:space="preserve">GET</w:t>
+            </w:r>
+          </w:p>
+        </w:tc>
+        <w:tc>
+          <w:tcPr>
+            <w:tcW w:type="dxa" w:w="3200"/>
+            <w:tcMar>
+              <w:top w:type="dxa" w:w="80"/>
+              <w:left w:type="dxa" w:w="120"/>
+              <w:bottom w:type="dxa" w:w="80"/>
+              <w:right w:type="dxa" w:w="120"/>
+            </w:tcMar>
+          </w:tcPr>
+          <w:p>
+            <w:r>
+              <w:rPr>
+                <w:rFonts w:ascii="Courier New" w:cs="Courier New" w:eastAsia="Courier New" w:hAnsi="Courier New"/>
+                <w:color w:val="1A1A2E"/>
+                <w:sz w:val="18"/>
+                <w:szCs w:val="18"/>
+              </w:rPr>
+              <w:t xml:space="preserve">/api/users/invites</w:t>
+            </w:r>
+          </w:p>
+        </w:tc>
+        <w:tc>
+          <w:tcPr>
+            <w:tcW w:type="dxa" w:w="3500"/>
+            <w:tcMar>
+              <w:top w:type="dxa" w:w="80"/>
+              <w:left w:type="dxa" w:w="120"/>
+              <w:bottom w:type="dxa" w:w="80"/>
+              <w:right w:type="dxa" w:w="120"/>
+            </w:tcMar>
+          </w:tcPr>
+          <w:p>
+            <w:r>
+              <w:rPr>
+                <w:rFonts w:ascii="Arial" w:cs="Arial" w:eastAsia="Arial" w:hAnsi="Arial"/>
+                <w:color w:val="2D2D44"/>
+                <w:sz w:val="18"/>
+                <w:szCs w:val="18"/>
+              </w:rPr>
+              <w:t xml:space="preserve">List open invitations (pending or expired)</w:t>
+            </w:r>
+          </w:p>
+        </w:tc>
+        <w:tc>
+          <w:tcPr>
+            <w:tcW w:type="dxa" w:w="1500"/>
+            <w:tcMar>
+              <w:top w:type="dxa" w:w="80"/>
+              <w:left w:type="dxa" w:w="120"/>
+              <w:bottom w:type="dxa" w:w="80"/>
+              <w:right w:type="dxa" w:w="120"/>
+            </w:tcMar>
+          </w:tcPr>
+          <w:p>
+            <w:r>
+              <w:rPr>
+                <w:rFonts w:ascii="Arial" w:cs="Arial" w:eastAsia="Arial" w:hAnsi="Arial"/>
+                <w:i/>
+                <w:iCs/>
+                <w:color w:val="6B6B80"/>
+                <w:sz w:val="17"/>
+                <w:szCs w:val="17"/>
+              </w:rPr>
+              <w:t xml:space="preserve">TENANT_ADMIN</w:t>
+            </w:r>
+          </w:p>
+        </w:tc>
+      </w:tr>
+      <w:tr>
+        <w:tc>
+          <w:tcPr>
+            <w:tcW w:type="dxa" w:w="1200"/>
+            <w:shd w:fill="2471A3" w:val="clear"/>
+            <w:tcMar>
+              <w:top w:type="dxa" w:w="80"/>
+              <w:left w:type="dxa" w:w="120"/>
+              <w:bottom w:type="dxa" w:w="80"/>
+              <w:right w:type="dxa" w:w="120"/>
+            </w:tcMar>
+            <w:vAlign w:val="center"/>
+          </w:tcPr>
+          <w:p>
+            <w:pPr>
+              <w:jc w:val="center"/>
+            </w:pPr>
+            <w:r>
+              <w:rPr>
+                <w:rFonts w:ascii="Arial" w:cs="Arial" w:eastAsia="Arial" w:hAnsi="Arial"/>
+                <w:b/>
+                <w:bCs/>
+                <w:color w:val="FFFFFF"/>
+                <w:sz w:val="18"/>
+                <w:szCs w:val="18"/>
+              </w:rPr>
+              <w:t xml:space="preserve">POST</w:t>
+            </w:r>
+          </w:p>
+        </w:tc>
+        <w:tc>
+          <w:tcPr>
+            <w:tcW w:type="dxa" w:w="3200"/>
+            <w:tcMar>
+              <w:top w:type="dxa" w:w="80"/>
+              <w:left w:type="dxa" w:w="120"/>
+              <w:bottom w:type="dxa" w:w="80"/>
+              <w:right w:type="dxa" w:w="120"/>
+            </w:tcMar>
+          </w:tcPr>
+          <w:p>
+            <w:r>
+              <w:rPr>
+                <w:rFonts w:ascii="Courier New" w:cs="Courier New" w:eastAsia="Courier New" w:hAnsi="Courier New"/>
+                <w:color w:val="1A1A2E"/>
+                <w:sz w:val="18"/>
+                <w:szCs w:val="18"/>
+              </w:rPr>
+              <w:t xml:space="preserve">/api/users/invites</w:t>
+            </w:r>
+          </w:p>
+        </w:tc>
+        <w:tc>
+          <w:tcPr>
+            <w:tcW w:type="dxa" w:w="3500"/>
+            <w:tcMar>
+              <w:top w:type="dxa" w:w="80"/>
+              <w:left w:type="dxa" w:w="120"/>
+              <w:bottom w:type="dxa" w:w="80"/>
+              <w:right w:type="dxa" w:w="120"/>
+            </w:tcMar>
+          </w:tcPr>
+          <w:p>
+            <w:r>
+              <w:rPr>
+                <w:rFonts w:ascii="Arial" w:cs="Arial" w:eastAsia="Arial" w:hAnsi="Arial"/>
+                <w:color w:val="2D2D44"/>
+                <w:sz w:val="18"/>
+                <w:szCs w:val="18"/>
+              </w:rPr>
+              <w:t xml:space="preserve">Invite someone by email</w:t>
+            </w:r>
+          </w:p>
+        </w:tc>
+        <w:tc>
+          <w:tcPr>
+            <w:tcW w:type="dxa" w:w="1500"/>
+            <w:tcMar>
+              <w:top w:type="dxa" w:w="80"/>
+              <w:left w:type="dxa" w:w="120"/>
+              <w:bottom w:type="dxa" w:w="80"/>
+              <w:right w:type="dxa" w:w="120"/>
+            </w:tcMar>
+          </w:tcPr>
+          <w:p>
+            <w:r>
+              <w:rPr>
+                <w:rFonts w:ascii="Arial" w:cs="Arial" w:eastAsia="Arial" w:hAnsi="Arial"/>
+                <w:i/>
+                <w:iCs/>
+                <w:color w:val="6B6B80"/>
+                <w:sz w:val="17"/>
+                <w:szCs w:val="17"/>
+              </w:rPr>
+              <w:t xml:space="preserve">TENANT_ADMIN</w:t>
+            </w:r>
+          </w:p>
+        </w:tc>
+      </w:tr>
+      <w:tr>
+        <w:tc>
+          <w:tcPr>
+            <w:tcW w:type="dxa" w:w="1200"/>
+            <w:shd w:fill="2471A3" w:val="clear"/>
+            <w:tcMar>
+              <w:top w:type="dxa" w:w="80"/>
+              <w:left w:type="dxa" w:w="120"/>
+              <w:bottom w:type="dxa" w:w="80"/>
+              <w:right w:type="dxa" w:w="120"/>
+            </w:tcMar>
+            <w:vAlign w:val="center"/>
+          </w:tcPr>
+          <w:p>
+            <w:pPr>
+              <w:jc w:val="center"/>
+            </w:pPr>
+            <w:r>
+              <w:rPr>
+                <w:rFonts w:ascii="Arial" w:cs="Arial" w:eastAsia="Arial" w:hAnsi="Arial"/>
+                <w:b/>
+                <w:bCs/>
+                <w:color w:val="FFFFFF"/>
+                <w:sz w:val="18"/>
+                <w:szCs w:val="18"/>
+              </w:rPr>
+              <w:t xml:space="preserve">POST</w:t>
+            </w:r>
+          </w:p>
+        </w:tc>
+        <w:tc>
+          <w:tcPr>
+            <w:tcW w:type="dxa" w:w="3200"/>
+            <w:tcMar>
+              <w:top w:type="dxa" w:w="80"/>
+              <w:left w:type="dxa" w:w="120"/>
+              <w:bottom w:type="dxa" w:w="80"/>
+              <w:right w:type="dxa" w:w="120"/>
+            </w:tcMar>
+          </w:tcPr>
+          <w:p>
+            <w:r>
+              <w:rPr>
+                <w:rFonts w:ascii="Courier New" w:cs="Courier New" w:eastAsia="Courier New" w:hAnsi="Courier New"/>
+                <w:color w:val="1A1A2E"/>
+                <w:sz w:val="18"/>
+                <w:szCs w:val="18"/>
+              </w:rPr>
+              <w:t xml:space="preserve">/api/users/invites/:inviteId/resend</w:t>
+            </w:r>
+          </w:p>
+        </w:tc>
+        <w:tc>
+          <w:tcPr>
+            <w:tcW w:type="dxa" w:w="3500"/>
+            <w:tcMar>
+              <w:top w:type="dxa" w:w="80"/>
+              <w:left w:type="dxa" w:w="120"/>
+              <w:bottom w:type="dxa" w:w="80"/>
+              <w:right w:type="dxa" w:w="120"/>
+            </w:tcMar>
+          </w:tcPr>
+          <w:p>
+            <w:r>
+              <w:rPr>
+                <w:rFonts w:ascii="Arial" w:cs="Arial" w:eastAsia="Arial" w:hAnsi="Arial"/>
+                <w:color w:val="2D2D44"/>
+                <w:sz w:val="18"/>
+                <w:szCs w:val="18"/>
+              </w:rPr>
+              <w:t xml:space="preserve">Resend: a new link and a new 7-day expiry</w:t>
+            </w:r>
+          </w:p>
+        </w:tc>
+        <w:tc>
+          <w:tcPr>
+            <w:tcW w:type="dxa" w:w="1500"/>
+            <w:tcMar>
+              <w:top w:type="dxa" w:w="80"/>
+              <w:left w:type="dxa" w:w="120"/>
+              <w:bottom w:type="dxa" w:w="80"/>
+              <w:right w:type="dxa" w:w="120"/>
+            </w:tcMar>
+          </w:tcPr>
+          <w:p>
+            <w:r>
+              <w:rPr>
+                <w:rFonts w:ascii="Arial" w:cs="Arial" w:eastAsia="Arial" w:hAnsi="Arial"/>
+                <w:i/>
+                <w:iCs/>
+                <w:color w:val="6B6B80"/>
+                <w:sz w:val="17"/>
+                <w:szCs w:val="17"/>
+              </w:rPr>
+              <w:t xml:space="preserve">TENANT_ADMIN</w:t>
+            </w:r>
+          </w:p>
+        </w:tc>
+      </w:tr>
+      <w:tr>
+        <w:tc>
+          <w:tcPr>
+            <w:tcW w:type="dxa" w:w="1200"/>
+            <w:shd w:fill="2471A3" w:val="clear"/>
+            <w:tcMar>
+              <w:top w:type="dxa" w:w="80"/>
+              <w:left w:type="dxa" w:w="120"/>
+              <w:bottom w:type="dxa" w:w="80"/>
+              <w:right w:type="dxa" w:w="120"/>
+            </w:tcMar>
+            <w:vAlign w:val="center"/>
+          </w:tcPr>
+          <w:p>
+            <w:pPr>
+              <w:jc w:val="center"/>
+            </w:pPr>
+            <w:r>
+              <w:rPr>
+                <w:rFonts w:ascii="Arial" w:cs="Arial" w:eastAsia="Arial" w:hAnsi="Arial"/>
+                <w:b/>
+                <w:bCs/>
+                <w:color w:val="FFFFFF"/>
+                <w:sz w:val="18"/>
+                <w:szCs w:val="18"/>
+              </w:rPr>
+              <w:t xml:space="preserve">POST</w:t>
+            </w:r>
+          </w:p>
+        </w:tc>
+        <w:tc>
+          <w:tcPr>
+            <w:tcW w:type="dxa" w:w="3200"/>
+            <w:tcMar>
+              <w:top w:type="dxa" w:w="80"/>
+              <w:left w:type="dxa" w:w="120"/>
+              <w:bottom w:type="dxa" w:w="80"/>
+              <w:right w:type="dxa" w:w="120"/>
+            </w:tcMar>
+          </w:tcPr>
+          <w:p>
+            <w:r>
+              <w:rPr>
+                <w:rFonts w:ascii="Courier New" w:cs="Courier New" w:eastAsia="Courier New" w:hAnsi="Courier New"/>
+                <w:color w:val="1A1A2E"/>
+                <w:sz w:val="18"/>
+                <w:szCs w:val="18"/>
+              </w:rPr>
+              <w:t xml:space="preserve">/api/users/invites/:inviteId/revoke</w:t>
+            </w:r>
+          </w:p>
+        </w:tc>
+        <w:tc>
+          <w:tcPr>
+            <w:tcW w:type="dxa" w:w="3500"/>
+            <w:tcMar>
+              <w:top w:type="dxa" w:w="80"/>
+              <w:left w:type="dxa" w:w="120"/>
+              <w:bottom w:type="dxa" w:w="80"/>
+              <w:right w:type="dxa" w:w="120"/>
+            </w:tcMar>
+          </w:tcPr>
+          <w:p>
+            <w:r>
+              <w:rPr>
+                <w:rFonts w:ascii="Arial" w:cs="Arial" w:eastAsia="Arial" w:hAnsi="Arial"/>
+                <w:color w:val="2D2D44"/>
+                <w:sz w:val="18"/>
+                <w:szCs w:val="18"/>
+              </w:rPr>
+              <w:t xml:space="preserve">Revoke an open invitation</w:t>
+            </w:r>
+          </w:p>
+        </w:tc>
+        <w:tc>
+          <w:tcPr>
+            <w:tcW w:type="dxa" w:w="1500"/>
+            <w:tcMar>
+              <w:top w:type="dxa" w:w="80"/>
+              <w:left w:type="dxa" w:w="120"/>
+              <w:bottom w:type="dxa" w:w="80"/>
+              <w:right w:type="dxa" w:w="120"/>
+            </w:tcMar>
+          </w:tcPr>
+          <w:p>
+            <w:r>
+              <w:rPr>
+                <w:rFonts w:ascii="Arial" w:cs="Arial" w:eastAsia="Arial" w:hAnsi="Arial"/>
+                <w:i/>
+                <w:iCs/>
+                <w:color w:val="6B6B80"/>
+                <w:sz w:val="17"/>
+                <w:szCs w:val="17"/>
+              </w:rPr>
+              <w:t xml:space="preserve">TENANT_ADMIN</w:t>
             </w:r>
           </w:p>
         </w:tc>
       </w:tr>
     </w:tbl>
+    <w:p>
+      <w:pPr>
+        <w:spacing w:after="120"/>
+      </w:pPr>
+      <w:r>
+        <w:t xml:space="preserve"/>
+      </w:r>
+    </w:p>
+    <w:p>
+      <w:pPr>
+        <w:pBdr>
+          <w:bottom w:val="single" w:color="C6A43A" w:sz="6" w:space="1"/>
+        </w:pBdr>
+        <w:spacing w:after="160" w:before="400"/>
+      </w:pPr>
+      <w:r>
+        <w:rPr>
+          <w:rFonts w:ascii="Arial" w:cs="Arial" w:eastAsia="Arial" w:hAnsi="Arial"/>
+          <w:b/>
+          <w:bCs/>
+          <w:color w:val="C6A43A"/>
+          <w:spacing w:val="60"/>
+          <w:sz w:val="24"/>
+          <w:szCs w:val="24"/>
+        </w:rPr>
+        <w:t xml:space="preserve">ROLES AND THE ASSIGNMENT LOCK</w:t>
+      </w:r>
+    </w:p>
+    <w:p>
+      <w:pPr>
+        <w:pStyle w:val="ListParagraph"/>
+        <w:numPr>
+          <w:ilvl w:val="0"/>
+          <w:numId w:val="2"/>
+        </w:numPr>
+        <w:spacing w:after="60"/>
+      </w:pPr>
+      <w:r>
+        <w:rPr>
+          <w:rFonts w:ascii="Arial" w:cs="Arial" w:eastAsia="Arial" w:hAnsi="Arial"/>
+          <w:color w:val="2D2D44"/>
+          <w:sz w:val="20"/>
+          <w:szCs w:val="20"/>
+        </w:rPr>
+        <w:t xml:space="preserve">TENANT_ADMIN manages the team, billing and every event. Never locked by assignments.</w:t>
+      </w:r>
+    </w:p>
+    <w:p>
+      <w:pPr>
+        <w:pStyle w:val="ListParagraph"/>
+        <w:numPr>
+          <w:ilvl w:val="0"/>
+          <w:numId w:val="2"/>
+        </w:numPr>
+        <w:spacing w:after="60"/>
+      </w:pPr>
+      <w:r>
+        <w:rPr>
+          <w:rFonts w:ascii="Arial" w:cs="Arial" w:eastAsia="Arial" w:hAnsi="Arial"/>
+          <w:color w:val="2D2D44"/>
+          <w:sz w:val="20"/>
+          <w:szCs w:val="20"/>
+        </w:rPr>
+        <w:t xml:space="preserve">EVENT_ADMIN works on events. With no assignments they see every event in the tenant; with any, only their assigned events. Any other event, and everything under it (days, program, guests, invites, RSVP fields and responses, check-in, Memory Hub, Event Pass, tickets, invitation design, uploads), is a 404, the same as another tenant's. A locked member who creates an event is assigned to it.</w:t>
+      </w:r>
+    </w:p>
+    <w:p>
+      <w:pPr>
+        <w:spacing w:after="120"/>
+      </w:pPr>
+      <w:r>
+        <w:t xml:space="preserve"/>
+      </w:r>
+    </w:p>
+    <w:p>
+      <w:pPr>
+        <w:spacing w:after="100" w:before="280"/>
+      </w:pPr>
+      <w:r>
+        <w:rPr>
+          <w:rFonts w:ascii="Arial" w:cs="Arial" w:eastAsia="Arial" w:hAnsi="Arial"/>
+          <w:b/>
+          <w:bCs/>
+          <w:color w:val="1A1A2E"/>
+          <w:sz w:val="26"/>
+          <w:szCs w:val="26"/>
+        </w:rPr>
+        <w:t xml:space="preserve">GET /api/users — Success Response (TENANT_ADMIN)</w:t>
+      </w:r>
+    </w:p>
+    <w:p>
+      <w:pPr>
+        <w:spacing w:after="100"/>
+      </w:pPr>
+      <w:r>
+        <w:rPr>
+          <w:rFonts w:ascii="Arial" w:cs="Arial" w:eastAsia="Arial" w:hAnsi="Arial"/>
+          <w:b w:val="false"/>
+          <w:bCs w:val="false"/>
+          <w:i w:val="false"/>
+          <w:iCs w:val="false"/>
+          <w:color w:val="2D2D44"/>
+          <w:sz w:val="20"/>
+          <w:szCs w:val="20"/>
+        </w:rPr>
+        <w:t xml:space="preserve">Each user row as before, plus:</w:t>
+      </w:r>
+    </w:p>
+    <w:p>
+      <w:pPr>
+        <w:shd w:fill="F0F0F0" w:val="clear"/>
+        <w:spacing w:after="80"/>
+      </w:pPr>
+      <w:r>
+        <w:rPr>
+          <w:rFonts w:ascii="Courier New" w:cs="Courier New" w:eastAsia="Courier New" w:hAnsi="Courier New"/>
+          <w:color w:val="4A6741"/>
+          <w:sz w:val="18"/>
+          <w:szCs w:val="18"/>
+        </w:rPr>
+        <w:t xml:space="preserve">{ ..., "status": "ACTIVE" | "SUSPENDED",</w:t>
+      </w:r>
+    </w:p>
+    <w:p>
+      <w:pPr>
+        <w:shd w:fill="F0F0F0" w:val="clear"/>
+        <w:spacing w:after="80"/>
+      </w:pPr>
+      <w:r>
+        <w:rPr>
+          <w:rFonts w:ascii="Courier New" w:cs="Courier New" w:eastAsia="Courier New" w:hAnsi="Courier New"/>
+          <w:color w:val="4A6741"/>
+          <w:sz w:val="18"/>
+          <w:szCs w:val="18"/>
+        </w:rPr>
+        <w:t xml:space="preserve">  "assignments": [ { "eventId", "eventName", "eventIsArchived" } ] }</w:t>
+      </w:r>
+    </w:p>
+    <w:p>
+      <w:pPr>
+        <w:spacing w:after="100"/>
+      </w:pPr>
+      <w:r>
+        <w:rPr>
+          <w:rFonts w:ascii="Arial" w:cs="Arial" w:eastAsia="Arial" w:hAnsi="Arial"/>
+          <w:b w:val="false"/>
+          <w:bCs w:val="false"/>
+          <w:i w:val="false"/>
+          <w:iCs w:val="false"/>
+          <w:color w:val="2D2D44"/>
+          <w:sz w:val="20"/>
+          <w:szCs w:val="20"/>
+        </w:rPr>
+        <w:t xml:space="preserve">An empty assignments list means the member sees every event. A SUPER_ADMIN gets every user on the platform, unchanged.</w:t>
+      </w:r>
+    </w:p>
     <w:p>
       <w:pPr>
         <w:spacing w:after="120"/>
@@ -5341,7 +6264,7 @@
                 <w:sz w:val="18"/>
                 <w:szCs w:val="18"/>
               </w:rPr>
-              <w:t xml:space="preserve">User email address</w:t>
+              <w:t xml:space="preserve">User email address; stored lowercase and trimmed</w:t>
             </w:r>
           </w:p>
         </w:tc>
@@ -5477,7 +6400,7 @@
                 <w:sz w:val="18"/>
                 <w:szCs w:val="18"/>
               </w:rPr>
-              <w:t xml:space="preserve">TENANT_ADMIN | EVENT_ADMIN</w:t>
+              <w:t xml:space="preserve">TENANT_ADMIN | EVENT_ADMIN | EVENT_VENDOR</w:t>
             </w:r>
           </w:p>
         </w:tc>
@@ -5521,7 +6444,7 @@
                 <w:sz w:val="18"/>
                 <w:szCs w:val="18"/>
               </w:rPr>
-              <w:t xml:space="preserve">Role within the tenant</w:t>
+              <w:t xml:space="preserve">EVENT_VENDOR is 422 while the vendors feature is off</w:t>
             </w:r>
           </w:p>
         </w:tc>
@@ -5611,7 +6534,7 @@
                 <w:sz w:val="18"/>
                 <w:szCs w:val="18"/>
               </w:rPr>
-              <w:t xml:space="preserve">Defaults to the requesting user's tenant</w:t>
+              <w:t xml:space="preserve">SUPER_ADMIN only; a TENANT_ADMIN always creates in their own tenant</w:t>
             </w:r>
           </w:p>
         </w:tc>
@@ -5619,23 +6542,33 @@
     </w:tbl>
     <w:p>
       <w:pPr>
-        <w:spacing w:after="120"/>
+        <w:spacing w:after="100"/>
       </w:pPr>
       <w:r>
-        <w:t xml:space="preserve"/>
-      </w:r>
-    </w:p>
-    <w:p>
-      <w:r>
-        <w:br w:type="page"/>
+        <w:rPr>
+          <w:rFonts w:ascii="Arial" w:cs="Arial" w:eastAsia="Arial" w:hAnsi="Arial"/>
+          <w:b w:val="false"/>
+          <w:bCs w:val="false"/>
+          <w:i w:val="false"/>
+          <w:iCs w:val="false"/>
+          <w:color w:val="2D2D44"/>
+          <w:sz w:val="20"/>
+          <w:szCs w:val="20"/>
+        </w:rPr>
+        <w:t xml:space="preserve">409 USER_EMAIL_TAKEN — the email (in any case) already has an account, including when two creations race.</w:t>
       </w:r>
     </w:p>
     <w:p>
       <w:pPr>
-        <w:pBdr>
-          <w:bottom w:val="single" w:color="C6A43A" w:sz="8" w:space="2"/>
-        </w:pBdr>
-        <w:spacing w:after="200" w:before="480"/>
+        <w:spacing w:after="120"/>
+      </w:pPr>
+      <w:r>
+        <w:t xml:space="preserve"/>
+      </w:r>
+    </w:p>
+    <w:p>
+      <w:pPr>
+        <w:spacing w:after="100" w:before="280"/>
       </w:pPr>
       <w:r>
         <w:rPr>
@@ -5643,12 +6576,680 @@
           <w:b/>
           <w:bCs/>
           <w:color w:val="1A1A2E"/>
-          <w:sz w:val="52"/>
-          <w:szCs w:val="52"/>
+          <w:sz w:val="26"/>
+          <w:szCs w:val="26"/>
         </w:rPr>
-        <w:t xml:space="preserve">Event Endpoints</w:t>
+        <w:t xml:space="preserve">PUT /api/users/:id — Request Body</w:t>
       </w:r>
     </w:p>
+    <w:p>
+      <w:pPr>
+        <w:spacing w:after="100"/>
+      </w:pPr>
+      <w:r>
+        <w:rPr>
+          <w:rFonts w:ascii="Arial" w:cs="Arial" w:eastAsia="Arial" w:hAnsi="Arial"/>
+          <w:b w:val="false"/>
+          <w:bCs w:val="false"/>
+          <w:i w:val="false"/>
+          <w:iCs w:val="false"/>
+          <w:color w:val="2D2D44"/>
+          <w:sz w:val="20"/>
+          <w:szCs w:val="20"/>
+        </w:rPr>
+        <w:t xml:space="preserve">Only these two fields are written; anything else in the body is ignored.</w:t>
+      </w:r>
+    </w:p>
+    <w:tbl>
+      <w:tblPr>
+        <w:tblW w:type="dxa" w:w="9360"/>
+        <w:tblBorders>
+          <w:top w:val="single" w:color="auto" w:sz="4"/>
+          <w:left w:val="single" w:color="auto" w:sz="4"/>
+          <w:bottom w:val="single" w:color="auto" w:sz="4"/>
+          <w:right w:val="single" w:color="auto" w:sz="4"/>
+          <w:insideH w:val="single" w:color="auto" w:sz="4"/>
+          <w:insideV w:val="single" w:color="auto" w:sz="4"/>
+        </w:tblBorders>
+      </w:tblPr>
+      <w:tblGrid>
+        <w:gridCol w:w="2000"/>
+        <w:gridCol w:w="1400"/>
+        <w:gridCol w:w="1000"/>
+        <w:gridCol w:w="5000"/>
+      </w:tblGrid>
+      <w:tr>
+        <w:trPr>
+          <w:tblHeader/>
+        </w:trPr>
+        <w:tc>
+          <w:tcPr>
+            <w:tcW w:type="dxa" w:w="2000"/>
+            <w:shd w:fill="1A1A2E" w:val="clear"/>
+            <w:tcMar>
+              <w:top w:type="dxa" w:w="80"/>
+              <w:left w:type="dxa" w:w="120"/>
+              <w:bottom w:type="dxa" w:w="80"/>
+              <w:right w:type="dxa" w:w="120"/>
+            </w:tcMar>
+          </w:tcPr>
+          <w:p>
+            <w:r>
+              <w:rPr>
+                <w:rFonts w:ascii="Arial" w:cs="Arial" w:eastAsia="Arial" w:hAnsi="Arial"/>
+                <w:b/>
+                <w:bCs/>
+                <w:color w:val="FFFFFF"/>
+                <w:sz w:val="19"/>
+                <w:szCs w:val="19"/>
+              </w:rPr>
+              <w:t xml:space="preserve">Field</w:t>
+            </w:r>
+          </w:p>
+        </w:tc>
+        <w:tc>
+          <w:tcPr>
+            <w:tcW w:type="dxa" w:w="1400"/>
+            <w:shd w:fill="1A1A2E" w:val="clear"/>
+            <w:tcMar>
+              <w:top w:type="dxa" w:w="80"/>
+              <w:left w:type="dxa" w:w="120"/>
+              <w:bottom w:type="dxa" w:w="80"/>
+              <w:right w:type="dxa" w:w="120"/>
+            </w:tcMar>
+          </w:tcPr>
+          <w:p>
+            <w:r>
+              <w:rPr>
+                <w:rFonts w:ascii="Arial" w:cs="Arial" w:eastAsia="Arial" w:hAnsi="Arial"/>
+                <w:b/>
+                <w:bCs/>
+                <w:color w:val="FFFFFF"/>
+                <w:sz w:val="19"/>
+                <w:szCs w:val="19"/>
+              </w:rPr>
+              <w:t xml:space="preserve">Type</w:t>
+            </w:r>
+          </w:p>
+        </w:tc>
+        <w:tc>
+          <w:tcPr>
+            <w:tcW w:type="dxa" w:w="1000"/>
+            <w:shd w:fill="1A1A2E" w:val="clear"/>
+            <w:tcMar>
+              <w:top w:type="dxa" w:w="80"/>
+              <w:left w:type="dxa" w:w="120"/>
+              <w:bottom w:type="dxa" w:w="80"/>
+              <w:right w:type="dxa" w:w="120"/>
+            </w:tcMar>
+          </w:tcPr>
+          <w:p>
+            <w:r>
+              <w:rPr>
+                <w:rFonts w:ascii="Arial" w:cs="Arial" w:eastAsia="Arial" w:hAnsi="Arial"/>
+                <w:b/>
+                <w:bCs/>
+                <w:color w:val="FFFFFF"/>
+                <w:sz w:val="19"/>
+                <w:szCs w:val="19"/>
+              </w:rPr>
+              <w:t xml:space="preserve">Required</w:t>
+            </w:r>
+          </w:p>
+        </w:tc>
+        <w:tc>
+          <w:tcPr>
+            <w:tcW w:type="dxa" w:w="5000"/>
+            <w:shd w:fill="1A1A2E" w:val="clear"/>
+            <w:tcMar>
+              <w:top w:type="dxa" w:w="80"/>
+              <w:left w:type="dxa" w:w="120"/>
+              <w:bottom w:type="dxa" w:w="80"/>
+              <w:right w:type="dxa" w:w="120"/>
+            </w:tcMar>
+          </w:tcPr>
+          <w:p>
+            <w:r>
+              <w:rPr>
+                <w:rFonts w:ascii="Arial" w:cs="Arial" w:eastAsia="Arial" w:hAnsi="Arial"/>
+                <w:b/>
+                <w:bCs/>
+                <w:color w:val="FFFFFF"/>
+                <w:sz w:val="19"/>
+                <w:szCs w:val="19"/>
+              </w:rPr>
+              <w:t xml:space="preserve">Description</w:t>
+            </w:r>
+          </w:p>
+        </w:tc>
+      </w:tr>
+      <w:tr>
+        <w:tc>
+          <w:tcPr>
+            <w:tcW w:type="dxa" w:w="2000"/>
+            <w:tcMar>
+              <w:top w:type="dxa" w:w="60"/>
+              <w:left w:type="dxa" w:w="120"/>
+              <w:bottom w:type="dxa" w:w="60"/>
+              <w:right w:type="dxa" w:w="120"/>
+            </w:tcMar>
+          </w:tcPr>
+          <w:p>
+            <w:r>
+              <w:rPr>
+                <w:rFonts w:ascii="Courier New" w:cs="Courier New" w:eastAsia="Courier New" w:hAnsi="Courier New"/>
+                <w:color w:val="4A6741"/>
+                <w:sz w:val="18"/>
+                <w:szCs w:val="18"/>
+              </w:rPr>
+              <w:t xml:space="preserve">username</w:t>
+            </w:r>
+          </w:p>
+        </w:tc>
+        <w:tc>
+          <w:tcPr>
+            <w:tcW w:type="dxa" w:w="1400"/>
+            <w:tcMar>
+              <w:top w:type="dxa" w:w="60"/>
+              <w:left w:type="dxa" w:w="120"/>
+              <w:bottom w:type="dxa" w:w="60"/>
+              <w:right w:type="dxa" w:w="120"/>
+            </w:tcMar>
+          </w:tcPr>
+          <w:p>
+            <w:r>
+              <w:rPr>
+                <w:rFonts w:ascii="Arial" w:cs="Arial" w:eastAsia="Arial" w:hAnsi="Arial"/>
+                <w:color w:val="2471A3"/>
+                <w:sz w:val="18"/>
+                <w:szCs w:val="18"/>
+              </w:rPr>
+              <w:t xml:space="preserve">string</w:t>
+            </w:r>
+          </w:p>
+        </w:tc>
+        <w:tc>
+          <w:tcPr>
+            <w:tcW w:type="dxa" w:w="1000"/>
+            <w:tcMar>
+              <w:top w:type="dxa" w:w="60"/>
+              <w:left w:type="dxa" w:w="120"/>
+              <w:bottom w:type="dxa" w:w="60"/>
+              <w:right w:type="dxa" w:w="120"/>
+            </w:tcMar>
+          </w:tcPr>
+          <w:p>
+            <w:r>
+              <w:rPr>
+                <w:rFonts w:ascii="Arial" w:cs="Arial" w:eastAsia="Arial" w:hAnsi="Arial"/>
+                <w:color w:val="6B6B80"/>
+                <w:sz w:val="18"/>
+                <w:szCs w:val="18"/>
+              </w:rPr>
+              <w:t xml:space="preserve">No</w:t>
+            </w:r>
+          </w:p>
+        </w:tc>
+        <w:tc>
+          <w:tcPr>
+            <w:tcW w:type="dxa" w:w="5000"/>
+            <w:tcMar>
+              <w:top w:type="dxa" w:w="60"/>
+              <w:left w:type="dxa" w:w="120"/>
+              <w:bottom w:type="dxa" w:w="60"/>
+              <w:right w:type="dxa" w:w="120"/>
+            </w:tcMar>
+          </w:tcPr>
+          <w:p>
+            <w:r>
+              <w:rPr>
+                <w:rFonts w:ascii="Arial" w:cs="Arial" w:eastAsia="Arial" w:hAnsi="Arial"/>
+                <w:color w:val="2D2D44"/>
+                <w:sz w:val="18"/>
+                <w:szCs w:val="18"/>
+              </w:rPr>
+              <w:t xml:space="preserve">Display name</w:t>
+            </w:r>
+          </w:p>
+        </w:tc>
+      </w:tr>
+      <w:tr>
+        <w:tc>
+          <w:tcPr>
+            <w:tcW w:type="dxa" w:w="2000"/>
+            <w:tcMar>
+              <w:top w:type="dxa" w:w="60"/>
+              <w:left w:type="dxa" w:w="120"/>
+              <w:bottom w:type="dxa" w:w="60"/>
+              <w:right w:type="dxa" w:w="120"/>
+            </w:tcMar>
+          </w:tcPr>
+          <w:p>
+            <w:r>
+              <w:rPr>
+                <w:rFonts w:ascii="Courier New" w:cs="Courier New" w:eastAsia="Courier New" w:hAnsi="Courier New"/>
+                <w:color w:val="4A6741"/>
+                <w:sz w:val="18"/>
+                <w:szCs w:val="18"/>
+              </w:rPr>
+              <w:t xml:space="preserve">role</w:t>
+            </w:r>
+          </w:p>
+        </w:tc>
+        <w:tc>
+          <w:tcPr>
+            <w:tcW w:type="dxa" w:w="1400"/>
+            <w:tcMar>
+              <w:top w:type="dxa" w:w="60"/>
+              <w:left w:type="dxa" w:w="120"/>
+              <w:bottom w:type="dxa" w:w="60"/>
+              <w:right w:type="dxa" w:w="120"/>
+            </w:tcMar>
+          </w:tcPr>
+          <w:p>
+            <w:r>
+              <w:rPr>
+                <w:rFonts w:ascii="Arial" w:cs="Arial" w:eastAsia="Arial" w:hAnsi="Arial"/>
+                <w:color w:val="2471A3"/>
+                <w:sz w:val="18"/>
+                <w:szCs w:val="18"/>
+              </w:rPr>
+              <w:t xml:space="preserve">TENANT_ADMIN | EVENT_ADMIN | EVENT_VENDOR</w:t>
+            </w:r>
+          </w:p>
+        </w:tc>
+        <w:tc>
+          <w:tcPr>
+            <w:tcW w:type="dxa" w:w="1000"/>
+            <w:tcMar>
+              <w:top w:type="dxa" w:w="60"/>
+              <w:left w:type="dxa" w:w="120"/>
+              <w:bottom w:type="dxa" w:w="60"/>
+              <w:right w:type="dxa" w:w="120"/>
+            </w:tcMar>
+          </w:tcPr>
+          <w:p>
+            <w:r>
+              <w:rPr>
+                <w:rFonts w:ascii="Arial" w:cs="Arial" w:eastAsia="Arial" w:hAnsi="Arial"/>
+                <w:color w:val="6B6B80"/>
+                <w:sz w:val="18"/>
+                <w:szCs w:val="18"/>
+              </w:rPr>
+              <w:t xml:space="preserve">No</w:t>
+            </w:r>
+          </w:p>
+        </w:tc>
+        <w:tc>
+          <w:tcPr>
+            <w:tcW w:type="dxa" w:w="5000"/>
+            <w:tcMar>
+              <w:top w:type="dxa" w:w="60"/>
+              <w:left w:type="dxa" w:w="120"/>
+              <w:bottom w:type="dxa" w:w="60"/>
+              <w:right w:type="dxa" w:w="120"/>
+            </w:tcMar>
+          </w:tcPr>
+          <w:p>
+            <w:r>
+              <w:rPr>
+                <w:rFonts w:ascii="Arial" w:cs="Arial" w:eastAsia="Arial" w:hAnsi="Arial"/>
+                <w:color w:val="2D2D44"/>
+                <w:sz w:val="18"/>
+                <w:szCs w:val="18"/>
+              </w:rPr>
+              <w:t xml:space="preserve">Changing someone to EVENT_VENDOR is 422 while vendors are off. A change to any role but EVENT_ADMIN clears their assignments.</w:t>
+            </w:r>
+          </w:p>
+        </w:tc>
+      </w:tr>
+    </w:tbl>
+    <w:p>
+      <w:pPr>
+        <w:spacing w:after="100"/>
+      </w:pPr>
+      <w:r>
+        <w:rPr>
+          <w:rFonts w:ascii="Arial" w:cs="Arial" w:eastAsia="Arial" w:hAnsi="Arial"/>
+          <w:b w:val="false"/>
+          <w:bCs w:val="false"/>
+          <w:i w:val="false"/>
+          <w:iCs w:val="false"/>
+          <w:color w:val="2D2D44"/>
+          <w:sz w:val="20"/>
+          <w:szCs w:val="20"/>
+        </w:rPr>
+        <w:t xml:space="preserve">Errors: 403 changing your own role; 409 demoting the tenant's only active TENANT_ADMIN.</w:t>
+      </w:r>
+    </w:p>
+    <w:p>
+      <w:pPr>
+        <w:spacing w:after="120"/>
+      </w:pPr>
+      <w:r>
+        <w:t xml:space="preserve"/>
+      </w:r>
+    </w:p>
+    <w:p>
+      <w:pPr>
+        <w:spacing w:after="100" w:before="280"/>
+      </w:pPr>
+      <w:r>
+        <w:rPr>
+          <w:rFonts w:ascii="Arial" w:cs="Arial" w:eastAsia="Arial" w:hAnsi="Arial"/>
+          <w:b/>
+          <w:bCs/>
+          <w:color w:val="1A1A2E"/>
+          <w:sz w:val="26"/>
+          <w:szCs w:val="26"/>
+        </w:rPr>
+        <w:t xml:space="preserve">PUT /api/users/:id/assignments — Request Body</w:t>
+      </w:r>
+    </w:p>
+    <w:tbl>
+      <w:tblPr>
+        <w:tblW w:type="dxa" w:w="9360"/>
+        <w:tblBorders>
+          <w:top w:val="single" w:color="auto" w:sz="4"/>
+          <w:left w:val="single" w:color="auto" w:sz="4"/>
+          <w:bottom w:val="single" w:color="auto" w:sz="4"/>
+          <w:right w:val="single" w:color="auto" w:sz="4"/>
+          <w:insideH w:val="single" w:color="auto" w:sz="4"/>
+          <w:insideV w:val="single" w:color="auto" w:sz="4"/>
+        </w:tblBorders>
+      </w:tblPr>
+      <w:tblGrid>
+        <w:gridCol w:w="2000"/>
+        <w:gridCol w:w="1400"/>
+        <w:gridCol w:w="1000"/>
+        <w:gridCol w:w="5000"/>
+      </w:tblGrid>
+      <w:tr>
+        <w:trPr>
+          <w:tblHeader/>
+        </w:trPr>
+        <w:tc>
+          <w:tcPr>
+            <w:tcW w:type="dxa" w:w="2000"/>
+            <w:shd w:fill="1A1A2E" w:val="clear"/>
+            <w:tcMar>
+              <w:top w:type="dxa" w:w="80"/>
+              <w:left w:type="dxa" w:w="120"/>
+              <w:bottom w:type="dxa" w:w="80"/>
+              <w:right w:type="dxa" w:w="120"/>
+            </w:tcMar>
+          </w:tcPr>
+          <w:p>
+            <w:r>
+              <w:rPr>
+                <w:rFonts w:ascii="Arial" w:cs="Arial" w:eastAsia="Arial" w:hAnsi="Arial"/>
+                <w:b/>
+                <w:bCs/>
+                <w:color w:val="FFFFFF"/>
+                <w:sz w:val="19"/>
+                <w:szCs w:val="19"/>
+              </w:rPr>
+              <w:t xml:space="preserve">Field</w:t>
+            </w:r>
+          </w:p>
+        </w:tc>
+        <w:tc>
+          <w:tcPr>
+            <w:tcW w:type="dxa" w:w="1400"/>
+            <w:shd w:fill="1A1A2E" w:val="clear"/>
+            <w:tcMar>
+              <w:top w:type="dxa" w:w="80"/>
+              <w:left w:type="dxa" w:w="120"/>
+              <w:bottom w:type="dxa" w:w="80"/>
+              <w:right w:type="dxa" w:w="120"/>
+            </w:tcMar>
+          </w:tcPr>
+          <w:p>
+            <w:r>
+              <w:rPr>
+                <w:rFonts w:ascii="Arial" w:cs="Arial" w:eastAsia="Arial" w:hAnsi="Arial"/>
+                <w:b/>
+                <w:bCs/>
+                <w:color w:val="FFFFFF"/>
+                <w:sz w:val="19"/>
+                <w:szCs w:val="19"/>
+              </w:rPr>
+              <w:t xml:space="preserve">Type</w:t>
+            </w:r>
+          </w:p>
+        </w:tc>
+        <w:tc>
+          <w:tcPr>
+            <w:tcW w:type="dxa" w:w="1000"/>
+            <w:shd w:fill="1A1A2E" w:val="clear"/>
+            <w:tcMar>
+              <w:top w:type="dxa" w:w="80"/>
+              <w:left w:type="dxa" w:w="120"/>
+              <w:bottom w:type="dxa" w:w="80"/>
+              <w:right w:type="dxa" w:w="120"/>
+            </w:tcMar>
+          </w:tcPr>
+          <w:p>
+            <w:r>
+              <w:rPr>
+                <w:rFonts w:ascii="Arial" w:cs="Arial" w:eastAsia="Arial" w:hAnsi="Arial"/>
+                <w:b/>
+                <w:bCs/>
+                <w:color w:val="FFFFFF"/>
+                <w:sz w:val="19"/>
+                <w:szCs w:val="19"/>
+              </w:rPr>
+              <w:t xml:space="preserve">Required</w:t>
+            </w:r>
+          </w:p>
+        </w:tc>
+        <w:tc>
+          <w:tcPr>
+            <w:tcW w:type="dxa" w:w="5000"/>
+            <w:shd w:fill="1A1A2E" w:val="clear"/>
+            <w:tcMar>
+              <w:top w:type="dxa" w:w="80"/>
+              <w:left w:type="dxa" w:w="120"/>
+              <w:bottom w:type="dxa" w:w="80"/>
+              <w:right w:type="dxa" w:w="120"/>
+            </w:tcMar>
+          </w:tcPr>
+          <w:p>
+            <w:r>
+              <w:rPr>
+                <w:rFonts w:ascii="Arial" w:cs="Arial" w:eastAsia="Arial" w:hAnsi="Arial"/>
+                <w:b/>
+                <w:bCs/>
+                <w:color w:val="FFFFFF"/>
+                <w:sz w:val="19"/>
+                <w:szCs w:val="19"/>
+              </w:rPr>
+              <w:t xml:space="preserve">Description</w:t>
+            </w:r>
+          </w:p>
+        </w:tc>
+      </w:tr>
+      <w:tr>
+        <w:tc>
+          <w:tcPr>
+            <w:tcW w:type="dxa" w:w="2000"/>
+            <w:tcMar>
+              <w:top w:type="dxa" w:w="60"/>
+              <w:left w:type="dxa" w:w="120"/>
+              <w:bottom w:type="dxa" w:w="60"/>
+              <w:right w:type="dxa" w:w="120"/>
+            </w:tcMar>
+          </w:tcPr>
+          <w:p>
+            <w:r>
+              <w:rPr>
+                <w:rFonts w:ascii="Courier New" w:cs="Courier New" w:eastAsia="Courier New" w:hAnsi="Courier New"/>
+                <w:color w:val="4A6741"/>
+                <w:sz w:val="18"/>
+                <w:szCs w:val="18"/>
+              </w:rPr>
+              <w:t xml:space="preserve">eventIds</w:t>
+            </w:r>
+          </w:p>
+        </w:tc>
+        <w:tc>
+          <w:tcPr>
+            <w:tcW w:type="dxa" w:w="1400"/>
+            <w:tcMar>
+              <w:top w:type="dxa" w:w="60"/>
+              <w:left w:type="dxa" w:w="120"/>
+              <w:bottom w:type="dxa" w:w="60"/>
+              <w:right w:type="dxa" w:w="120"/>
+            </w:tcMar>
+          </w:tcPr>
+          <w:p>
+            <w:r>
+              <w:rPr>
+                <w:rFonts w:ascii="Arial" w:cs="Arial" w:eastAsia="Arial" w:hAnsi="Arial"/>
+                <w:color w:val="2471A3"/>
+                <w:sz w:val="18"/>
+                <w:szCs w:val="18"/>
+              </w:rPr>
+              <w:t xml:space="preserve">string[]</w:t>
+            </w:r>
+          </w:p>
+        </w:tc>
+        <w:tc>
+          <w:tcPr>
+            <w:tcW w:type="dxa" w:w="1000"/>
+            <w:tcMar>
+              <w:top w:type="dxa" w:w="60"/>
+              <w:left w:type="dxa" w:w="120"/>
+              <w:bottom w:type="dxa" w:w="60"/>
+              <w:right w:type="dxa" w:w="120"/>
+            </w:tcMar>
+          </w:tcPr>
+          <w:p>
+            <w:r>
+              <w:rPr>
+                <w:rFonts w:ascii="Arial" w:cs="Arial" w:eastAsia="Arial" w:hAnsi="Arial"/>
+                <w:color w:val="C0392B"/>
+                <w:sz w:val="18"/>
+                <w:szCs w:val="18"/>
+              </w:rPr>
+              <w:t xml:space="preserve">Yes</w:t>
+            </w:r>
+          </w:p>
+        </w:tc>
+        <w:tc>
+          <w:tcPr>
+            <w:tcW w:type="dxa" w:w="5000"/>
+            <w:tcMar>
+              <w:top w:type="dxa" w:w="60"/>
+              <w:left w:type="dxa" w:w="120"/>
+              <w:bottom w:type="dxa" w:w="60"/>
+              <w:right w:type="dxa" w:w="120"/>
+            </w:tcMar>
+          </w:tcPr>
+          <w:p>
+            <w:r>
+              <w:rPr>
+                <w:rFonts w:ascii="Arial" w:cs="Arial" w:eastAsia="Arial" w:hAnsi="Arial"/>
+                <w:color w:val="2D2D44"/>
+                <w:sz w:val="18"/>
+                <w:szCs w:val="18"/>
+              </w:rPr>
+              <w:t xml:space="preserve">The member's complete list of assigned events (may be empty). Each must be a live event of this tenant, or one already assigned.</w:t>
+            </w:r>
+          </w:p>
+        </w:tc>
+      </w:tr>
+      <w:tr>
+        <w:tc>
+          <w:tcPr>
+            <w:tcW w:type="dxa" w:w="2000"/>
+            <w:tcMar>
+              <w:top w:type="dxa" w:w="60"/>
+              <w:left w:type="dxa" w:w="120"/>
+              <w:bottom w:type="dxa" w:w="60"/>
+              <w:right w:type="dxa" w:w="120"/>
+            </w:tcMar>
+          </w:tcPr>
+          <w:p>
+            <w:r>
+              <w:rPr>
+                <w:rFonts w:ascii="Courier New" w:cs="Courier New" w:eastAsia="Courier New" w:hAnsi="Courier New"/>
+                <w:color w:val="4A6741"/>
+                <w:sz w:val="18"/>
+                <w:szCs w:val="18"/>
+              </w:rPr>
+              <w:t xml:space="preserve">confirmWidening</w:t>
+            </w:r>
+          </w:p>
+        </w:tc>
+        <w:tc>
+          <w:tcPr>
+            <w:tcW w:type="dxa" w:w="1400"/>
+            <w:tcMar>
+              <w:top w:type="dxa" w:w="60"/>
+              <w:left w:type="dxa" w:w="120"/>
+              <w:bottom w:type="dxa" w:w="60"/>
+              <w:right w:type="dxa" w:w="120"/>
+            </w:tcMar>
+          </w:tcPr>
+          <w:p>
+            <w:r>
+              <w:rPr>
+                <w:rFonts w:ascii="Arial" w:cs="Arial" w:eastAsia="Arial" w:hAnsi="Arial"/>
+                <w:color w:val="2471A3"/>
+                <w:sz w:val="18"/>
+                <w:szCs w:val="18"/>
+              </w:rPr>
+              <w:t xml:space="preserve">true</w:t>
+            </w:r>
+          </w:p>
+        </w:tc>
+        <w:tc>
+          <w:tcPr>
+            <w:tcW w:type="dxa" w:w="1000"/>
+            <w:tcMar>
+              <w:top w:type="dxa" w:w="60"/>
+              <w:left w:type="dxa" w:w="120"/>
+              <w:bottom w:type="dxa" w:w="60"/>
+              <w:right w:type="dxa" w:w="120"/>
+            </w:tcMar>
+          </w:tcPr>
+          <w:p>
+            <w:r>
+              <w:rPr>
+                <w:rFonts w:ascii="Arial" w:cs="Arial" w:eastAsia="Arial" w:hAnsi="Arial"/>
+                <w:color w:val="6B6B80"/>
+                <w:sz w:val="18"/>
+                <w:szCs w:val="18"/>
+              </w:rPr>
+              <w:t xml:space="preserve">No</w:t>
+            </w:r>
+          </w:p>
+        </w:tc>
+        <w:tc>
+          <w:tcPr>
+            <w:tcW w:type="dxa" w:w="5000"/>
+            <w:tcMar>
+              <w:top w:type="dxa" w:w="60"/>
+              <w:left w:type="dxa" w:w="120"/>
+              <w:bottom w:type="dxa" w:w="60"/>
+              <w:right w:type="dxa" w:w="120"/>
+            </w:tcMar>
+          </w:tcPr>
+          <w:p>
+            <w:r>
+              <w:rPr>
+                <w:rFonts w:ascii="Arial" w:cs="Arial" w:eastAsia="Arial" w:hAnsi="Arial"/>
+                <w:color w:val="2D2D44"/>
+                <w:sz w:val="18"/>
+                <w:szCs w:val="18"/>
+              </w:rPr>
+              <w:t xml:space="preserve">Required to remove the LAST assignment, which gives the member every event</w:t>
+            </w:r>
+          </w:p>
+        </w:tc>
+      </w:tr>
+    </w:tbl>
     <w:p>
       <w:pPr>
         <w:spacing w:after="100"/>
@@ -5664,7 +7265,7 @@
           <w:sz w:val="20"/>
           <w:szCs w:val="20"/>
         </w:rPr>
-        <w:t xml:space="preserve">Base path: /api/events</w:t>
+        <w:t xml:space="preserve">Success — 200: the member row (as in the list).</w:t>
       </w:r>
     </w:p>
     <w:p>
@@ -5682,7 +7283,704 @@
           <w:sz w:val="20"/>
           <w:szCs w:val="20"/>
         </w:rPr>
-        <w:t xml:space="preserve">EVENT_ADMIN and above. All events are scoped to the requesting user's tenant.</w:t>
+        <w:t xml:space="preserve">Errors: 404 an event that isn't this tenant's; 422 the user isn't an EVENT_ADMIN; 409 ASSIGNMENT_LOCK_RELEASE removing the last assignment without confirmWidening.</w:t>
+      </w:r>
+    </w:p>
+    <w:p>
+      <w:pPr>
+        <w:spacing w:after="120"/>
+      </w:pPr>
+      <w:r>
+        <w:t xml:space="preserve"/>
+      </w:r>
+    </w:p>
+    <w:p>
+      <w:pPr>
+        <w:spacing w:after="100" w:before="280"/>
+      </w:pPr>
+      <w:r>
+        <w:rPr>
+          <w:rFonts w:ascii="Arial" w:cs="Arial" w:eastAsia="Arial" w:hAnsi="Arial"/>
+          <w:b/>
+          <w:bCs/>
+          <w:color w:val="1A1A2E"/>
+          <w:sz w:val="26"/>
+          <w:szCs w:val="26"/>
+        </w:rPr>
+        <w:t xml:space="preserve">POST /api/users/:id/suspend</w:t>
+      </w:r>
+    </w:p>
+    <w:p>
+      <w:pPr>
+        <w:spacing w:after="100"/>
+      </w:pPr>
+      <w:r>
+        <w:rPr>
+          <w:rFonts w:ascii="Arial" w:cs="Arial" w:eastAsia="Arial" w:hAnsi="Arial"/>
+          <w:b w:val="false"/>
+          <w:bCs w:val="false"/>
+          <w:i w:val="false"/>
+          <w:iCs w:val="false"/>
+          <w:color w:val="2D2D44"/>
+          <w:sz w:val="20"/>
+          <w:szCs w:val="20"/>
+        </w:rPr>
+        <w:t xml:space="preserve">Suspends the user (they can't sign in) and revokes every trusted device. 403 suspending yourself; 409 suspending the tenant's only active TENANT_ADMIN. DELETE /api/users/:id does the same.</w:t>
+      </w:r>
+    </w:p>
+    <w:p>
+      <w:pPr>
+        <w:spacing w:after="120"/>
+      </w:pPr>
+      <w:r>
+        <w:t xml:space="preserve"/>
+      </w:r>
+    </w:p>
+    <w:p>
+      <w:pPr>
+        <w:spacing w:after="100" w:before="280"/>
+      </w:pPr>
+      <w:r>
+        <w:rPr>
+          <w:rFonts w:ascii="Arial" w:cs="Arial" w:eastAsia="Arial" w:hAnsi="Arial"/>
+          <w:b/>
+          <w:bCs/>
+          <w:color w:val="1A1A2E"/>
+          <w:sz w:val="26"/>
+          <w:szCs w:val="26"/>
+        </w:rPr>
+        <w:t xml:space="preserve">POST /api/users/invites — Request Body</w:t>
+      </w:r>
+    </w:p>
+    <w:tbl>
+      <w:tblPr>
+        <w:tblW w:type="dxa" w:w="9360"/>
+        <w:tblBorders>
+          <w:top w:val="single" w:color="auto" w:sz="4"/>
+          <w:left w:val="single" w:color="auto" w:sz="4"/>
+          <w:bottom w:val="single" w:color="auto" w:sz="4"/>
+          <w:right w:val="single" w:color="auto" w:sz="4"/>
+          <w:insideH w:val="single" w:color="auto" w:sz="4"/>
+          <w:insideV w:val="single" w:color="auto" w:sz="4"/>
+        </w:tblBorders>
+      </w:tblPr>
+      <w:tblGrid>
+        <w:gridCol w:w="2000"/>
+        <w:gridCol w:w="1400"/>
+        <w:gridCol w:w="1000"/>
+        <w:gridCol w:w="5000"/>
+      </w:tblGrid>
+      <w:tr>
+        <w:trPr>
+          <w:tblHeader/>
+        </w:trPr>
+        <w:tc>
+          <w:tcPr>
+            <w:tcW w:type="dxa" w:w="2000"/>
+            <w:shd w:fill="1A1A2E" w:val="clear"/>
+            <w:tcMar>
+              <w:top w:type="dxa" w:w="80"/>
+              <w:left w:type="dxa" w:w="120"/>
+              <w:bottom w:type="dxa" w:w="80"/>
+              <w:right w:type="dxa" w:w="120"/>
+            </w:tcMar>
+          </w:tcPr>
+          <w:p>
+            <w:r>
+              <w:rPr>
+                <w:rFonts w:ascii="Arial" w:cs="Arial" w:eastAsia="Arial" w:hAnsi="Arial"/>
+                <w:b/>
+                <w:bCs/>
+                <w:color w:val="FFFFFF"/>
+                <w:sz w:val="19"/>
+                <w:szCs w:val="19"/>
+              </w:rPr>
+              <w:t xml:space="preserve">Field</w:t>
+            </w:r>
+          </w:p>
+        </w:tc>
+        <w:tc>
+          <w:tcPr>
+            <w:tcW w:type="dxa" w:w="1400"/>
+            <w:shd w:fill="1A1A2E" w:val="clear"/>
+            <w:tcMar>
+              <w:top w:type="dxa" w:w="80"/>
+              <w:left w:type="dxa" w:w="120"/>
+              <w:bottom w:type="dxa" w:w="80"/>
+              <w:right w:type="dxa" w:w="120"/>
+            </w:tcMar>
+          </w:tcPr>
+          <w:p>
+            <w:r>
+              <w:rPr>
+                <w:rFonts w:ascii="Arial" w:cs="Arial" w:eastAsia="Arial" w:hAnsi="Arial"/>
+                <w:b/>
+                <w:bCs/>
+                <w:color w:val="FFFFFF"/>
+                <w:sz w:val="19"/>
+                <w:szCs w:val="19"/>
+              </w:rPr>
+              <w:t xml:space="preserve">Type</w:t>
+            </w:r>
+          </w:p>
+        </w:tc>
+        <w:tc>
+          <w:tcPr>
+            <w:tcW w:type="dxa" w:w="1000"/>
+            <w:shd w:fill="1A1A2E" w:val="clear"/>
+            <w:tcMar>
+              <w:top w:type="dxa" w:w="80"/>
+              <w:left w:type="dxa" w:w="120"/>
+              <w:bottom w:type="dxa" w:w="80"/>
+              <w:right w:type="dxa" w:w="120"/>
+            </w:tcMar>
+          </w:tcPr>
+          <w:p>
+            <w:r>
+              <w:rPr>
+                <w:rFonts w:ascii="Arial" w:cs="Arial" w:eastAsia="Arial" w:hAnsi="Arial"/>
+                <w:b/>
+                <w:bCs/>
+                <w:color w:val="FFFFFF"/>
+                <w:sz w:val="19"/>
+                <w:szCs w:val="19"/>
+              </w:rPr>
+              <w:t xml:space="preserve">Required</w:t>
+            </w:r>
+          </w:p>
+        </w:tc>
+        <w:tc>
+          <w:tcPr>
+            <w:tcW w:type="dxa" w:w="5000"/>
+            <w:shd w:fill="1A1A2E" w:val="clear"/>
+            <w:tcMar>
+              <w:top w:type="dxa" w:w="80"/>
+              <w:left w:type="dxa" w:w="120"/>
+              <w:bottom w:type="dxa" w:w="80"/>
+              <w:right w:type="dxa" w:w="120"/>
+            </w:tcMar>
+          </w:tcPr>
+          <w:p>
+            <w:r>
+              <w:rPr>
+                <w:rFonts w:ascii="Arial" w:cs="Arial" w:eastAsia="Arial" w:hAnsi="Arial"/>
+                <w:b/>
+                <w:bCs/>
+                <w:color w:val="FFFFFF"/>
+                <w:sz w:val="19"/>
+                <w:szCs w:val="19"/>
+              </w:rPr>
+              <w:t xml:space="preserve">Description</w:t>
+            </w:r>
+          </w:p>
+        </w:tc>
+      </w:tr>
+      <w:tr>
+        <w:tc>
+          <w:tcPr>
+            <w:tcW w:type="dxa" w:w="2000"/>
+            <w:tcMar>
+              <w:top w:type="dxa" w:w="60"/>
+              <w:left w:type="dxa" w:w="120"/>
+              <w:bottom w:type="dxa" w:w="60"/>
+              <w:right w:type="dxa" w:w="120"/>
+            </w:tcMar>
+          </w:tcPr>
+          <w:p>
+            <w:r>
+              <w:rPr>
+                <w:rFonts w:ascii="Courier New" w:cs="Courier New" w:eastAsia="Courier New" w:hAnsi="Courier New"/>
+                <w:color w:val="4A6741"/>
+                <w:sz w:val="18"/>
+                <w:szCs w:val="18"/>
+              </w:rPr>
+              <w:t xml:space="preserve">email</w:t>
+            </w:r>
+          </w:p>
+        </w:tc>
+        <w:tc>
+          <w:tcPr>
+            <w:tcW w:type="dxa" w:w="1400"/>
+            <w:tcMar>
+              <w:top w:type="dxa" w:w="60"/>
+              <w:left w:type="dxa" w:w="120"/>
+              <w:bottom w:type="dxa" w:w="60"/>
+              <w:right w:type="dxa" w:w="120"/>
+            </w:tcMar>
+          </w:tcPr>
+          <w:p>
+            <w:r>
+              <w:rPr>
+                <w:rFonts w:ascii="Arial" w:cs="Arial" w:eastAsia="Arial" w:hAnsi="Arial"/>
+                <w:color w:val="2471A3"/>
+                <w:sz w:val="18"/>
+                <w:szCs w:val="18"/>
+              </w:rPr>
+              <w:t xml:space="preserve">string</w:t>
+            </w:r>
+          </w:p>
+        </w:tc>
+        <w:tc>
+          <w:tcPr>
+            <w:tcW w:type="dxa" w:w="1000"/>
+            <w:tcMar>
+              <w:top w:type="dxa" w:w="60"/>
+              <w:left w:type="dxa" w:w="120"/>
+              <w:bottom w:type="dxa" w:w="60"/>
+              <w:right w:type="dxa" w:w="120"/>
+            </w:tcMar>
+          </w:tcPr>
+          <w:p>
+            <w:r>
+              <w:rPr>
+                <w:rFonts w:ascii="Arial" w:cs="Arial" w:eastAsia="Arial" w:hAnsi="Arial"/>
+                <w:color w:val="C0392B"/>
+                <w:sz w:val="18"/>
+                <w:szCs w:val="18"/>
+              </w:rPr>
+              <w:t xml:space="preserve">Yes</w:t>
+            </w:r>
+          </w:p>
+        </w:tc>
+        <w:tc>
+          <w:tcPr>
+            <w:tcW w:type="dxa" w:w="5000"/>
+            <w:tcMar>
+              <w:top w:type="dxa" w:w="60"/>
+              <w:left w:type="dxa" w:w="120"/>
+              <w:bottom w:type="dxa" w:w="60"/>
+              <w:right w:type="dxa" w:w="120"/>
+            </w:tcMar>
+          </w:tcPr>
+          <w:p>
+            <w:r>
+              <w:rPr>
+                <w:rFonts w:ascii="Arial" w:cs="Arial" w:eastAsia="Arial" w:hAnsi="Arial"/>
+                <w:color w:val="2D2D44"/>
+                <w:sz w:val="18"/>
+                <w:szCs w:val="18"/>
+              </w:rPr>
+              <w:t xml:space="preserve">Stored lowercase and trimmed</w:t>
+            </w:r>
+          </w:p>
+        </w:tc>
+      </w:tr>
+      <w:tr>
+        <w:tc>
+          <w:tcPr>
+            <w:tcW w:type="dxa" w:w="2000"/>
+            <w:tcMar>
+              <w:top w:type="dxa" w:w="60"/>
+              <w:left w:type="dxa" w:w="120"/>
+              <w:bottom w:type="dxa" w:w="60"/>
+              <w:right w:type="dxa" w:w="120"/>
+            </w:tcMar>
+          </w:tcPr>
+          <w:p>
+            <w:r>
+              <w:rPr>
+                <w:rFonts w:ascii="Courier New" w:cs="Courier New" w:eastAsia="Courier New" w:hAnsi="Courier New"/>
+                <w:color w:val="4A6741"/>
+                <w:sz w:val="18"/>
+                <w:szCs w:val="18"/>
+              </w:rPr>
+              <w:t xml:space="preserve">role</w:t>
+            </w:r>
+          </w:p>
+        </w:tc>
+        <w:tc>
+          <w:tcPr>
+            <w:tcW w:type="dxa" w:w="1400"/>
+            <w:tcMar>
+              <w:top w:type="dxa" w:w="60"/>
+              <w:left w:type="dxa" w:w="120"/>
+              <w:bottom w:type="dxa" w:w="60"/>
+              <w:right w:type="dxa" w:w="120"/>
+            </w:tcMar>
+          </w:tcPr>
+          <w:p>
+            <w:r>
+              <w:rPr>
+                <w:rFonts w:ascii="Arial" w:cs="Arial" w:eastAsia="Arial" w:hAnsi="Arial"/>
+                <w:color w:val="2471A3"/>
+                <w:sz w:val="18"/>
+                <w:szCs w:val="18"/>
+              </w:rPr>
+              <w:t xml:space="preserve">TENANT_ADMIN | EVENT_ADMIN</w:t>
+            </w:r>
+          </w:p>
+        </w:tc>
+        <w:tc>
+          <w:tcPr>
+            <w:tcW w:type="dxa" w:w="1000"/>
+            <w:tcMar>
+              <w:top w:type="dxa" w:w="60"/>
+              <w:left w:type="dxa" w:w="120"/>
+              <w:bottom w:type="dxa" w:w="60"/>
+              <w:right w:type="dxa" w:w="120"/>
+            </w:tcMar>
+          </w:tcPr>
+          <w:p>
+            <w:r>
+              <w:rPr>
+                <w:rFonts w:ascii="Arial" w:cs="Arial" w:eastAsia="Arial" w:hAnsi="Arial"/>
+                <w:color w:val="C0392B"/>
+                <w:sz w:val="18"/>
+                <w:szCs w:val="18"/>
+              </w:rPr>
+              <w:t xml:space="preserve">Yes</w:t>
+            </w:r>
+          </w:p>
+        </w:tc>
+        <w:tc>
+          <w:tcPr>
+            <w:tcW w:type="dxa" w:w="5000"/>
+            <w:tcMar>
+              <w:top w:type="dxa" w:w="60"/>
+              <w:left w:type="dxa" w:w="120"/>
+              <w:bottom w:type="dxa" w:w="60"/>
+              <w:right w:type="dxa" w:w="120"/>
+            </w:tcMar>
+          </w:tcPr>
+          <w:p>
+            <w:r>
+              <w:rPr>
+                <w:rFonts w:ascii="Arial" w:cs="Arial" w:eastAsia="Arial" w:hAnsi="Arial"/>
+                <w:color w:val="2D2D44"/>
+                <w:sz w:val="18"/>
+                <w:szCs w:val="18"/>
+              </w:rPr>
+              <w:t xml:space="preserve">EVENT_VENDOR is 422</w:t>
+            </w:r>
+          </w:p>
+        </w:tc>
+      </w:tr>
+      <w:tr>
+        <w:tc>
+          <w:tcPr>
+            <w:tcW w:type="dxa" w:w="2000"/>
+            <w:tcMar>
+              <w:top w:type="dxa" w:w="60"/>
+              <w:left w:type="dxa" w:w="120"/>
+              <w:bottom w:type="dxa" w:w="60"/>
+              <w:right w:type="dxa" w:w="120"/>
+            </w:tcMar>
+          </w:tcPr>
+          <w:p>
+            <w:r>
+              <w:rPr>
+                <w:rFonts w:ascii="Courier New" w:cs="Courier New" w:eastAsia="Courier New" w:hAnsi="Courier New"/>
+                <w:color w:val="4A6741"/>
+                <w:sz w:val="18"/>
+                <w:szCs w:val="18"/>
+              </w:rPr>
+              <w:t xml:space="preserve">eventIds</w:t>
+            </w:r>
+          </w:p>
+        </w:tc>
+        <w:tc>
+          <w:tcPr>
+            <w:tcW w:type="dxa" w:w="1400"/>
+            <w:tcMar>
+              <w:top w:type="dxa" w:w="60"/>
+              <w:left w:type="dxa" w:w="120"/>
+              <w:bottom w:type="dxa" w:w="60"/>
+              <w:right w:type="dxa" w:w="120"/>
+            </w:tcMar>
+          </w:tcPr>
+          <w:p>
+            <w:r>
+              <w:rPr>
+                <w:rFonts w:ascii="Arial" w:cs="Arial" w:eastAsia="Arial" w:hAnsi="Arial"/>
+                <w:color w:val="2471A3"/>
+                <w:sz w:val="18"/>
+                <w:szCs w:val="18"/>
+              </w:rPr>
+              <w:t xml:space="preserve">string[]</w:t>
+            </w:r>
+          </w:p>
+        </w:tc>
+        <w:tc>
+          <w:tcPr>
+            <w:tcW w:type="dxa" w:w="1000"/>
+            <w:tcMar>
+              <w:top w:type="dxa" w:w="60"/>
+              <w:left w:type="dxa" w:w="120"/>
+              <w:bottom w:type="dxa" w:w="60"/>
+              <w:right w:type="dxa" w:w="120"/>
+            </w:tcMar>
+          </w:tcPr>
+          <w:p>
+            <w:r>
+              <w:rPr>
+                <w:rFonts w:ascii="Arial" w:cs="Arial" w:eastAsia="Arial" w:hAnsi="Arial"/>
+                <w:color w:val="6B6B80"/>
+                <w:sz w:val="18"/>
+                <w:szCs w:val="18"/>
+              </w:rPr>
+              <w:t xml:space="preserve">No</w:t>
+            </w:r>
+          </w:p>
+        </w:tc>
+        <w:tc>
+          <w:tcPr>
+            <w:tcW w:type="dxa" w:w="5000"/>
+            <w:tcMar>
+              <w:top w:type="dxa" w:w="60"/>
+              <w:left w:type="dxa" w:w="120"/>
+              <w:bottom w:type="dxa" w:w="60"/>
+              <w:right w:type="dxa" w:w="120"/>
+            </w:tcMar>
+          </w:tcPr>
+          <w:p>
+            <w:r>
+              <w:rPr>
+                <w:rFonts w:ascii="Arial" w:cs="Arial" w:eastAsia="Arial" w:hAnsi="Arial"/>
+                <w:color w:val="2D2D44"/>
+                <w:sz w:val="18"/>
+                <w:szCs w:val="18"/>
+              </w:rPr>
+              <w:t xml:space="preserve">EVENT_ADMIN only: events to assign on acceptance (empty = every event). 422 for a TENANT_ADMIN.</w:t>
+            </w:r>
+          </w:p>
+        </w:tc>
+      </w:tr>
+    </w:tbl>
+    <w:p>
+      <w:pPr>
+        <w:spacing w:after="100"/>
+      </w:pPr>
+      <w:r>
+        <w:rPr>
+          <w:rFonts w:ascii="Arial" w:cs="Arial" w:eastAsia="Arial" w:hAnsi="Arial"/>
+          <w:b/>
+          <w:bCs/>
+          <w:i w:val="false"/>
+          <w:iCs w:val="false"/>
+          <w:color w:val="2D2D44"/>
+          <w:sz w:val="20"/>
+          <w:szCs w:val="20"/>
+        </w:rPr>
+        <w:t xml:space="preserve">Success Response — 201 Created:</w:t>
+      </w:r>
+    </w:p>
+    <w:p>
+      <w:pPr>
+        <w:shd w:fill="F0F0F0" w:val="clear"/>
+        <w:spacing w:after="80"/>
+      </w:pPr>
+      <w:r>
+        <w:rPr>
+          <w:rFonts w:ascii="Courier New" w:cs="Courier New" w:eastAsia="Courier New" w:hAnsi="Courier New"/>
+          <w:color w:val="4A6741"/>
+          <w:sz w:val="18"/>
+          <w:szCs w:val="18"/>
+        </w:rPr>
+        <w:t xml:space="preserve">{ "status": "ok", "data": { "emailSent": true, "invite": {</w:t>
+      </w:r>
+    </w:p>
+    <w:p>
+      <w:pPr>
+        <w:shd w:fill="F0F0F0" w:val="clear"/>
+        <w:spacing w:after="80"/>
+      </w:pPr>
+      <w:r>
+        <w:rPr>
+          <w:rFonts w:ascii="Courier New" w:cs="Courier New" w:eastAsia="Courier New" w:hAnsi="Courier New"/>
+          <w:color w:val="4A6741"/>
+          <w:sz w:val="18"/>
+          <w:szCs w:val="18"/>
+        </w:rPr>
+        <w:t xml:space="preserve">    "id", "email", "role", "status": "PENDING" | "EXPIRED",</w:t>
+      </w:r>
+    </w:p>
+    <w:p>
+      <w:pPr>
+        <w:shd w:fill="F0F0F0" w:val="clear"/>
+        <w:spacing w:after="80"/>
+      </w:pPr>
+      <w:r>
+        <w:rPr>
+          <w:rFonts w:ascii="Courier New" w:cs="Courier New" w:eastAsia="Courier New" w:hAnsi="Courier New"/>
+          <w:color w:val="4A6741"/>
+          <w:sz w:val="18"/>
+          <w:szCs w:val="18"/>
+        </w:rPr>
+        <w:t xml:space="preserve">    "assignments": [ { "eventId", "eventName" } ],</w:t>
+      </w:r>
+    </w:p>
+    <w:p>
+      <w:pPr>
+        <w:shd w:fill="F0F0F0" w:val="clear"/>
+        <w:spacing w:after="80"/>
+      </w:pPr>
+      <w:r>
+        <w:rPr>
+          <w:rFonts w:ascii="Courier New" w:cs="Courier New" w:eastAsia="Courier New" w:hAnsi="Courier New"/>
+          <w:color w:val="4A6741"/>
+          <w:sz w:val="18"/>
+          <w:szCs w:val="18"/>
+        </w:rPr>
+        <w:t xml:space="preserve">    "expiresAt", "lastSentAt", "createdAt", "invitedBy": { "id", "name" } } } }</w:t>
+      </w:r>
+    </w:p>
+    <w:p>
+      <w:pPr>
+        <w:spacing w:after="100"/>
+      </w:pPr>
+      <w:r>
+        <w:rPr>
+          <w:rFonts w:ascii="Arial" w:cs="Arial" w:eastAsia="Arial" w:hAnsi="Arial"/>
+          <w:b w:val="false"/>
+          <w:bCs w:val="false"/>
+          <w:i w:val="false"/>
+          <w:iCs w:val="false"/>
+          <w:color w:val="2D2D44"/>
+          <w:sz w:val="20"/>
+          <w:szCs w:val="20"/>
+        </w:rPr>
+        <w:t xml:space="preserve">Emails "You've been invited to join &lt;company&gt; on e-velope" with an "Accept invitation" button to &lt;FRONTEND_BASE_URL&gt;/join?token=…. The token is valid 7 days, single use, and never stored or returned (only its hash is kept). emailSent false: the invitation exists but the email failed; resend it.</w:t>
+      </w:r>
+    </w:p>
+    <w:p>
+      <w:pPr>
+        <w:spacing w:after="100"/>
+      </w:pPr>
+      <w:r>
+        <w:rPr>
+          <w:rFonts w:ascii="Arial" w:cs="Arial" w:eastAsia="Arial" w:hAnsi="Arial"/>
+          <w:b w:val="false"/>
+          <w:bCs w:val="false"/>
+          <w:i w:val="false"/>
+          <w:iCs w:val="false"/>
+          <w:color w:val="2D2D44"/>
+          <w:sz w:val="20"/>
+          <w:szCs w:val="20"/>
+        </w:rPr>
+        <w:t xml:space="preserve">Errors: 409 USER_EMAIL_TAKEN — the address already has an account; 409 TEAM_INVITE_PENDING — an open invitation already exists (resend it). Rate limit: 20 invitations or resends per hour per admin.</w:t>
+      </w:r>
+    </w:p>
+    <w:p>
+      <w:pPr>
+        <w:spacing w:after="120"/>
+      </w:pPr>
+      <w:r>
+        <w:t xml:space="preserve"/>
+      </w:r>
+    </w:p>
+    <w:p>
+      <w:pPr>
+        <w:spacing w:after="100" w:before="280"/>
+      </w:pPr>
+      <w:r>
+        <w:rPr>
+          <w:rFonts w:ascii="Arial" w:cs="Arial" w:eastAsia="Arial" w:hAnsi="Arial"/>
+          <w:b/>
+          <w:bCs/>
+          <w:color w:val="1A1A2E"/>
+          <w:sz w:val="26"/>
+          <w:szCs w:val="26"/>
+        </w:rPr>
+        <w:t xml:space="preserve">Resend and revoke</w:t>
+      </w:r>
+    </w:p>
+    <w:p>
+      <w:pPr>
+        <w:spacing w:after="100"/>
+      </w:pPr>
+      <w:r>
+        <w:rPr>
+          <w:rFonts w:ascii="Arial" w:cs="Arial" w:eastAsia="Arial" w:hAnsi="Arial"/>
+          <w:b w:val="false"/>
+          <w:bCs w:val="false"/>
+          <w:i w:val="false"/>
+          <w:iCs w:val="false"/>
+          <w:color w:val="2D2D44"/>
+          <w:sz w:val="20"/>
+          <w:szCs w:val="20"/>
+        </w:rPr>
+        <w:t xml:space="preserve">POST /api/users/invites/:inviteId/resend — 200 { invite, emailSent }. Mints a new token: the previous link stops working. 409 if accepted or revoked; 409 USER_EMAIL_TAKEN if the address has since got an account.</w:t>
+      </w:r>
+    </w:p>
+    <w:p>
+      <w:pPr>
+        <w:spacing w:after="100"/>
+      </w:pPr>
+      <w:r>
+        <w:rPr>
+          <w:rFonts w:ascii="Arial" w:cs="Arial" w:eastAsia="Arial" w:hAnsi="Arial"/>
+          <w:b w:val="false"/>
+          <w:bCs w:val="false"/>
+          <w:i w:val="false"/>
+          <w:iCs w:val="false"/>
+          <w:color w:val="2D2D44"/>
+          <w:sz w:val="20"/>
+          <w:szCs w:val="20"/>
+        </w:rPr>
+        <w:t xml:space="preserve">POST /api/users/invites/:inviteId/revoke — 200, the invite. The link stops working. Idempotent; 409 if already accepted (suspend the member instead).</w:t>
+      </w:r>
+    </w:p>
+    <w:p>
+      <w:pPr>
+        <w:spacing w:after="120"/>
+      </w:pPr>
+      <w:r>
+        <w:t xml:space="preserve"/>
+      </w:r>
+    </w:p>
+    <w:p>
+      <w:pPr>
+        <w:pBdr>
+          <w:bottom w:val="single" w:color="C6A43A" w:sz="8" w:space="2"/>
+        </w:pBdr>
+        <w:spacing w:after="200" w:before="480"/>
+      </w:pPr>
+      <w:r>
+        <w:rPr>
+          <w:rFonts w:ascii="Arial" w:cs="Arial" w:eastAsia="Arial" w:hAnsi="Arial"/>
+          <w:b/>
+          <w:bCs/>
+          <w:color w:val="1A1A2E"/>
+          <w:sz w:val="52"/>
+          <w:szCs w:val="52"/>
+        </w:rPr>
+        <w:t xml:space="preserve">Team Invitation Endpoints (public)</w:t>
+      </w:r>
+    </w:p>
+    <w:p>
+      <w:pPr>
+        <w:spacing w:after="100"/>
+      </w:pPr>
+      <w:r>
+        <w:rPr>
+          <w:rFonts w:ascii="Arial" w:cs="Arial" w:eastAsia="Arial" w:hAnsi="Arial"/>
+          <w:b/>
+          <w:bCs/>
+          <w:i w:val="false"/>
+          <w:iCs w:val="false"/>
+          <w:color w:val="2D2D44"/>
+          <w:sz w:val="20"/>
+          <w:szCs w:val="20"/>
+        </w:rPr>
+        <w:t xml:space="preserve">Base path: /api/team-invites</w:t>
+      </w:r>
+    </w:p>
+    <w:p>
+      <w:pPr>
+        <w:spacing w:after="100"/>
+      </w:pPr>
+      <w:r>
+        <w:rPr>
+          <w:rFonts w:ascii="Arial" w:cs="Arial" w:eastAsia="Arial" w:hAnsi="Arial"/>
+          <w:b w:val="false"/>
+          <w:bCs w:val="false"/>
+          <w:i w:val="false"/>
+          <w:iCs w:val="false"/>
+          <w:color w:val="2D2D44"/>
+          <w:sz w:val="20"/>
+          <w:szCs w:val="20"/>
+        </w:rPr>
+        <w:t xml:space="preserve">No session: the invitee has no account yet. The invite token from the email link is the credential. Behind the teamMembers flag. Rate-limited per token and per IP.</w:t>
       </w:r>
     </w:p>
     <w:p>
@@ -5820,7 +8118,7 @@
         <w:tc>
           <w:tcPr>
             <w:tcW w:type="dxa" w:w="1200"/>
-            <w:shd w:fill="4A6741" w:val="clear"/>
+            <w:shd w:fill="2471A3" w:val="clear"/>
             <w:tcMar>
               <w:top w:type="dxa" w:w="80"/>
               <w:left w:type="dxa" w:w="120"/>
@@ -5842,7 +8140,7 @@
                 <w:sz w:val="18"/>
                 <w:szCs w:val="18"/>
               </w:rPr>
-              <w:t xml:space="preserve">GET</w:t>
+              <w:t xml:space="preserve">POST</w:t>
             </w:r>
           </w:p>
         </w:tc>
@@ -5864,7 +8162,7 @@
                 <w:sz w:val="18"/>
                 <w:szCs w:val="18"/>
               </w:rPr>
-              <w:t xml:space="preserve">/api/events</w:t>
+              <w:t xml:space="preserve">/api/team-invites/lookup</w:t>
             </w:r>
           </w:p>
         </w:tc>
@@ -5886,7 +8184,7 @@
                 <w:sz w:val="18"/>
                 <w:szCs w:val="18"/>
               </w:rPr>
-              <w:t xml:space="preserve">Get all events for the tenant</w:t>
+              <w:t xml:space="preserve">What the /join page shows: the invited email and company</w:t>
             </w:r>
           </w:p>
         </w:tc>
@@ -5910,7 +8208,7 @@
                 <w:sz w:val="17"/>
                 <w:szCs w:val="17"/>
               </w:rPr>
-              <w:t xml:space="preserve">EVENT_ADMIN+</w:t>
+              <w:t xml:space="preserve">Invite token</w:t>
             </w:r>
           </w:p>
         </w:tc>
@@ -5919,7 +8217,7 @@
         <w:tc>
           <w:tcPr>
             <w:tcW w:type="dxa" w:w="1200"/>
-            <w:shd w:fill="4A6741" w:val="clear"/>
+            <w:shd w:fill="2471A3" w:val="clear"/>
             <w:tcMar>
               <w:top w:type="dxa" w:w="80"/>
               <w:left w:type="dxa" w:w="120"/>
@@ -5941,7 +8239,7 @@
                 <w:sz w:val="18"/>
                 <w:szCs w:val="18"/>
               </w:rPr>
-              <w:t xml:space="preserve">GET</w:t>
+              <w:t xml:space="preserve">POST</w:t>
             </w:r>
           </w:p>
         </w:tc>
@@ -5963,7 +8261,7 @@
                 <w:sz w:val="18"/>
                 <w:szCs w:val="18"/>
               </w:rPr>
-              <w:t xml:space="preserve">/api/events/:id</w:t>
+              <w:t xml:space="preserve">/api/team-invites/accept</w:t>
             </w:r>
           </w:p>
         </w:tc>
@@ -5985,7 +8283,7 @@
                 <w:sz w:val="18"/>
                 <w:szCs w:val="18"/>
               </w:rPr>
-              <w:t xml:space="preserve">Get a single event with its days and memory hub</w:t>
+              <w:t xml:space="preserve">Create the account in the inviting tenant</w:t>
             </w:r>
           </w:p>
         </w:tc>
@@ -6009,304 +8307,7 @@
                 <w:sz w:val="17"/>
                 <w:szCs w:val="17"/>
               </w:rPr>
-              <w:t xml:space="preserve">EVENT_ADMIN+</w:t>
-            </w:r>
-          </w:p>
-        </w:tc>
-      </w:tr>
-      <w:tr>
-        <w:tc>
-          <w:tcPr>
-            <w:tcW w:type="dxa" w:w="1200"/>
-            <w:shd w:fill="2471A3" w:val="clear"/>
-            <w:tcMar>
-              <w:top w:type="dxa" w:w="80"/>
-              <w:left w:type="dxa" w:w="120"/>
-              <w:bottom w:type="dxa" w:w="80"/>
-              <w:right w:type="dxa" w:w="120"/>
-            </w:tcMar>
-            <w:vAlign w:val="center"/>
-          </w:tcPr>
-          <w:p>
-            <w:pPr>
-              <w:jc w:val="center"/>
-            </w:pPr>
-            <w:r>
-              <w:rPr>
-                <w:rFonts w:ascii="Arial" w:cs="Arial" w:eastAsia="Arial" w:hAnsi="Arial"/>
-                <w:b/>
-                <w:bCs/>
-                <w:color w:val="FFFFFF"/>
-                <w:sz w:val="18"/>
-                <w:szCs w:val="18"/>
-              </w:rPr>
-              <w:t xml:space="preserve">POST</w:t>
-            </w:r>
-          </w:p>
-        </w:tc>
-        <w:tc>
-          <w:tcPr>
-            <w:tcW w:type="dxa" w:w="3200"/>
-            <w:tcMar>
-              <w:top w:type="dxa" w:w="80"/>
-              <w:left w:type="dxa" w:w="120"/>
-              <w:bottom w:type="dxa" w:w="80"/>
-              <w:right w:type="dxa" w:w="120"/>
-            </w:tcMar>
-          </w:tcPr>
-          <w:p>
-            <w:r>
-              <w:rPr>
-                <w:rFonts w:ascii="Courier New" w:cs="Courier New" w:eastAsia="Courier New" w:hAnsi="Courier New"/>
-                <w:color w:val="1A1A2E"/>
-                <w:sz w:val="18"/>
-                <w:szCs w:val="18"/>
-              </w:rPr>
-              <w:t xml:space="preserve">/api/events</w:t>
-            </w:r>
-          </w:p>
-        </w:tc>
-        <w:tc>
-          <w:tcPr>
-            <w:tcW w:type="dxa" w:w="3500"/>
-            <w:tcMar>
-              <w:top w:type="dxa" w:w="80"/>
-              <w:left w:type="dxa" w:w="120"/>
-              <w:bottom w:type="dxa" w:w="80"/>
-              <w:right w:type="dxa" w:w="120"/>
-            </w:tcMar>
-          </w:tcPr>
-          <w:p>
-            <w:r>
-              <w:rPr>
-                <w:rFonts w:ascii="Arial" w:cs="Arial" w:eastAsia="Arial" w:hAnsi="Arial"/>
-                <w:color w:val="2D2D44"/>
-                <w:sz w:val="18"/>
-                <w:szCs w:val="18"/>
-              </w:rPr>
-              <w:t xml:space="preserve">Create a new event</w:t>
-            </w:r>
-          </w:p>
-        </w:tc>
-        <w:tc>
-          <w:tcPr>
-            <w:tcW w:type="dxa" w:w="1500"/>
-            <w:tcMar>
-              <w:top w:type="dxa" w:w="80"/>
-              <w:left w:type="dxa" w:w="120"/>
-              <w:bottom w:type="dxa" w:w="80"/>
-              <w:right w:type="dxa" w:w="120"/>
-            </w:tcMar>
-          </w:tcPr>
-          <w:p>
-            <w:r>
-              <w:rPr>
-                <w:rFonts w:ascii="Arial" w:cs="Arial" w:eastAsia="Arial" w:hAnsi="Arial"/>
-                <w:i/>
-                <w:iCs/>
-                <w:color w:val="6B6B80"/>
-                <w:sz w:val="17"/>
-                <w:szCs w:val="17"/>
-              </w:rPr>
-              <w:t xml:space="preserve">EVENT_ADMIN+</w:t>
-            </w:r>
-          </w:p>
-        </w:tc>
-      </w:tr>
-      <w:tr>
-        <w:tc>
-          <w:tcPr>
-            <w:tcW w:type="dxa" w:w="1200"/>
-            <w:shd w:fill="D35400" w:val="clear"/>
-            <w:tcMar>
-              <w:top w:type="dxa" w:w="80"/>
-              <w:left w:type="dxa" w:w="120"/>
-              <w:bottom w:type="dxa" w:w="80"/>
-              <w:right w:type="dxa" w:w="120"/>
-            </w:tcMar>
-            <w:vAlign w:val="center"/>
-          </w:tcPr>
-          <w:p>
-            <w:pPr>
-              <w:jc w:val="center"/>
-            </w:pPr>
-            <w:r>
-              <w:rPr>
-                <w:rFonts w:ascii="Arial" w:cs="Arial" w:eastAsia="Arial" w:hAnsi="Arial"/>
-                <w:b/>
-                <w:bCs/>
-                <w:color w:val="FFFFFF"/>
-                <w:sz w:val="18"/>
-                <w:szCs w:val="18"/>
-              </w:rPr>
-              <w:t xml:space="preserve">PUT</w:t>
-            </w:r>
-          </w:p>
-        </w:tc>
-        <w:tc>
-          <w:tcPr>
-            <w:tcW w:type="dxa" w:w="3200"/>
-            <w:tcMar>
-              <w:top w:type="dxa" w:w="80"/>
-              <w:left w:type="dxa" w:w="120"/>
-              <w:bottom w:type="dxa" w:w="80"/>
-              <w:right w:type="dxa" w:w="120"/>
-            </w:tcMar>
-          </w:tcPr>
-          <w:p>
-            <w:r>
-              <w:rPr>
-                <w:rFonts w:ascii="Courier New" w:cs="Courier New" w:eastAsia="Courier New" w:hAnsi="Courier New"/>
-                <w:color w:val="1A1A2E"/>
-                <w:sz w:val="18"/>
-                <w:szCs w:val="18"/>
-              </w:rPr>
-              <w:t xml:space="preserve">/api/events/:id</w:t>
-            </w:r>
-          </w:p>
-        </w:tc>
-        <w:tc>
-          <w:tcPr>
-            <w:tcW w:type="dxa" w:w="3500"/>
-            <w:tcMar>
-              <w:top w:type="dxa" w:w="80"/>
-              <w:left w:type="dxa" w:w="120"/>
-              <w:bottom w:type="dxa" w:w="80"/>
-              <w:right w:type="dxa" w:w="120"/>
-            </w:tcMar>
-          </w:tcPr>
-          <w:p>
-            <w:r>
-              <w:rPr>
-                <w:rFonts w:ascii="Arial" w:cs="Arial" w:eastAsia="Arial" w:hAnsi="Arial"/>
-                <w:color w:val="2D2D44"/>
-                <w:sz w:val="18"/>
-                <w:szCs w:val="18"/>
-              </w:rPr>
-              <w:t xml:space="preserve">Update event details or status</w:t>
-            </w:r>
-          </w:p>
-        </w:tc>
-        <w:tc>
-          <w:tcPr>
-            <w:tcW w:type="dxa" w:w="1500"/>
-            <w:tcMar>
-              <w:top w:type="dxa" w:w="80"/>
-              <w:left w:type="dxa" w:w="120"/>
-              <w:bottom w:type="dxa" w:w="80"/>
-              <w:right w:type="dxa" w:w="120"/>
-            </w:tcMar>
-          </w:tcPr>
-          <w:p>
-            <w:r>
-              <w:rPr>
-                <w:rFonts w:ascii="Arial" w:cs="Arial" w:eastAsia="Arial" w:hAnsi="Arial"/>
-                <w:i/>
-                <w:iCs/>
-                <w:color w:val="6B6B80"/>
-                <w:sz w:val="17"/>
-                <w:szCs w:val="17"/>
-              </w:rPr>
-              <w:t xml:space="preserve">EVENT_ADMIN+</w:t>
-            </w:r>
-          </w:p>
-        </w:tc>
-      </w:tr>
-      <w:tr>
-        <w:tc>
-          <w:tcPr>
-            <w:tcW w:type="dxa" w:w="1200"/>
-            <w:shd w:fill="C0392B" w:val="clear"/>
-            <w:tcMar>
-              <w:top w:type="dxa" w:w="80"/>
-              <w:left w:type="dxa" w:w="120"/>
-              <w:bottom w:type="dxa" w:w="80"/>
-              <w:right w:type="dxa" w:w="120"/>
-            </w:tcMar>
-            <w:vAlign w:val="center"/>
-          </w:tcPr>
-          <w:p>
-            <w:pPr>
-              <w:jc w:val="center"/>
-            </w:pPr>
-            <w:r>
-              <w:rPr>
-                <w:rFonts w:ascii="Arial" w:cs="Arial" w:eastAsia="Arial" w:hAnsi="Arial"/>
-                <w:b/>
-                <w:bCs/>
-                <w:color w:val="FFFFFF"/>
-                <w:sz w:val="18"/>
-                <w:szCs w:val="18"/>
-              </w:rPr>
-              <w:t xml:space="preserve">DELETE</w:t>
-            </w:r>
-          </w:p>
-        </w:tc>
-        <w:tc>
-          <w:tcPr>
-            <w:tcW w:type="dxa" w:w="3200"/>
-            <w:tcMar>
-              <w:top w:type="dxa" w:w="80"/>
-              <w:left w:type="dxa" w:w="120"/>
-              <w:bottom w:type="dxa" w:w="80"/>
-              <w:right w:type="dxa" w:w="120"/>
-            </w:tcMar>
-          </w:tcPr>
-          <w:p>
-            <w:r>
-              <w:rPr>
-                <w:rFonts w:ascii="Courier New" w:cs="Courier New" w:eastAsia="Courier New" w:hAnsi="Courier New"/>
-                <w:color w:val="1A1A2E"/>
-                <w:sz w:val="18"/>
-                <w:szCs w:val="18"/>
-              </w:rPr>
-              <w:t xml:space="preserve">/api/events/:id</w:t>
-            </w:r>
-          </w:p>
-        </w:tc>
-        <w:tc>
-          <w:tcPr>
-            <w:tcW w:type="dxa" w:w="3500"/>
-            <w:tcMar>
-              <w:top w:type="dxa" w:w="80"/>
-              <w:left w:type="dxa" w:w="120"/>
-              <w:bottom w:type="dxa" w:w="80"/>
-              <w:right w:type="dxa" w:w="120"/>
-            </w:tcMar>
-          </w:tcPr>
-          <w:p>
-            <w:r>
-              <w:rPr>
-                <w:rFonts w:ascii="Arial" w:cs="Arial" w:eastAsia="Arial" w:hAnsi="Arial"/>
-                <w:color w:val="2D2D44"/>
-                <w:sz w:val="18"/>
-                <w:szCs w:val="18"/>
-              </w:rPr>
-              <w:t xml:space="preserve">Archive an event (soft delete)</w:t>
-            </w:r>
-          </w:p>
-        </w:tc>
-        <w:tc>
-          <w:tcPr>
-            <w:tcW w:type="dxa" w:w="1500"/>
-            <w:tcMar>
-              <w:top w:type="dxa" w:w="80"/>
-              <w:left w:type="dxa" w:w="120"/>
-              <w:bottom w:type="dxa" w:w="80"/>
-              <w:right w:type="dxa" w:w="120"/>
-            </w:tcMar>
-          </w:tcPr>
-          <w:p>
-            <w:r>
-              <w:rPr>
-                <w:rFonts w:ascii="Arial" w:cs="Arial" w:eastAsia="Arial" w:hAnsi="Arial"/>
-                <w:i/>
-                <w:iCs/>
-                <w:color w:val="6B6B80"/>
-                <w:sz w:val="17"/>
-                <w:szCs w:val="17"/>
-              </w:rPr>
-              <w:t xml:space="preserve">EVENT_ADMIN+</w:t>
+              <w:t xml:space="preserve">Invite token + Firebase token</w:t>
             </w:r>
           </w:p>
         </w:tc>
@@ -6333,7 +8334,7 @@
           <w:sz w:val="26"/>
           <w:szCs w:val="26"/>
         </w:rPr>
-        <w:t xml:space="preserve">POST /api/events — Request Body</w:t>
+        <w:t xml:space="preserve">POST /api/team-invites/lookup</w:t>
       </w:r>
     </w:p>
     <w:tbl>
@@ -6478,7 +8479,7 @@
                 <w:sz w:val="18"/>
                 <w:szCs w:val="18"/>
               </w:rPr>
-              <w:t xml:space="preserve">name</w:t>
+              <w:t xml:space="preserve">token</w:t>
             </w:r>
           </w:p>
         </w:tc>
@@ -6544,552 +8545,45 @@
                 <w:sz w:val="18"/>
                 <w:szCs w:val="18"/>
               </w:rPr>
-              <w:t xml:space="preserve">Event name</w:t>
-            </w:r>
-          </w:p>
-        </w:tc>
-      </w:tr>
-      <w:tr>
-        <w:tc>
-          <w:tcPr>
-            <w:tcW w:type="dxa" w:w="2000"/>
-            <w:tcMar>
-              <w:top w:type="dxa" w:w="60"/>
-              <w:left w:type="dxa" w:w="120"/>
-              <w:bottom w:type="dxa" w:w="60"/>
-              <w:right w:type="dxa" w:w="120"/>
-            </w:tcMar>
-          </w:tcPr>
-          <w:p>
-            <w:r>
-              <w:rPr>
-                <w:rFonts w:ascii="Courier New" w:cs="Courier New" w:eastAsia="Courier New" w:hAnsi="Courier New"/>
-                <w:color w:val="4A6741"/>
-                <w:sz w:val="18"/>
-                <w:szCs w:val="18"/>
-              </w:rPr>
-              <w:t xml:space="preserve">description</w:t>
-            </w:r>
-          </w:p>
-        </w:tc>
-        <w:tc>
-          <w:tcPr>
-            <w:tcW w:type="dxa" w:w="1400"/>
-            <w:tcMar>
-              <w:top w:type="dxa" w:w="60"/>
-              <w:left w:type="dxa" w:w="120"/>
-              <w:bottom w:type="dxa" w:w="60"/>
-              <w:right w:type="dxa" w:w="120"/>
-            </w:tcMar>
-          </w:tcPr>
-          <w:p>
-            <w:r>
-              <w:rPr>
-                <w:rFonts w:ascii="Arial" w:cs="Arial" w:eastAsia="Arial" w:hAnsi="Arial"/>
-                <w:color w:val="2471A3"/>
-                <w:sz w:val="18"/>
-                <w:szCs w:val="18"/>
-              </w:rPr>
-              <w:t xml:space="preserve">string</w:t>
-            </w:r>
-          </w:p>
-        </w:tc>
-        <w:tc>
-          <w:tcPr>
-            <w:tcW w:type="dxa" w:w="1000"/>
-            <w:tcMar>
-              <w:top w:type="dxa" w:w="60"/>
-              <w:left w:type="dxa" w:w="120"/>
-              <w:bottom w:type="dxa" w:w="60"/>
-              <w:right w:type="dxa" w:w="120"/>
-            </w:tcMar>
-          </w:tcPr>
-          <w:p>
-            <w:r>
-              <w:rPr>
-                <w:rFonts w:ascii="Arial" w:cs="Arial" w:eastAsia="Arial" w:hAnsi="Arial"/>
-                <w:color w:val="6B6B80"/>
-                <w:sz w:val="18"/>
-                <w:szCs w:val="18"/>
-              </w:rPr>
-              <w:t xml:space="preserve">No</w:t>
-            </w:r>
-          </w:p>
-        </w:tc>
-        <w:tc>
-          <w:tcPr>
-            <w:tcW w:type="dxa" w:w="5000"/>
-            <w:tcMar>
-              <w:top w:type="dxa" w:w="60"/>
-              <w:left w:type="dxa" w:w="120"/>
-              <w:bottom w:type="dxa" w:w="60"/>
-              <w:right w:type="dxa" w:w="120"/>
-            </w:tcMar>
-          </w:tcPr>
-          <w:p>
-            <w:r>
-              <w:rPr>
-                <w:rFonts w:ascii="Arial" w:cs="Arial" w:eastAsia="Arial" w:hAnsi="Arial"/>
-                <w:color w:val="2D2D44"/>
-                <w:sz w:val="18"/>
-                <w:szCs w:val="18"/>
-              </w:rPr>
-              <w:t xml:space="preserve">Event description</w:t>
-            </w:r>
-          </w:p>
-        </w:tc>
-      </w:tr>
-      <w:tr>
-        <w:tc>
-          <w:tcPr>
-            <w:tcW w:type="dxa" w:w="2000"/>
-            <w:tcMar>
-              <w:top w:type="dxa" w:w="60"/>
-              <w:left w:type="dxa" w:w="120"/>
-              <w:bottom w:type="dxa" w:w="60"/>
-              <w:right w:type="dxa" w:w="120"/>
-            </w:tcMar>
-          </w:tcPr>
-          <w:p>
-            <w:r>
-              <w:rPr>
-                <w:rFonts w:ascii="Courier New" w:cs="Courier New" w:eastAsia="Courier New" w:hAnsi="Courier New"/>
-                <w:color w:val="4A6741"/>
-                <w:sz w:val="18"/>
-                <w:szCs w:val="18"/>
-              </w:rPr>
-              <w:t xml:space="preserve">location</w:t>
-            </w:r>
-          </w:p>
-        </w:tc>
-        <w:tc>
-          <w:tcPr>
-            <w:tcW w:type="dxa" w:w="1400"/>
-            <w:tcMar>
-              <w:top w:type="dxa" w:w="60"/>
-              <w:left w:type="dxa" w:w="120"/>
-              <w:bottom w:type="dxa" w:w="60"/>
-              <w:right w:type="dxa" w:w="120"/>
-            </w:tcMar>
-          </w:tcPr>
-          <w:p>
-            <w:r>
-              <w:rPr>
-                <w:rFonts w:ascii="Arial" w:cs="Arial" w:eastAsia="Arial" w:hAnsi="Arial"/>
-                <w:color w:val="2471A3"/>
-                <w:sz w:val="18"/>
-                <w:szCs w:val="18"/>
-              </w:rPr>
-              <w:t xml:space="preserve">string</w:t>
-            </w:r>
-          </w:p>
-        </w:tc>
-        <w:tc>
-          <w:tcPr>
-            <w:tcW w:type="dxa" w:w="1000"/>
-            <w:tcMar>
-              <w:top w:type="dxa" w:w="60"/>
-              <w:left w:type="dxa" w:w="120"/>
-              <w:bottom w:type="dxa" w:w="60"/>
-              <w:right w:type="dxa" w:w="120"/>
-            </w:tcMar>
-          </w:tcPr>
-          <w:p>
-            <w:r>
-              <w:rPr>
-                <w:rFonts w:ascii="Arial" w:cs="Arial" w:eastAsia="Arial" w:hAnsi="Arial"/>
-                <w:color w:val="C0392B"/>
-                <w:sz w:val="18"/>
-                <w:szCs w:val="18"/>
-              </w:rPr>
-              <w:t xml:space="preserve">Yes</w:t>
-            </w:r>
-          </w:p>
-        </w:tc>
-        <w:tc>
-          <w:tcPr>
-            <w:tcW w:type="dxa" w:w="5000"/>
-            <w:tcMar>
-              <w:top w:type="dxa" w:w="60"/>
-              <w:left w:type="dxa" w:w="120"/>
-              <w:bottom w:type="dxa" w:w="60"/>
-              <w:right w:type="dxa" w:w="120"/>
-            </w:tcMar>
-          </w:tcPr>
-          <w:p>
-            <w:r>
-              <w:rPr>
-                <w:rFonts w:ascii="Arial" w:cs="Arial" w:eastAsia="Arial" w:hAnsi="Arial"/>
-                <w:color w:val="2D2D44"/>
-                <w:sz w:val="18"/>
-                <w:szCs w:val="18"/>
-              </w:rPr>
-              <w:t xml:space="preserve">Venue name</w:t>
-            </w:r>
-          </w:p>
-        </w:tc>
-      </w:tr>
-      <w:tr>
-        <w:tc>
-          <w:tcPr>
-            <w:tcW w:type="dxa" w:w="2000"/>
-            <w:tcMar>
-              <w:top w:type="dxa" w:w="60"/>
-              <w:left w:type="dxa" w:w="120"/>
-              <w:bottom w:type="dxa" w:w="60"/>
-              <w:right w:type="dxa" w:w="120"/>
-            </w:tcMar>
-          </w:tcPr>
-          <w:p>
-            <w:r>
-              <w:rPr>
-                <w:rFonts w:ascii="Courier New" w:cs="Courier New" w:eastAsia="Courier New" w:hAnsi="Courier New"/>
-                <w:color w:val="4A6741"/>
-                <w:sz w:val="18"/>
-                <w:szCs w:val="18"/>
-              </w:rPr>
-              <w:t xml:space="preserve">address</w:t>
-            </w:r>
-          </w:p>
-        </w:tc>
-        <w:tc>
-          <w:tcPr>
-            <w:tcW w:type="dxa" w:w="1400"/>
-            <w:tcMar>
-              <w:top w:type="dxa" w:w="60"/>
-              <w:left w:type="dxa" w:w="120"/>
-              <w:bottom w:type="dxa" w:w="60"/>
-              <w:right w:type="dxa" w:w="120"/>
-            </w:tcMar>
-          </w:tcPr>
-          <w:p>
-            <w:r>
-              <w:rPr>
-                <w:rFonts w:ascii="Arial" w:cs="Arial" w:eastAsia="Arial" w:hAnsi="Arial"/>
-                <w:color w:val="2471A3"/>
-                <w:sz w:val="18"/>
-                <w:szCs w:val="18"/>
-              </w:rPr>
-              <w:t xml:space="preserve">string</w:t>
-            </w:r>
-          </w:p>
-        </w:tc>
-        <w:tc>
-          <w:tcPr>
-            <w:tcW w:type="dxa" w:w="1000"/>
-            <w:tcMar>
-              <w:top w:type="dxa" w:w="60"/>
-              <w:left w:type="dxa" w:w="120"/>
-              <w:bottom w:type="dxa" w:w="60"/>
-              <w:right w:type="dxa" w:w="120"/>
-            </w:tcMar>
-          </w:tcPr>
-          <w:p>
-            <w:r>
-              <w:rPr>
-                <w:rFonts w:ascii="Arial" w:cs="Arial" w:eastAsia="Arial" w:hAnsi="Arial"/>
-                <w:color w:val="6B6B80"/>
-                <w:sz w:val="18"/>
-                <w:szCs w:val="18"/>
-              </w:rPr>
-              <w:t xml:space="preserve">No</w:t>
-            </w:r>
-          </w:p>
-        </w:tc>
-        <w:tc>
-          <w:tcPr>
-            <w:tcW w:type="dxa" w:w="5000"/>
-            <w:tcMar>
-              <w:top w:type="dxa" w:w="60"/>
-              <w:left w:type="dxa" w:w="120"/>
-              <w:bottom w:type="dxa" w:w="60"/>
-              <w:right w:type="dxa" w:w="120"/>
-            </w:tcMar>
-          </w:tcPr>
-          <w:p>
-            <w:r>
-              <w:rPr>
-                <w:rFonts w:ascii="Arial" w:cs="Arial" w:eastAsia="Arial" w:hAnsi="Arial"/>
-                <w:color w:val="2D2D44"/>
-                <w:sz w:val="18"/>
-                <w:szCs w:val="18"/>
-              </w:rPr>
-              <w:t xml:space="preserve">Full street address</w:t>
-            </w:r>
-          </w:p>
-        </w:tc>
-      </w:tr>
-      <w:tr>
-        <w:tc>
-          <w:tcPr>
-            <w:tcW w:type="dxa" w:w="2000"/>
-            <w:tcMar>
-              <w:top w:type="dxa" w:w="60"/>
-              <w:left w:type="dxa" w:w="120"/>
-              <w:bottom w:type="dxa" w:w="60"/>
-              <w:right w:type="dxa" w:w="120"/>
-            </w:tcMar>
-          </w:tcPr>
-          <w:p>
-            <w:r>
-              <w:rPr>
-                <w:rFonts w:ascii="Courier New" w:cs="Courier New" w:eastAsia="Courier New" w:hAnsi="Courier New"/>
-                <w:color w:val="4A6741"/>
-                <w:sz w:val="18"/>
-                <w:szCs w:val="18"/>
-              </w:rPr>
-              <w:t xml:space="preserve">latitude</w:t>
-            </w:r>
-          </w:p>
-        </w:tc>
-        <w:tc>
-          <w:tcPr>
-            <w:tcW w:type="dxa" w:w="1400"/>
-            <w:tcMar>
-              <w:top w:type="dxa" w:w="60"/>
-              <w:left w:type="dxa" w:w="120"/>
-              <w:bottom w:type="dxa" w:w="60"/>
-              <w:right w:type="dxa" w:w="120"/>
-            </w:tcMar>
-          </w:tcPr>
-          <w:p>
-            <w:r>
-              <w:rPr>
-                <w:rFonts w:ascii="Arial" w:cs="Arial" w:eastAsia="Arial" w:hAnsi="Arial"/>
-                <w:color w:val="2471A3"/>
-                <w:sz w:val="18"/>
-                <w:szCs w:val="18"/>
-              </w:rPr>
-              <w:t xml:space="preserve">number</w:t>
-            </w:r>
-          </w:p>
-        </w:tc>
-        <w:tc>
-          <w:tcPr>
-            <w:tcW w:type="dxa" w:w="1000"/>
-            <w:tcMar>
-              <w:top w:type="dxa" w:w="60"/>
-              <w:left w:type="dxa" w:w="120"/>
-              <w:bottom w:type="dxa" w:w="60"/>
-              <w:right w:type="dxa" w:w="120"/>
-            </w:tcMar>
-          </w:tcPr>
-          <w:p>
-            <w:r>
-              <w:rPr>
-                <w:rFonts w:ascii="Arial" w:cs="Arial" w:eastAsia="Arial" w:hAnsi="Arial"/>
-                <w:color w:val="6B6B80"/>
-                <w:sz w:val="18"/>
-                <w:szCs w:val="18"/>
-              </w:rPr>
-              <w:t xml:space="preserve">No</w:t>
-            </w:r>
-          </w:p>
-        </w:tc>
-        <w:tc>
-          <w:tcPr>
-            <w:tcW w:type="dxa" w:w="5000"/>
-            <w:tcMar>
-              <w:top w:type="dxa" w:w="60"/>
-              <w:left w:type="dxa" w:w="120"/>
-              <w:bottom w:type="dxa" w:w="60"/>
-              <w:right w:type="dxa" w:w="120"/>
-            </w:tcMar>
-          </w:tcPr>
-          <w:p>
-            <w:r>
-              <w:rPr>
-                <w:rFonts w:ascii="Arial" w:cs="Arial" w:eastAsia="Arial" w:hAnsi="Arial"/>
-                <w:color w:val="2D2D44"/>
-                <w:sz w:val="18"/>
-                <w:szCs w:val="18"/>
-              </w:rPr>
-              <w:t xml:space="preserve">Used for vendor proximity matching</w:t>
-            </w:r>
-          </w:p>
-        </w:tc>
-      </w:tr>
-      <w:tr>
-        <w:tc>
-          <w:tcPr>
-            <w:tcW w:type="dxa" w:w="2000"/>
-            <w:tcMar>
-              <w:top w:type="dxa" w:w="60"/>
-              <w:left w:type="dxa" w:w="120"/>
-              <w:bottom w:type="dxa" w:w="60"/>
-              <w:right w:type="dxa" w:w="120"/>
-            </w:tcMar>
-          </w:tcPr>
-          <w:p>
-            <w:r>
-              <w:rPr>
-                <w:rFonts w:ascii="Courier New" w:cs="Courier New" w:eastAsia="Courier New" w:hAnsi="Courier New"/>
-                <w:color w:val="4A6741"/>
-                <w:sz w:val="18"/>
-                <w:szCs w:val="18"/>
-              </w:rPr>
-              <w:t xml:space="preserve">longitude</w:t>
-            </w:r>
-          </w:p>
-        </w:tc>
-        <w:tc>
-          <w:tcPr>
-            <w:tcW w:type="dxa" w:w="1400"/>
-            <w:tcMar>
-              <w:top w:type="dxa" w:w="60"/>
-              <w:left w:type="dxa" w:w="120"/>
-              <w:bottom w:type="dxa" w:w="60"/>
-              <w:right w:type="dxa" w:w="120"/>
-            </w:tcMar>
-          </w:tcPr>
-          <w:p>
-            <w:r>
-              <w:rPr>
-                <w:rFonts w:ascii="Arial" w:cs="Arial" w:eastAsia="Arial" w:hAnsi="Arial"/>
-                <w:color w:val="2471A3"/>
-                <w:sz w:val="18"/>
-                <w:szCs w:val="18"/>
-              </w:rPr>
-              <w:t xml:space="preserve">number</w:t>
-            </w:r>
-          </w:p>
-        </w:tc>
-        <w:tc>
-          <w:tcPr>
-            <w:tcW w:type="dxa" w:w="1000"/>
-            <w:tcMar>
-              <w:top w:type="dxa" w:w="60"/>
-              <w:left w:type="dxa" w:w="120"/>
-              <w:bottom w:type="dxa" w:w="60"/>
-              <w:right w:type="dxa" w:w="120"/>
-            </w:tcMar>
-          </w:tcPr>
-          <w:p>
-            <w:r>
-              <w:rPr>
-                <w:rFonts w:ascii="Arial" w:cs="Arial" w:eastAsia="Arial" w:hAnsi="Arial"/>
-                <w:color w:val="6B6B80"/>
-                <w:sz w:val="18"/>
-                <w:szCs w:val="18"/>
-              </w:rPr>
-              <w:t xml:space="preserve">No</w:t>
-            </w:r>
-          </w:p>
-        </w:tc>
-        <w:tc>
-          <w:tcPr>
-            <w:tcW w:type="dxa" w:w="5000"/>
-            <w:tcMar>
-              <w:top w:type="dxa" w:w="60"/>
-              <w:left w:type="dxa" w:w="120"/>
-              <w:bottom w:type="dxa" w:w="60"/>
-              <w:right w:type="dxa" w:w="120"/>
-            </w:tcMar>
-          </w:tcPr>
-          <w:p>
-            <w:r>
-              <w:rPr>
-                <w:rFonts w:ascii="Arial" w:cs="Arial" w:eastAsia="Arial" w:hAnsi="Arial"/>
-                <w:color w:val="2D2D44"/>
-                <w:sz w:val="18"/>
-                <w:szCs w:val="18"/>
-              </w:rPr>
-              <w:t xml:space="preserve">Used for vendor proximity matching</w:t>
-            </w:r>
-          </w:p>
-        </w:tc>
-      </w:tr>
-      <w:tr>
-        <w:tc>
-          <w:tcPr>
-            <w:tcW w:type="dxa" w:w="2000"/>
-            <w:tcMar>
-              <w:top w:type="dxa" w:w="60"/>
-              <w:left w:type="dxa" w:w="120"/>
-              <w:bottom w:type="dxa" w:w="60"/>
-              <w:right w:type="dxa" w:w="120"/>
-            </w:tcMar>
-          </w:tcPr>
-          <w:p>
-            <w:r>
-              <w:rPr>
-                <w:rFonts w:ascii="Courier New" w:cs="Courier New" w:eastAsia="Courier New" w:hAnsi="Courier New"/>
-                <w:color w:val="4A6741"/>
-                <w:sz w:val="18"/>
-                <w:szCs w:val="18"/>
-              </w:rPr>
-              <w:t xml:space="preserve">coverImageUrl</w:t>
-            </w:r>
-          </w:p>
-        </w:tc>
-        <w:tc>
-          <w:tcPr>
-            <w:tcW w:type="dxa" w:w="1400"/>
-            <w:tcMar>
-              <w:top w:type="dxa" w:w="60"/>
-              <w:left w:type="dxa" w:w="120"/>
-              <w:bottom w:type="dxa" w:w="60"/>
-              <w:right w:type="dxa" w:w="120"/>
-            </w:tcMar>
-          </w:tcPr>
-          <w:p>
-            <w:r>
-              <w:rPr>
-                <w:rFonts w:ascii="Arial" w:cs="Arial" w:eastAsia="Arial" w:hAnsi="Arial"/>
-                <w:color w:val="2471A3"/>
-                <w:sz w:val="18"/>
-                <w:szCs w:val="18"/>
-              </w:rPr>
-              <w:t xml:space="preserve">string</w:t>
-            </w:r>
-          </w:p>
-        </w:tc>
-        <w:tc>
-          <w:tcPr>
-            <w:tcW w:type="dxa" w:w="1000"/>
-            <w:tcMar>
-              <w:top w:type="dxa" w:w="60"/>
-              <w:left w:type="dxa" w:w="120"/>
-              <w:bottom w:type="dxa" w:w="60"/>
-              <w:right w:type="dxa" w:w="120"/>
-            </w:tcMar>
-          </w:tcPr>
-          <w:p>
-            <w:r>
-              <w:rPr>
-                <w:rFonts w:ascii="Arial" w:cs="Arial" w:eastAsia="Arial" w:hAnsi="Arial"/>
-                <w:color w:val="6B6B80"/>
-                <w:sz w:val="18"/>
-                <w:szCs w:val="18"/>
-              </w:rPr>
-              <w:t xml:space="preserve">No</w:t>
-            </w:r>
-          </w:p>
-        </w:tc>
-        <w:tc>
-          <w:tcPr>
-            <w:tcW w:type="dxa" w:w="5000"/>
-            <w:tcMar>
-              <w:top w:type="dxa" w:w="60"/>
-              <w:left w:type="dxa" w:w="120"/>
-              <w:bottom w:type="dxa" w:w="60"/>
-              <w:right w:type="dxa" w:w="120"/>
-            </w:tcMar>
-          </w:tcPr>
-          <w:p>
-            <w:r>
-              <w:rPr>
-                <w:rFonts w:ascii="Arial" w:cs="Arial" w:eastAsia="Arial" w:hAnsi="Arial"/>
-                <w:color w:val="2D2D44"/>
-                <w:sz w:val="18"/>
-                <w:szCs w:val="18"/>
-              </w:rPr>
-              <w:t xml:space="preserve">Cloudinary URL for event cover image</w:t>
+              <w:t xml:space="preserve">The token from the invitation link</w:t>
             </w:r>
           </w:p>
         </w:tc>
       </w:tr>
     </w:tbl>
+    <w:p>
+      <w:pPr>
+        <w:spacing w:after="100"/>
+      </w:pPr>
+      <w:r>
+        <w:rPr>
+          <w:rFonts w:ascii="Arial" w:cs="Arial" w:eastAsia="Arial" w:hAnsi="Arial"/>
+          <w:b/>
+          <w:bCs/>
+          <w:i w:val="false"/>
+          <w:iCs w:val="false"/>
+          <w:color w:val="2D2D44"/>
+          <w:sz w:val="20"/>
+          <w:szCs w:val="20"/>
+        </w:rPr>
+        <w:t xml:space="preserve">Success — 200:</w:t>
+      </w:r>
+    </w:p>
+    <w:p>
+      <w:pPr>
+        <w:shd w:fill="F0F0F0" w:val="clear"/>
+        <w:spacing w:after="80"/>
+      </w:pPr>
+      <w:r>
+        <w:rPr>
+          <w:rFonts w:ascii="Courier New" w:cs="Courier New" w:eastAsia="Courier New" w:hAnsi="Courier New"/>
+          <w:color w:val="4A6741"/>
+          <w:sz w:val="18"/>
+          <w:szCs w:val="18"/>
+        </w:rPr>
+        <w:t xml:space="preserve">{ "status": "ok", "data": { "email", "companyName", "role", "expiresAt" } }</w:t>
+      </w:r>
+    </w:p>
     <w:p>
       <w:pPr>
         <w:spacing w:after="120"/>
@@ -7111,7 +8605,25 @@
           <w:sz w:val="26"/>
           <w:szCs w:val="26"/>
         </w:rPr>
-        <w:t xml:space="preserve">PUT /api/events/:id — Request Body</w:t>
+        <w:t xml:space="preserve">POST /api/team-invites/accept</w:t>
+      </w:r>
+    </w:p>
+    <w:p>
+      <w:pPr>
+        <w:spacing w:after="100"/>
+      </w:pPr>
+      <w:r>
+        <w:rPr>
+          <w:rFonts w:ascii="Arial" w:cs="Arial" w:eastAsia="Arial" w:hAnsi="Arial"/>
+          <w:b w:val="false"/>
+          <w:bCs w:val="false"/>
+          <w:i w:val="false"/>
+          <w:iCs w:val="false"/>
+          <w:color w:val="2D2D44"/>
+          <w:sz w:val="20"/>
+          <w:szCs w:val="20"/>
+        </w:rPr>
+        <w:t xml:space="preserve">Header: Authorization: Bearer &lt;Firebase ID token&gt; — the account the frontend just created for the invited email.</w:t>
       </w:r>
     </w:p>
     <w:tbl>
@@ -7256,7 +8768,7 @@
                 <w:sz w:val="18"/>
                 <w:szCs w:val="18"/>
               </w:rPr>
-              <w:t xml:space="preserve">name</w:t>
+              <w:t xml:space="preserve">token</w:t>
             </w:r>
           </w:p>
         </w:tc>
@@ -7296,11 +8808,11 @@
             <w:r>
               <w:rPr>
                 <w:rFonts w:ascii="Arial" w:cs="Arial" w:eastAsia="Arial" w:hAnsi="Arial"/>
-                <w:color w:val="6B6B80"/>
-                <w:sz w:val="18"/>
-                <w:szCs w:val="18"/>
-              </w:rPr>
-              <w:t xml:space="preserve">No</w:t>
+                <w:color w:val="C0392B"/>
+                <w:sz w:val="18"/>
+                <w:szCs w:val="18"/>
+              </w:rPr>
+              <w:t xml:space="preserve">Yes</w:t>
             </w:r>
           </w:p>
         </w:tc>
@@ -7322,7 +8834,7 @@
                 <w:sz w:val="18"/>
                 <w:szCs w:val="18"/>
               </w:rPr>
-              <w:t xml:space="preserve">Updated event name</w:t>
+              <w:t xml:space="preserve">The token from the invitation link</w:t>
             </w:r>
           </w:p>
         </w:tc>
@@ -7346,7 +8858,7 @@
                 <w:sz w:val="18"/>
                 <w:szCs w:val="18"/>
               </w:rPr>
-              <w:t xml:space="preserve">description</w:t>
+              <w:t xml:space="preserve">username</w:t>
             </w:r>
           </w:p>
         </w:tc>
@@ -7386,11 +8898,11 @@
             <w:r>
               <w:rPr>
                 <w:rFonts w:ascii="Arial" w:cs="Arial" w:eastAsia="Arial" w:hAnsi="Arial"/>
-                <w:color w:val="6B6B80"/>
-                <w:sz w:val="18"/>
-                <w:szCs w:val="18"/>
-              </w:rPr>
-              <w:t xml:space="preserve">No</w:t>
+                <w:color w:val="C0392B"/>
+                <w:sz w:val="18"/>
+                <w:szCs w:val="18"/>
+              </w:rPr>
+              <w:t xml:space="preserve">Yes</w:t>
             </w:r>
           </w:p>
         </w:tc>
@@ -7412,584 +8924,12 @@
                 <w:sz w:val="18"/>
                 <w:szCs w:val="18"/>
               </w:rPr>
-              <w:t xml:space="preserve">Updated description</w:t>
-            </w:r>
-          </w:p>
-        </w:tc>
-      </w:tr>
-      <w:tr>
-        <w:tc>
-          <w:tcPr>
-            <w:tcW w:type="dxa" w:w="2000"/>
-            <w:tcMar>
-              <w:top w:type="dxa" w:w="60"/>
-              <w:left w:type="dxa" w:w="120"/>
-              <w:bottom w:type="dxa" w:w="60"/>
-              <w:right w:type="dxa" w:w="120"/>
-            </w:tcMar>
-          </w:tcPr>
-          <w:p>
-            <w:r>
-              <w:rPr>
-                <w:rFonts w:ascii="Courier New" w:cs="Courier New" w:eastAsia="Courier New" w:hAnsi="Courier New"/>
-                <w:color w:val="4A6741"/>
-                <w:sz w:val="18"/>
-                <w:szCs w:val="18"/>
-              </w:rPr>
-              <w:t xml:space="preserve">location</w:t>
-            </w:r>
-          </w:p>
-        </w:tc>
-        <w:tc>
-          <w:tcPr>
-            <w:tcW w:type="dxa" w:w="1400"/>
-            <w:tcMar>
-              <w:top w:type="dxa" w:w="60"/>
-              <w:left w:type="dxa" w:w="120"/>
-              <w:bottom w:type="dxa" w:w="60"/>
-              <w:right w:type="dxa" w:w="120"/>
-            </w:tcMar>
-          </w:tcPr>
-          <w:p>
-            <w:r>
-              <w:rPr>
-                <w:rFonts w:ascii="Arial" w:cs="Arial" w:eastAsia="Arial" w:hAnsi="Arial"/>
-                <w:color w:val="2471A3"/>
-                <w:sz w:val="18"/>
-                <w:szCs w:val="18"/>
-              </w:rPr>
-              <w:t xml:space="preserve">string</w:t>
-            </w:r>
-          </w:p>
-        </w:tc>
-        <w:tc>
-          <w:tcPr>
-            <w:tcW w:type="dxa" w:w="1000"/>
-            <w:tcMar>
-              <w:top w:type="dxa" w:w="60"/>
-              <w:left w:type="dxa" w:w="120"/>
-              <w:bottom w:type="dxa" w:w="60"/>
-              <w:right w:type="dxa" w:w="120"/>
-            </w:tcMar>
-          </w:tcPr>
-          <w:p>
-            <w:r>
-              <w:rPr>
-                <w:rFonts w:ascii="Arial" w:cs="Arial" w:eastAsia="Arial" w:hAnsi="Arial"/>
-                <w:color w:val="6B6B80"/>
-                <w:sz w:val="18"/>
-                <w:szCs w:val="18"/>
-              </w:rPr>
-              <w:t xml:space="preserve">No</w:t>
-            </w:r>
-          </w:p>
-        </w:tc>
-        <w:tc>
-          <w:tcPr>
-            <w:tcW w:type="dxa" w:w="5000"/>
-            <w:tcMar>
-              <w:top w:type="dxa" w:w="60"/>
-              <w:left w:type="dxa" w:w="120"/>
-              <w:bottom w:type="dxa" w:w="60"/>
-              <w:right w:type="dxa" w:w="120"/>
-            </w:tcMar>
-          </w:tcPr>
-          <w:p>
-            <w:r>
-              <w:rPr>
-                <w:rFonts w:ascii="Arial" w:cs="Arial" w:eastAsia="Arial" w:hAnsi="Arial"/>
-                <w:color w:val="2D2D44"/>
-                <w:sz w:val="18"/>
-                <w:szCs w:val="18"/>
-              </w:rPr>
-              <w:t xml:space="preserve">Updated venue name</w:t>
-            </w:r>
-          </w:p>
-        </w:tc>
-      </w:tr>
-      <w:tr>
-        <w:tc>
-          <w:tcPr>
-            <w:tcW w:type="dxa" w:w="2000"/>
-            <w:tcMar>
-              <w:top w:type="dxa" w:w="60"/>
-              <w:left w:type="dxa" w:w="120"/>
-              <w:bottom w:type="dxa" w:w="60"/>
-              <w:right w:type="dxa" w:w="120"/>
-            </w:tcMar>
-          </w:tcPr>
-          <w:p>
-            <w:r>
-              <w:rPr>
-                <w:rFonts w:ascii="Courier New" w:cs="Courier New" w:eastAsia="Courier New" w:hAnsi="Courier New"/>
-                <w:color w:val="4A6741"/>
-                <w:sz w:val="18"/>
-                <w:szCs w:val="18"/>
-              </w:rPr>
-              <w:t xml:space="preserve">address</w:t>
-            </w:r>
-          </w:p>
-        </w:tc>
-        <w:tc>
-          <w:tcPr>
-            <w:tcW w:type="dxa" w:w="1400"/>
-            <w:tcMar>
-              <w:top w:type="dxa" w:w="60"/>
-              <w:left w:type="dxa" w:w="120"/>
-              <w:bottom w:type="dxa" w:w="60"/>
-              <w:right w:type="dxa" w:w="120"/>
-            </w:tcMar>
-          </w:tcPr>
-          <w:p>
-            <w:r>
-              <w:rPr>
-                <w:rFonts w:ascii="Arial" w:cs="Arial" w:eastAsia="Arial" w:hAnsi="Arial"/>
-                <w:color w:val="2471A3"/>
-                <w:sz w:val="18"/>
-                <w:szCs w:val="18"/>
-              </w:rPr>
-              <w:t xml:space="preserve">string</w:t>
-            </w:r>
-          </w:p>
-        </w:tc>
-        <w:tc>
-          <w:tcPr>
-            <w:tcW w:type="dxa" w:w="1000"/>
-            <w:tcMar>
-              <w:top w:type="dxa" w:w="60"/>
-              <w:left w:type="dxa" w:w="120"/>
-              <w:bottom w:type="dxa" w:w="60"/>
-              <w:right w:type="dxa" w:w="120"/>
-            </w:tcMar>
-          </w:tcPr>
-          <w:p>
-            <w:r>
-              <w:rPr>
-                <w:rFonts w:ascii="Arial" w:cs="Arial" w:eastAsia="Arial" w:hAnsi="Arial"/>
-                <w:color w:val="6B6B80"/>
-                <w:sz w:val="18"/>
-                <w:szCs w:val="18"/>
-              </w:rPr>
-              <w:t xml:space="preserve">No</w:t>
-            </w:r>
-          </w:p>
-        </w:tc>
-        <w:tc>
-          <w:tcPr>
-            <w:tcW w:type="dxa" w:w="5000"/>
-            <w:tcMar>
-              <w:top w:type="dxa" w:w="60"/>
-              <w:left w:type="dxa" w:w="120"/>
-              <w:bottom w:type="dxa" w:w="60"/>
-              <w:right w:type="dxa" w:w="120"/>
-            </w:tcMar>
-          </w:tcPr>
-          <w:p>
-            <w:r>
-              <w:rPr>
-                <w:rFonts w:ascii="Arial" w:cs="Arial" w:eastAsia="Arial" w:hAnsi="Arial"/>
-                <w:color w:val="2D2D44"/>
-                <w:sz w:val="18"/>
-                <w:szCs w:val="18"/>
-              </w:rPr>
-              <w:t xml:space="preserve">Updated address</w:t>
-            </w:r>
-          </w:p>
-        </w:tc>
-      </w:tr>
-      <w:tr>
-        <w:tc>
-          <w:tcPr>
-            <w:tcW w:type="dxa" w:w="2000"/>
-            <w:tcMar>
-              <w:top w:type="dxa" w:w="60"/>
-              <w:left w:type="dxa" w:w="120"/>
-              <w:bottom w:type="dxa" w:w="60"/>
-              <w:right w:type="dxa" w:w="120"/>
-            </w:tcMar>
-          </w:tcPr>
-          <w:p>
-            <w:r>
-              <w:rPr>
-                <w:rFonts w:ascii="Courier New" w:cs="Courier New" w:eastAsia="Courier New" w:hAnsi="Courier New"/>
-                <w:color w:val="4A6741"/>
-                <w:sz w:val="18"/>
-                <w:szCs w:val="18"/>
-              </w:rPr>
-              <w:t xml:space="preserve">latitude</w:t>
-            </w:r>
-          </w:p>
-        </w:tc>
-        <w:tc>
-          <w:tcPr>
-            <w:tcW w:type="dxa" w:w="1400"/>
-            <w:tcMar>
-              <w:top w:type="dxa" w:w="60"/>
-              <w:left w:type="dxa" w:w="120"/>
-              <w:bottom w:type="dxa" w:w="60"/>
-              <w:right w:type="dxa" w:w="120"/>
-            </w:tcMar>
-          </w:tcPr>
-          <w:p>
-            <w:r>
-              <w:rPr>
-                <w:rFonts w:ascii="Arial" w:cs="Arial" w:eastAsia="Arial" w:hAnsi="Arial"/>
-                <w:color w:val="2471A3"/>
-                <w:sz w:val="18"/>
-                <w:szCs w:val="18"/>
-              </w:rPr>
-              <w:t xml:space="preserve">number</w:t>
-            </w:r>
-          </w:p>
-        </w:tc>
-        <w:tc>
-          <w:tcPr>
-            <w:tcW w:type="dxa" w:w="1000"/>
-            <w:tcMar>
-              <w:top w:type="dxa" w:w="60"/>
-              <w:left w:type="dxa" w:w="120"/>
-              <w:bottom w:type="dxa" w:w="60"/>
-              <w:right w:type="dxa" w:w="120"/>
-            </w:tcMar>
-          </w:tcPr>
-          <w:p>
-            <w:r>
-              <w:rPr>
-                <w:rFonts w:ascii="Arial" w:cs="Arial" w:eastAsia="Arial" w:hAnsi="Arial"/>
-                <w:color w:val="6B6B80"/>
-                <w:sz w:val="18"/>
-                <w:szCs w:val="18"/>
-              </w:rPr>
-              <w:t xml:space="preserve">No</w:t>
-            </w:r>
-          </w:p>
-        </w:tc>
-        <w:tc>
-          <w:tcPr>
-            <w:tcW w:type="dxa" w:w="5000"/>
-            <w:tcMar>
-              <w:top w:type="dxa" w:w="60"/>
-              <w:left w:type="dxa" w:w="120"/>
-              <w:bottom w:type="dxa" w:w="60"/>
-              <w:right w:type="dxa" w:w="120"/>
-            </w:tcMar>
-          </w:tcPr>
-          <w:p>
-            <w:r>
-              <w:rPr>
-                <w:rFonts w:ascii="Arial" w:cs="Arial" w:eastAsia="Arial" w:hAnsi="Arial"/>
-                <w:color w:val="2D2D44"/>
-                <w:sz w:val="18"/>
-                <w:szCs w:val="18"/>
-              </w:rPr>
-              <w:t xml:space="preserve">Updated coordinates</w:t>
-            </w:r>
-          </w:p>
-        </w:tc>
-      </w:tr>
-      <w:tr>
-        <w:tc>
-          <w:tcPr>
-            <w:tcW w:type="dxa" w:w="2000"/>
-            <w:tcMar>
-              <w:top w:type="dxa" w:w="60"/>
-              <w:left w:type="dxa" w:w="120"/>
-              <w:bottom w:type="dxa" w:w="60"/>
-              <w:right w:type="dxa" w:w="120"/>
-            </w:tcMar>
-          </w:tcPr>
-          <w:p>
-            <w:r>
-              <w:rPr>
-                <w:rFonts w:ascii="Courier New" w:cs="Courier New" w:eastAsia="Courier New" w:hAnsi="Courier New"/>
-                <w:color w:val="4A6741"/>
-                <w:sz w:val="18"/>
-                <w:szCs w:val="18"/>
-              </w:rPr>
-              <w:t xml:space="preserve">longitude</w:t>
-            </w:r>
-          </w:p>
-        </w:tc>
-        <w:tc>
-          <w:tcPr>
-            <w:tcW w:type="dxa" w:w="1400"/>
-            <w:tcMar>
-              <w:top w:type="dxa" w:w="60"/>
-              <w:left w:type="dxa" w:w="120"/>
-              <w:bottom w:type="dxa" w:w="60"/>
-              <w:right w:type="dxa" w:w="120"/>
-            </w:tcMar>
-          </w:tcPr>
-          <w:p>
-            <w:r>
-              <w:rPr>
-                <w:rFonts w:ascii="Arial" w:cs="Arial" w:eastAsia="Arial" w:hAnsi="Arial"/>
-                <w:color w:val="2471A3"/>
-                <w:sz w:val="18"/>
-                <w:szCs w:val="18"/>
-              </w:rPr>
-              <w:t xml:space="preserve">number</w:t>
-            </w:r>
-          </w:p>
-        </w:tc>
-        <w:tc>
-          <w:tcPr>
-            <w:tcW w:type="dxa" w:w="1000"/>
-            <w:tcMar>
-              <w:top w:type="dxa" w:w="60"/>
-              <w:left w:type="dxa" w:w="120"/>
-              <w:bottom w:type="dxa" w:w="60"/>
-              <w:right w:type="dxa" w:w="120"/>
-            </w:tcMar>
-          </w:tcPr>
-          <w:p>
-            <w:r>
-              <w:rPr>
-                <w:rFonts w:ascii="Arial" w:cs="Arial" w:eastAsia="Arial" w:hAnsi="Arial"/>
-                <w:color w:val="6B6B80"/>
-                <w:sz w:val="18"/>
-                <w:szCs w:val="18"/>
-              </w:rPr>
-              <w:t xml:space="preserve">No</w:t>
-            </w:r>
-          </w:p>
-        </w:tc>
-        <w:tc>
-          <w:tcPr>
-            <w:tcW w:type="dxa" w:w="5000"/>
-            <w:tcMar>
-              <w:top w:type="dxa" w:w="60"/>
-              <w:left w:type="dxa" w:w="120"/>
-              <w:bottom w:type="dxa" w:w="60"/>
-              <w:right w:type="dxa" w:w="120"/>
-            </w:tcMar>
-          </w:tcPr>
-          <w:p>
-            <w:r>
-              <w:rPr>
-                <w:rFonts w:ascii="Arial" w:cs="Arial" w:eastAsia="Arial" w:hAnsi="Arial"/>
-                <w:color w:val="2D2D44"/>
-                <w:sz w:val="18"/>
-                <w:szCs w:val="18"/>
-              </w:rPr>
-              <w:t xml:space="preserve">Updated coordinates</w:t>
-            </w:r>
-          </w:p>
-        </w:tc>
-      </w:tr>
-      <w:tr>
-        <w:tc>
-          <w:tcPr>
-            <w:tcW w:type="dxa" w:w="2000"/>
-            <w:tcMar>
-              <w:top w:type="dxa" w:w="60"/>
-              <w:left w:type="dxa" w:w="120"/>
-              <w:bottom w:type="dxa" w:w="60"/>
-              <w:right w:type="dxa" w:w="120"/>
-            </w:tcMar>
-          </w:tcPr>
-          <w:p>
-            <w:r>
-              <w:rPr>
-                <w:rFonts w:ascii="Courier New" w:cs="Courier New" w:eastAsia="Courier New" w:hAnsi="Courier New"/>
-                <w:color w:val="4A6741"/>
-                <w:sz w:val="18"/>
-                <w:szCs w:val="18"/>
-              </w:rPr>
-              <w:t xml:space="preserve">coverImageUrl</w:t>
-            </w:r>
-          </w:p>
-        </w:tc>
-        <w:tc>
-          <w:tcPr>
-            <w:tcW w:type="dxa" w:w="1400"/>
-            <w:tcMar>
-              <w:top w:type="dxa" w:w="60"/>
-              <w:left w:type="dxa" w:w="120"/>
-              <w:bottom w:type="dxa" w:w="60"/>
-              <w:right w:type="dxa" w:w="120"/>
-            </w:tcMar>
-          </w:tcPr>
-          <w:p>
-            <w:r>
-              <w:rPr>
-                <w:rFonts w:ascii="Arial" w:cs="Arial" w:eastAsia="Arial" w:hAnsi="Arial"/>
-                <w:color w:val="2471A3"/>
-                <w:sz w:val="18"/>
-                <w:szCs w:val="18"/>
-              </w:rPr>
-              <w:t xml:space="preserve">string</w:t>
-            </w:r>
-          </w:p>
-        </w:tc>
-        <w:tc>
-          <w:tcPr>
-            <w:tcW w:type="dxa" w:w="1000"/>
-            <w:tcMar>
-              <w:top w:type="dxa" w:w="60"/>
-              <w:left w:type="dxa" w:w="120"/>
-              <w:bottom w:type="dxa" w:w="60"/>
-              <w:right w:type="dxa" w:w="120"/>
-            </w:tcMar>
-          </w:tcPr>
-          <w:p>
-            <w:r>
-              <w:rPr>
-                <w:rFonts w:ascii="Arial" w:cs="Arial" w:eastAsia="Arial" w:hAnsi="Arial"/>
-                <w:color w:val="6B6B80"/>
-                <w:sz w:val="18"/>
-                <w:szCs w:val="18"/>
-              </w:rPr>
-              <w:t xml:space="preserve">No</w:t>
-            </w:r>
-          </w:p>
-        </w:tc>
-        <w:tc>
-          <w:tcPr>
-            <w:tcW w:type="dxa" w:w="5000"/>
-            <w:tcMar>
-              <w:top w:type="dxa" w:w="60"/>
-              <w:left w:type="dxa" w:w="120"/>
-              <w:bottom w:type="dxa" w:w="60"/>
-              <w:right w:type="dxa" w:w="120"/>
-            </w:tcMar>
-          </w:tcPr>
-          <w:p>
-            <w:r>
-              <w:rPr>
-                <w:rFonts w:ascii="Arial" w:cs="Arial" w:eastAsia="Arial" w:hAnsi="Arial"/>
-                <w:color w:val="2D2D44"/>
-                <w:sz w:val="18"/>
-                <w:szCs w:val="18"/>
-              </w:rPr>
-              <w:t xml:space="preserve">Updated cover image URL</w:t>
-            </w:r>
-          </w:p>
-        </w:tc>
-      </w:tr>
-      <w:tr>
-        <w:tc>
-          <w:tcPr>
-            <w:tcW w:type="dxa" w:w="2000"/>
-            <w:tcMar>
-              <w:top w:type="dxa" w:w="60"/>
-              <w:left w:type="dxa" w:w="120"/>
-              <w:bottom w:type="dxa" w:w="60"/>
-              <w:right w:type="dxa" w:w="120"/>
-            </w:tcMar>
-          </w:tcPr>
-          <w:p>
-            <w:r>
-              <w:rPr>
-                <w:rFonts w:ascii="Courier New" w:cs="Courier New" w:eastAsia="Courier New" w:hAnsi="Courier New"/>
-                <w:color w:val="4A6741"/>
-                <w:sz w:val="18"/>
-                <w:szCs w:val="18"/>
-              </w:rPr>
-              <w:t xml:space="preserve">status</w:t>
-            </w:r>
-          </w:p>
-        </w:tc>
-        <w:tc>
-          <w:tcPr>
-            <w:tcW w:type="dxa" w:w="1400"/>
-            <w:tcMar>
-              <w:top w:type="dxa" w:w="60"/>
-              <w:left w:type="dxa" w:w="120"/>
-              <w:bottom w:type="dxa" w:w="60"/>
-              <w:right w:type="dxa" w:w="120"/>
-            </w:tcMar>
-          </w:tcPr>
-          <w:p>
-            <w:r>
-              <w:rPr>
-                <w:rFonts w:ascii="Arial" w:cs="Arial" w:eastAsia="Arial" w:hAnsi="Arial"/>
-                <w:color w:val="2471A3"/>
-                <w:sz w:val="18"/>
-                <w:szCs w:val="18"/>
-              </w:rPr>
-              <w:t xml:space="preserve">DRAFT | PUBLISHED | COMPLETED | CANCELLED</w:t>
-            </w:r>
-          </w:p>
-        </w:tc>
-        <w:tc>
-          <w:tcPr>
-            <w:tcW w:type="dxa" w:w="1000"/>
-            <w:tcMar>
-              <w:top w:type="dxa" w:w="60"/>
-              <w:left w:type="dxa" w:w="120"/>
-              <w:bottom w:type="dxa" w:w="60"/>
-              <w:right w:type="dxa" w:w="120"/>
-            </w:tcMar>
-          </w:tcPr>
-          <w:p>
-            <w:r>
-              <w:rPr>
-                <w:rFonts w:ascii="Arial" w:cs="Arial" w:eastAsia="Arial" w:hAnsi="Arial"/>
-                <w:color w:val="6B6B80"/>
-                <w:sz w:val="18"/>
-                <w:szCs w:val="18"/>
-              </w:rPr>
-              <w:t xml:space="preserve">No</w:t>
-            </w:r>
-          </w:p>
-        </w:tc>
-        <w:tc>
-          <w:tcPr>
-            <w:tcW w:type="dxa" w:w="5000"/>
-            <w:tcMar>
-              <w:top w:type="dxa" w:w="60"/>
-              <w:left w:type="dxa" w:w="120"/>
-              <w:bottom w:type="dxa" w:w="60"/>
-              <w:right w:type="dxa" w:w="120"/>
-            </w:tcMar>
-          </w:tcPr>
-          <w:p>
-            <w:r>
-              <w:rPr>
-                <w:rFonts w:ascii="Arial" w:cs="Arial" w:eastAsia="Arial" w:hAnsi="Arial"/>
-                <w:color w:val="2D2D44"/>
-                <w:sz w:val="18"/>
-                <w:szCs w:val="18"/>
-              </w:rPr>
-              <w:t xml:space="preserve">Updated event status</w:t>
+              <w:t xml:space="preserve">The person's name, up to 100 characters</w:t>
             </w:r>
           </w:p>
         </w:tc>
       </w:tr>
     </w:tbl>
-    <w:p>
-      <w:pPr>
-        <w:spacing w:after="120"/>
-      </w:pPr>
-      <w:r>
-        <w:t xml:space="preserve"/>
-      </w:r>
-    </w:p>
-    <w:p>
-      <w:r>
-        <w:br w:type="page"/>
-      </w:r>
-    </w:p>
-    <w:p>
-      <w:pPr>
-        <w:pBdr>
-          <w:bottom w:val="single" w:color="C6A43A" w:sz="8" w:space="2"/>
-        </w:pBdr>
-        <w:spacing w:after="200" w:before="480"/>
-      </w:pPr>
-      <w:r>
-        <w:rPr>
-          <w:rFonts w:ascii="Arial" w:cs="Arial" w:eastAsia="Arial" w:hAnsi="Arial"/>
-          <w:b/>
-          <w:bCs/>
-          <w:color w:val="1A1A2E"/>
-          <w:sz w:val="52"/>
-          <w:szCs w:val="52"/>
-        </w:rPr>
-        <w:t xml:space="preserve">Event Day Endpoints</w:t>
-      </w:r>
-    </w:p>
     <w:p>
       <w:pPr>
         <w:spacing w:after="100"/>
@@ -8005,7 +8945,52 @@
           <w:sz w:val="20"/>
           <w:szCs w:val="20"/>
         </w:rPr>
-        <w:t xml:space="preserve">Base path: /api/events/:eventId/days</w:t>
+        <w:t xml:space="preserve">Success Response — 201 Created:</w:t>
+      </w:r>
+    </w:p>
+    <w:p>
+      <w:pPr>
+        <w:shd w:fill="F0F0F0" w:val="clear"/>
+        <w:spacing w:after="80"/>
+      </w:pPr>
+      <w:r>
+        <w:rPr>
+          <w:rFonts w:ascii="Courier New" w:cs="Courier New" w:eastAsia="Courier New" w:hAnsi="Courier New"/>
+          <w:color w:val="4A6741"/>
+          <w:sz w:val="18"/>
+          <w:szCs w:val="18"/>
+        </w:rPr>
+        <w:t xml:space="preserve">{ "status": "ok", "data": {</w:t>
+      </w:r>
+    </w:p>
+    <w:p>
+      <w:pPr>
+        <w:shd w:fill="F0F0F0" w:val="clear"/>
+        <w:spacing w:after="80"/>
+      </w:pPr>
+      <w:r>
+        <w:rPr>
+          <w:rFonts w:ascii="Courier New" w:cs="Courier New" w:eastAsia="Courier New" w:hAnsi="Courier New"/>
+          <w:color w:val="4A6741"/>
+          <w:sz w:val="18"/>
+          <w:szCs w:val="18"/>
+        </w:rPr>
+        <w:t xml:space="preserve">    "user": { "id", "email", "username", "role", "tenantId" },</w:t>
+      </w:r>
+    </w:p>
+    <w:p>
+      <w:pPr>
+        <w:shd w:fill="F0F0F0" w:val="clear"/>
+        <w:spacing w:after="80"/>
+      </w:pPr>
+      <w:r>
+        <w:rPr>
+          <w:rFonts w:ascii="Courier New" w:cs="Courier New" w:eastAsia="Courier New" w:hAnsi="Courier New"/>
+          <w:color w:val="4A6741"/>
+          <w:sz w:val="18"/>
+          <w:szCs w:val="18"/>
+        </w:rPr>
+        <w:t xml:space="preserve">    "tenant": { "id", "name" } } }</w:t>
       </w:r>
     </w:p>
     <w:p>
@@ -8023,7 +9008,244 @@
           <w:sz w:val="20"/>
           <w:szCs w:val="20"/>
         </w:rPr>
-        <w:t xml:space="preserve">EVENT_ADMIN and above. Event days define the individual days of a multi-day event. Invites reference specific days.</w:t>
+        <w:t xml:space="preserve">The usual device code step follows on first sign-in.</w:t>
+      </w:r>
+    </w:p>
+    <w:p>
+      <w:pPr>
+        <w:spacing w:after="100"/>
+      </w:pPr>
+      <w:r>
+        <w:rPr>
+          <w:rFonts w:ascii="Arial" w:cs="Arial" w:eastAsia="Arial" w:hAnsi="Arial"/>
+          <w:b/>
+          <w:bCs/>
+          <w:i w:val="false"/>
+          <w:iCs w:val="false"/>
+          <w:color w:val="2D2D44"/>
+          <w:sz w:val="20"/>
+          <w:szCs w:val="20"/>
+        </w:rPr>
+        <w:t xml:space="preserve">Errors (lookup and accept):</w:t>
+      </w:r>
+    </w:p>
+    <w:p>
+      <w:pPr>
+        <w:pStyle w:val="ListParagraph"/>
+        <w:numPr>
+          <w:ilvl w:val="0"/>
+          <w:numId w:val="2"/>
+        </w:numPr>
+        <w:spacing w:after="60"/>
+      </w:pPr>
+      <w:r>
+        <w:rPr>
+          <w:rFonts w:ascii="Arial" w:cs="Arial" w:eastAsia="Arial" w:hAnsi="Arial"/>
+          <w:color w:val="2D2D44"/>
+          <w:sz w:val="20"/>
+          <w:szCs w:val="20"/>
+        </w:rPr>
+        <w:t xml:space="preserve">404 TEAM_INVITE_INVALID — unknown or revoked link, or the workspace is suspended</w:t>
+      </w:r>
+    </w:p>
+    <w:p>
+      <w:pPr>
+        <w:pStyle w:val="ListParagraph"/>
+        <w:numPr>
+          <w:ilvl w:val="0"/>
+          <w:numId w:val="2"/>
+        </w:numPr>
+        <w:spacing w:after="60"/>
+      </w:pPr>
+      <w:r>
+        <w:rPr>
+          <w:rFonts w:ascii="Arial" w:cs="Arial" w:eastAsia="Arial" w:hAnsi="Arial"/>
+          <w:color w:val="2D2D44"/>
+          <w:sz w:val="20"/>
+          <w:szCs w:val="20"/>
+        </w:rPr>
+        <w:t xml:space="preserve">422 TEAM_INVITE_EXPIRED — past its 7 days</w:t>
+      </w:r>
+    </w:p>
+    <w:p>
+      <w:pPr>
+        <w:pStyle w:val="ListParagraph"/>
+        <w:numPr>
+          <w:ilvl w:val="0"/>
+          <w:numId w:val="2"/>
+        </w:numPr>
+        <w:spacing w:after="60"/>
+      </w:pPr>
+      <w:r>
+        <w:rPr>
+          <w:rFonts w:ascii="Arial" w:cs="Arial" w:eastAsia="Arial" w:hAnsi="Arial"/>
+          <w:color w:val="2D2D44"/>
+          <w:sz w:val="20"/>
+          <w:szCs w:val="20"/>
+        </w:rPr>
+        <w:t xml:space="preserve">409 TEAM_INVITE_USED — already accepted</w:t>
+      </w:r>
+    </w:p>
+    <w:p>
+      <w:pPr>
+        <w:pStyle w:val="ListParagraph"/>
+        <w:numPr>
+          <w:ilvl w:val="0"/>
+          <w:numId w:val="2"/>
+        </w:numPr>
+        <w:spacing w:after="60"/>
+      </w:pPr>
+      <w:r>
+        <w:rPr>
+          <w:rFonts w:ascii="Arial" w:cs="Arial" w:eastAsia="Arial" w:hAnsi="Arial"/>
+          <w:color w:val="2D2D44"/>
+          <w:sz w:val="20"/>
+          <w:szCs w:val="20"/>
+        </w:rPr>
+        <w:t xml:space="preserve">409 USER_EMAIL_TAKEN — the address already has an account (accounts belong to one workspace)</w:t>
+      </w:r>
+    </w:p>
+    <w:p>
+      <w:pPr>
+        <w:pStyle w:val="ListParagraph"/>
+        <w:numPr>
+          <w:ilvl w:val="0"/>
+          <w:numId w:val="2"/>
+        </w:numPr>
+        <w:spacing w:after="60"/>
+      </w:pPr>
+      <w:r>
+        <w:rPr>
+          <w:rFonts w:ascii="Arial" w:cs="Arial" w:eastAsia="Arial" w:hAnsi="Arial"/>
+          <w:color w:val="2D2D44"/>
+          <w:sz w:val="20"/>
+          <w:szCs w:val="20"/>
+        </w:rPr>
+        <w:t xml:space="preserve">403 — signed in with a different email than the invitation's</w:t>
+      </w:r>
+    </w:p>
+    <w:p>
+      <w:pPr>
+        <w:pStyle w:val="ListParagraph"/>
+        <w:numPr>
+          <w:ilvl w:val="0"/>
+          <w:numId w:val="2"/>
+        </w:numPr>
+        <w:spacing w:after="60"/>
+      </w:pPr>
+      <w:r>
+        <w:rPr>
+          <w:rFonts w:ascii="Arial" w:cs="Arial" w:eastAsia="Arial" w:hAnsi="Arial"/>
+          <w:color w:val="2D2D44"/>
+          <w:sz w:val="20"/>
+          <w:szCs w:val="20"/>
+        </w:rPr>
+        <w:t xml:space="preserve">401 — the Firebase token is missing, expired or invalid</w:t>
+      </w:r>
+    </w:p>
+    <w:p>
+      <w:pPr>
+        <w:pStyle w:val="ListParagraph"/>
+        <w:numPr>
+          <w:ilvl w:val="0"/>
+          <w:numId w:val="2"/>
+        </w:numPr>
+        <w:spacing w:after="60"/>
+      </w:pPr>
+      <w:r>
+        <w:rPr>
+          <w:rFonts w:ascii="Arial" w:cs="Arial" w:eastAsia="Arial" w:hAnsi="Arial"/>
+          <w:color w:val="2D2D44"/>
+          <w:sz w:val="20"/>
+          <w:szCs w:val="20"/>
+        </w:rPr>
+        <w:t xml:space="preserve">422 — a blank name, or every event the invitation named has since been archived</w:t>
+      </w:r>
+    </w:p>
+    <w:p>
+      <w:pPr>
+        <w:spacing w:after="120"/>
+      </w:pPr>
+      <w:r>
+        <w:t xml:space="preserve"/>
+      </w:r>
+    </w:p>
+    <w:p>
+      <w:r>
+        <w:br w:type="page"/>
+      </w:r>
+    </w:p>
+    <w:p>
+      <w:pPr>
+        <w:pBdr>
+          <w:bottom w:val="single" w:color="C6A43A" w:sz="8" w:space="2"/>
+        </w:pBdr>
+        <w:spacing w:after="200" w:before="480"/>
+      </w:pPr>
+      <w:r>
+        <w:rPr>
+          <w:rFonts w:ascii="Arial" w:cs="Arial" w:eastAsia="Arial" w:hAnsi="Arial"/>
+          <w:b/>
+          <w:bCs/>
+          <w:color w:val="1A1A2E"/>
+          <w:sz w:val="52"/>
+          <w:szCs w:val="52"/>
+        </w:rPr>
+        <w:t xml:space="preserve">Event Endpoints</w:t>
+      </w:r>
+    </w:p>
+    <w:p>
+      <w:pPr>
+        <w:spacing w:after="100"/>
+      </w:pPr>
+      <w:r>
+        <w:rPr>
+          <w:rFonts w:ascii="Arial" w:cs="Arial" w:eastAsia="Arial" w:hAnsi="Arial"/>
+          <w:b/>
+          <w:bCs/>
+          <w:i w:val="false"/>
+          <w:iCs w:val="false"/>
+          <w:color w:val="2D2D44"/>
+          <w:sz w:val="20"/>
+          <w:szCs w:val="20"/>
+        </w:rPr>
+        <w:t xml:space="preserve">Base path: /api/events</w:t>
+      </w:r>
+    </w:p>
+    <w:p>
+      <w:pPr>
+        <w:spacing w:after="100"/>
+      </w:pPr>
+      <w:r>
+        <w:rPr>
+          <w:rFonts w:ascii="Arial" w:cs="Arial" w:eastAsia="Arial" w:hAnsi="Arial"/>
+          <w:b w:val="false"/>
+          <w:bCs w:val="false"/>
+          <w:i w:val="false"/>
+          <w:iCs w:val="false"/>
+          <w:color w:val="2D2D44"/>
+          <w:sz w:val="20"/>
+          <w:szCs w:val="20"/>
+        </w:rPr>
+        <w:t xml:space="preserve">A locked EVENT_ADMIN (one with event assignments — see User and Team Endpoints) sees and edits only their assigned events: GET /api/events lists only those, and any other event id, here or under any event sub-resource, is a 404. Creating an event while locked assigns it to the creator.</w:t>
+      </w:r>
+    </w:p>
+    <w:p>
+      <w:pPr>
+        <w:spacing w:after="100"/>
+      </w:pPr>
+      <w:r>
+        <w:rPr>
+          <w:rFonts w:ascii="Arial" w:cs="Arial" w:eastAsia="Arial" w:hAnsi="Arial"/>
+          <w:b w:val="false"/>
+          <w:bCs w:val="false"/>
+          <w:i w:val="false"/>
+          <w:iCs w:val="false"/>
+          <w:color w:val="2D2D44"/>
+          <w:sz w:val="20"/>
+          <w:szCs w:val="20"/>
+        </w:rPr>
+        <w:t xml:space="preserve">EVENT_ADMIN and above. All events are scoped to the requesting user's tenant.</w:t>
       </w:r>
     </w:p>
     <w:p>
@@ -8205,7 +9427,7 @@
                 <w:sz w:val="18"/>
                 <w:szCs w:val="18"/>
               </w:rPr>
-              <w:t xml:space="preserve">/api/events/:eventId/days</w:t>
+              <w:t xml:space="preserve">/api/events</w:t>
             </w:r>
           </w:p>
         </w:tc>
@@ -8227,7 +9449,7 @@
                 <w:sz w:val="18"/>
                 <w:szCs w:val="18"/>
               </w:rPr>
-              <w:t xml:space="preserve">Get all days for an event</w:t>
+              <w:t xml:space="preserve">Get all events for the tenant</w:t>
             </w:r>
           </w:p>
         </w:tc>
@@ -8304,7 +9526,7 @@
                 <w:sz w:val="18"/>
                 <w:szCs w:val="18"/>
               </w:rPr>
-              <w:t xml:space="preserve">/api/events/:eventId/days/:id</w:t>
+              <w:t xml:space="preserve">/api/events/:id</w:t>
             </w:r>
           </w:p>
         </w:tc>
@@ -8326,7 +9548,7 @@
                 <w:sz w:val="18"/>
                 <w:szCs w:val="18"/>
               </w:rPr>
-              <w:t xml:space="preserve">Get a single event day</w:t>
+              <w:t xml:space="preserve">Get a single event with its days and memory hub</w:t>
             </w:r>
           </w:p>
         </w:tc>
@@ -8403,7 +9625,7 @@
                 <w:sz w:val="18"/>
                 <w:szCs w:val="18"/>
               </w:rPr>
-              <w:t xml:space="preserve">/api/events/:eventId/days</w:t>
+              <w:t xml:space="preserve">/api/events</w:t>
             </w:r>
           </w:p>
         </w:tc>
@@ -8425,7 +9647,7 @@
                 <w:sz w:val="18"/>
                 <w:szCs w:val="18"/>
               </w:rPr>
-              <w:t xml:space="preserve">Add a day to an event</w:t>
+              <w:t xml:space="preserve">Create a new event</w:t>
             </w:r>
           </w:p>
         </w:tc>
@@ -8502,7 +9724,7 @@
                 <w:sz w:val="18"/>
                 <w:szCs w:val="18"/>
               </w:rPr>
-              <w:t xml:space="preserve">/api/events/:eventId/days/:id</w:t>
+              <w:t xml:space="preserve">/api/events/:id</w:t>
             </w:r>
           </w:p>
         </w:tc>
@@ -8524,7 +9746,7 @@
                 <w:sz w:val="18"/>
                 <w:szCs w:val="18"/>
               </w:rPr>
-              <w:t xml:space="preserve">Update a day's details</w:t>
+              <w:t xml:space="preserve">Update event details or status</w:t>
             </w:r>
           </w:p>
         </w:tc>
@@ -8601,7 +9823,7 @@
                 <w:sz w:val="18"/>
                 <w:szCs w:val="18"/>
               </w:rPr>
-              <w:t xml:space="preserve">/api/events/:eventId/days/:id</w:t>
+              <w:t xml:space="preserve">/api/events/:id</w:t>
             </w:r>
           </w:p>
         </w:tc>
@@ -8623,7 +9845,7 @@
                 <w:sz w:val="18"/>
                 <w:szCs w:val="18"/>
               </w:rPr>
-              <w:t xml:space="preserve">Archive a day (soft delete)</w:t>
+              <w:t xml:space="preserve">Archive an event (soft delete)</w:t>
             </w:r>
           </w:p>
         </w:tc>
@@ -8674,7 +9896,7 @@
           <w:sz w:val="26"/>
           <w:szCs w:val="26"/>
         </w:rPr>
-        <w:t xml:space="preserve">POST /api/events/:eventId/days — Request Body</w:t>
+        <w:t xml:space="preserve">POST /api/events — Request Body</w:t>
       </w:r>
     </w:p>
     <w:tbl>
@@ -8819,7 +10041,7 @@
                 <w:sz w:val="18"/>
                 <w:szCs w:val="18"/>
               </w:rPr>
-              <w:t xml:space="preserve">label</w:t>
+              <w:t xml:space="preserve">name</w:t>
             </w:r>
           </w:p>
         </w:tc>
@@ -8885,7 +10107,7 @@
                 <w:sz w:val="18"/>
                 <w:szCs w:val="18"/>
               </w:rPr>
-              <w:t xml:space="preserve">Human-readable label e.g. "Day 1 – Ceremony"</w:t>
+              <w:t xml:space="preserve">Event name</w:t>
             </w:r>
           </w:p>
         </w:tc>
@@ -8909,7 +10131,7 @@
                 <w:sz w:val="18"/>
                 <w:szCs w:val="18"/>
               </w:rPr>
-              <w:t xml:space="preserve">date</w:t>
+              <w:t xml:space="preserve">description</w:t>
             </w:r>
           </w:p>
         </w:tc>
@@ -8931,7 +10153,7 @@
                 <w:sz w:val="18"/>
                 <w:szCs w:val="18"/>
               </w:rPr>
-              <w:t xml:space="preserve">string (ISO date)</w:t>
+              <w:t xml:space="preserve">string</w:t>
             </w:r>
           </w:p>
         </w:tc>
@@ -8949,11 +10171,11 @@
             <w:r>
               <w:rPr>
                 <w:rFonts w:ascii="Arial" w:cs="Arial" w:eastAsia="Arial" w:hAnsi="Arial"/>
-                <w:color w:val="C0392B"/>
-                <w:sz w:val="18"/>
-                <w:szCs w:val="18"/>
-              </w:rPr>
-              <w:t xml:space="preserve">Yes</w:t>
+                <w:color w:val="6B6B80"/>
+                <w:sz w:val="18"/>
+                <w:szCs w:val="18"/>
+              </w:rPr>
+              <w:t xml:space="preserve">No</w:t>
             </w:r>
           </w:p>
         </w:tc>
@@ -8975,7 +10197,7 @@
                 <w:sz w:val="18"/>
                 <w:szCs w:val="18"/>
               </w:rPr>
-              <w:t xml:space="preserve">Date of this day e.g. "2025-08-01"</w:t>
+              <w:t xml:space="preserve">Event description</w:t>
             </w:r>
           </w:p>
         </w:tc>
@@ -8999,7 +10221,7 @@
                 <w:sz w:val="18"/>
                 <w:szCs w:val="18"/>
               </w:rPr>
-              <w:t xml:space="preserve">startTime</w:t>
+              <w:t xml:space="preserve">location</w:t>
             </w:r>
           </w:p>
         </w:tc>
@@ -9021,7 +10243,7 @@
                 <w:sz w:val="18"/>
                 <w:szCs w:val="18"/>
               </w:rPr>
-              <w:t xml:space="preserve">string (ISO datetime)</w:t>
+              <w:t xml:space="preserve">string</w:t>
             </w:r>
           </w:p>
         </w:tc>
@@ -9039,11 +10261,11 @@
             <w:r>
               <w:rPr>
                 <w:rFonts w:ascii="Arial" w:cs="Arial" w:eastAsia="Arial" w:hAnsi="Arial"/>
-                <w:color w:val="6B6B80"/>
-                <w:sz w:val="18"/>
-                <w:szCs w:val="18"/>
-              </w:rPr>
-              <w:t xml:space="preserve">No</w:t>
+                <w:color w:val="C0392B"/>
+                <w:sz w:val="18"/>
+                <w:szCs w:val="18"/>
+              </w:rPr>
+              <w:t xml:space="preserve">Yes</w:t>
             </w:r>
           </w:p>
         </w:tc>
@@ -9065,7 +10287,7 @@
                 <w:sz w:val="18"/>
                 <w:szCs w:val="18"/>
               </w:rPr>
-              <w:t xml:space="preserve">Start time e.g. "2025-08-01T18:00:00.000Z"</w:t>
+              <w:t xml:space="preserve">Venue name</w:t>
             </w:r>
           </w:p>
         </w:tc>
@@ -9089,7 +10311,7 @@
                 <w:sz w:val="18"/>
                 <w:szCs w:val="18"/>
               </w:rPr>
-              <w:t xml:space="preserve">endTime</w:t>
+              <w:t xml:space="preserve">address</w:t>
             </w:r>
           </w:p>
         </w:tc>
@@ -9111,7 +10333,7 @@
                 <w:sz w:val="18"/>
                 <w:szCs w:val="18"/>
               </w:rPr>
-              <w:t xml:space="preserve">string (ISO datetime)</w:t>
+              <w:t xml:space="preserve">string</w:t>
             </w:r>
           </w:p>
         </w:tc>
@@ -9155,7 +10377,1145 @@
                 <w:sz w:val="18"/>
                 <w:szCs w:val="18"/>
               </w:rPr>
-              <w:t xml:space="preserve">End time e.g. "2025-08-01T23:00:00.000Z"</w:t>
+              <w:t xml:space="preserve">Full street address</w:t>
+            </w:r>
+          </w:p>
+        </w:tc>
+      </w:tr>
+      <w:tr>
+        <w:tc>
+          <w:tcPr>
+            <w:tcW w:type="dxa" w:w="2000"/>
+            <w:tcMar>
+              <w:top w:type="dxa" w:w="60"/>
+              <w:left w:type="dxa" w:w="120"/>
+              <w:bottom w:type="dxa" w:w="60"/>
+              <w:right w:type="dxa" w:w="120"/>
+            </w:tcMar>
+          </w:tcPr>
+          <w:p>
+            <w:r>
+              <w:rPr>
+                <w:rFonts w:ascii="Courier New" w:cs="Courier New" w:eastAsia="Courier New" w:hAnsi="Courier New"/>
+                <w:color w:val="4A6741"/>
+                <w:sz w:val="18"/>
+                <w:szCs w:val="18"/>
+              </w:rPr>
+              <w:t xml:space="preserve">latitude</w:t>
+            </w:r>
+          </w:p>
+        </w:tc>
+        <w:tc>
+          <w:tcPr>
+            <w:tcW w:type="dxa" w:w="1400"/>
+            <w:tcMar>
+              <w:top w:type="dxa" w:w="60"/>
+              <w:left w:type="dxa" w:w="120"/>
+              <w:bottom w:type="dxa" w:w="60"/>
+              <w:right w:type="dxa" w:w="120"/>
+            </w:tcMar>
+          </w:tcPr>
+          <w:p>
+            <w:r>
+              <w:rPr>
+                <w:rFonts w:ascii="Arial" w:cs="Arial" w:eastAsia="Arial" w:hAnsi="Arial"/>
+                <w:color w:val="2471A3"/>
+                <w:sz w:val="18"/>
+                <w:szCs w:val="18"/>
+              </w:rPr>
+              <w:t xml:space="preserve">number</w:t>
+            </w:r>
+          </w:p>
+        </w:tc>
+        <w:tc>
+          <w:tcPr>
+            <w:tcW w:type="dxa" w:w="1000"/>
+            <w:tcMar>
+              <w:top w:type="dxa" w:w="60"/>
+              <w:left w:type="dxa" w:w="120"/>
+              <w:bottom w:type="dxa" w:w="60"/>
+              <w:right w:type="dxa" w:w="120"/>
+            </w:tcMar>
+          </w:tcPr>
+          <w:p>
+            <w:r>
+              <w:rPr>
+                <w:rFonts w:ascii="Arial" w:cs="Arial" w:eastAsia="Arial" w:hAnsi="Arial"/>
+                <w:color w:val="6B6B80"/>
+                <w:sz w:val="18"/>
+                <w:szCs w:val="18"/>
+              </w:rPr>
+              <w:t xml:space="preserve">No</w:t>
+            </w:r>
+          </w:p>
+        </w:tc>
+        <w:tc>
+          <w:tcPr>
+            <w:tcW w:type="dxa" w:w="5000"/>
+            <w:tcMar>
+              <w:top w:type="dxa" w:w="60"/>
+              <w:left w:type="dxa" w:w="120"/>
+              <w:bottom w:type="dxa" w:w="60"/>
+              <w:right w:type="dxa" w:w="120"/>
+            </w:tcMar>
+          </w:tcPr>
+          <w:p>
+            <w:r>
+              <w:rPr>
+                <w:rFonts w:ascii="Arial" w:cs="Arial" w:eastAsia="Arial" w:hAnsi="Arial"/>
+                <w:color w:val="2D2D44"/>
+                <w:sz w:val="18"/>
+                <w:szCs w:val="18"/>
+              </w:rPr>
+              <w:t xml:space="preserve">Used for vendor proximity matching</w:t>
+            </w:r>
+          </w:p>
+        </w:tc>
+      </w:tr>
+      <w:tr>
+        <w:tc>
+          <w:tcPr>
+            <w:tcW w:type="dxa" w:w="2000"/>
+            <w:tcMar>
+              <w:top w:type="dxa" w:w="60"/>
+              <w:left w:type="dxa" w:w="120"/>
+              <w:bottom w:type="dxa" w:w="60"/>
+              <w:right w:type="dxa" w:w="120"/>
+            </w:tcMar>
+          </w:tcPr>
+          <w:p>
+            <w:r>
+              <w:rPr>
+                <w:rFonts w:ascii="Courier New" w:cs="Courier New" w:eastAsia="Courier New" w:hAnsi="Courier New"/>
+                <w:color w:val="4A6741"/>
+                <w:sz w:val="18"/>
+                <w:szCs w:val="18"/>
+              </w:rPr>
+              <w:t xml:space="preserve">longitude</w:t>
+            </w:r>
+          </w:p>
+        </w:tc>
+        <w:tc>
+          <w:tcPr>
+            <w:tcW w:type="dxa" w:w="1400"/>
+            <w:tcMar>
+              <w:top w:type="dxa" w:w="60"/>
+              <w:left w:type="dxa" w:w="120"/>
+              <w:bottom w:type="dxa" w:w="60"/>
+              <w:right w:type="dxa" w:w="120"/>
+            </w:tcMar>
+          </w:tcPr>
+          <w:p>
+            <w:r>
+              <w:rPr>
+                <w:rFonts w:ascii="Arial" w:cs="Arial" w:eastAsia="Arial" w:hAnsi="Arial"/>
+                <w:color w:val="2471A3"/>
+                <w:sz w:val="18"/>
+                <w:szCs w:val="18"/>
+              </w:rPr>
+              <w:t xml:space="preserve">number</w:t>
+            </w:r>
+          </w:p>
+        </w:tc>
+        <w:tc>
+          <w:tcPr>
+            <w:tcW w:type="dxa" w:w="1000"/>
+            <w:tcMar>
+              <w:top w:type="dxa" w:w="60"/>
+              <w:left w:type="dxa" w:w="120"/>
+              <w:bottom w:type="dxa" w:w="60"/>
+              <w:right w:type="dxa" w:w="120"/>
+            </w:tcMar>
+          </w:tcPr>
+          <w:p>
+            <w:r>
+              <w:rPr>
+                <w:rFonts w:ascii="Arial" w:cs="Arial" w:eastAsia="Arial" w:hAnsi="Arial"/>
+                <w:color w:val="6B6B80"/>
+                <w:sz w:val="18"/>
+                <w:szCs w:val="18"/>
+              </w:rPr>
+              <w:t xml:space="preserve">No</w:t>
+            </w:r>
+          </w:p>
+        </w:tc>
+        <w:tc>
+          <w:tcPr>
+            <w:tcW w:type="dxa" w:w="5000"/>
+            <w:tcMar>
+              <w:top w:type="dxa" w:w="60"/>
+              <w:left w:type="dxa" w:w="120"/>
+              <w:bottom w:type="dxa" w:w="60"/>
+              <w:right w:type="dxa" w:w="120"/>
+            </w:tcMar>
+          </w:tcPr>
+          <w:p>
+            <w:r>
+              <w:rPr>
+                <w:rFonts w:ascii="Arial" w:cs="Arial" w:eastAsia="Arial" w:hAnsi="Arial"/>
+                <w:color w:val="2D2D44"/>
+                <w:sz w:val="18"/>
+                <w:szCs w:val="18"/>
+              </w:rPr>
+              <w:t xml:space="preserve">Used for vendor proximity matching</w:t>
+            </w:r>
+          </w:p>
+        </w:tc>
+      </w:tr>
+      <w:tr>
+        <w:tc>
+          <w:tcPr>
+            <w:tcW w:type="dxa" w:w="2000"/>
+            <w:tcMar>
+              <w:top w:type="dxa" w:w="60"/>
+              <w:left w:type="dxa" w:w="120"/>
+              <w:bottom w:type="dxa" w:w="60"/>
+              <w:right w:type="dxa" w:w="120"/>
+            </w:tcMar>
+          </w:tcPr>
+          <w:p>
+            <w:r>
+              <w:rPr>
+                <w:rFonts w:ascii="Courier New" w:cs="Courier New" w:eastAsia="Courier New" w:hAnsi="Courier New"/>
+                <w:color w:val="4A6741"/>
+                <w:sz w:val="18"/>
+                <w:szCs w:val="18"/>
+              </w:rPr>
+              <w:t xml:space="preserve">coverImageUrl</w:t>
+            </w:r>
+          </w:p>
+        </w:tc>
+        <w:tc>
+          <w:tcPr>
+            <w:tcW w:type="dxa" w:w="1400"/>
+            <w:tcMar>
+              <w:top w:type="dxa" w:w="60"/>
+              <w:left w:type="dxa" w:w="120"/>
+              <w:bottom w:type="dxa" w:w="60"/>
+              <w:right w:type="dxa" w:w="120"/>
+            </w:tcMar>
+          </w:tcPr>
+          <w:p>
+            <w:r>
+              <w:rPr>
+                <w:rFonts w:ascii="Arial" w:cs="Arial" w:eastAsia="Arial" w:hAnsi="Arial"/>
+                <w:color w:val="2471A3"/>
+                <w:sz w:val="18"/>
+                <w:szCs w:val="18"/>
+              </w:rPr>
+              <w:t xml:space="preserve">string</w:t>
+            </w:r>
+          </w:p>
+        </w:tc>
+        <w:tc>
+          <w:tcPr>
+            <w:tcW w:type="dxa" w:w="1000"/>
+            <w:tcMar>
+              <w:top w:type="dxa" w:w="60"/>
+              <w:left w:type="dxa" w:w="120"/>
+              <w:bottom w:type="dxa" w:w="60"/>
+              <w:right w:type="dxa" w:w="120"/>
+            </w:tcMar>
+          </w:tcPr>
+          <w:p>
+            <w:r>
+              <w:rPr>
+                <w:rFonts w:ascii="Arial" w:cs="Arial" w:eastAsia="Arial" w:hAnsi="Arial"/>
+                <w:color w:val="6B6B80"/>
+                <w:sz w:val="18"/>
+                <w:szCs w:val="18"/>
+              </w:rPr>
+              <w:t xml:space="preserve">No</w:t>
+            </w:r>
+          </w:p>
+        </w:tc>
+        <w:tc>
+          <w:tcPr>
+            <w:tcW w:type="dxa" w:w="5000"/>
+            <w:tcMar>
+              <w:top w:type="dxa" w:w="60"/>
+              <w:left w:type="dxa" w:w="120"/>
+              <w:bottom w:type="dxa" w:w="60"/>
+              <w:right w:type="dxa" w:w="120"/>
+            </w:tcMar>
+          </w:tcPr>
+          <w:p>
+            <w:r>
+              <w:rPr>
+                <w:rFonts w:ascii="Arial" w:cs="Arial" w:eastAsia="Arial" w:hAnsi="Arial"/>
+                <w:color w:val="2D2D44"/>
+                <w:sz w:val="18"/>
+                <w:szCs w:val="18"/>
+              </w:rPr>
+              <w:t xml:space="preserve">Cloudinary URL for event cover image</w:t>
+            </w:r>
+          </w:p>
+        </w:tc>
+      </w:tr>
+    </w:tbl>
+    <w:p>
+      <w:pPr>
+        <w:spacing w:after="120"/>
+      </w:pPr>
+      <w:r>
+        <w:t xml:space="preserve"/>
+      </w:r>
+    </w:p>
+    <w:p>
+      <w:pPr>
+        <w:spacing w:after="100" w:before="280"/>
+      </w:pPr>
+      <w:r>
+        <w:rPr>
+          <w:rFonts w:ascii="Arial" w:cs="Arial" w:eastAsia="Arial" w:hAnsi="Arial"/>
+          <w:b/>
+          <w:bCs/>
+          <w:color w:val="1A1A2E"/>
+          <w:sz w:val="26"/>
+          <w:szCs w:val="26"/>
+        </w:rPr>
+        <w:t xml:space="preserve">PUT /api/events/:id — Request Body</w:t>
+      </w:r>
+    </w:p>
+    <w:tbl>
+      <w:tblPr>
+        <w:tblW w:type="dxa" w:w="9360"/>
+        <w:tblBorders>
+          <w:top w:val="single" w:color="auto" w:sz="4"/>
+          <w:left w:val="single" w:color="auto" w:sz="4"/>
+          <w:bottom w:val="single" w:color="auto" w:sz="4"/>
+          <w:right w:val="single" w:color="auto" w:sz="4"/>
+          <w:insideH w:val="single" w:color="auto" w:sz="4"/>
+          <w:insideV w:val="single" w:color="auto" w:sz="4"/>
+        </w:tblBorders>
+      </w:tblPr>
+      <w:tblGrid>
+        <w:gridCol w:w="2000"/>
+        <w:gridCol w:w="1400"/>
+        <w:gridCol w:w="1000"/>
+        <w:gridCol w:w="5000"/>
+      </w:tblGrid>
+      <w:tr>
+        <w:trPr>
+          <w:tblHeader/>
+        </w:trPr>
+        <w:tc>
+          <w:tcPr>
+            <w:tcW w:type="dxa" w:w="2000"/>
+            <w:shd w:fill="1A1A2E" w:val="clear"/>
+            <w:tcMar>
+              <w:top w:type="dxa" w:w="80"/>
+              <w:left w:type="dxa" w:w="120"/>
+              <w:bottom w:type="dxa" w:w="80"/>
+              <w:right w:type="dxa" w:w="120"/>
+            </w:tcMar>
+          </w:tcPr>
+          <w:p>
+            <w:r>
+              <w:rPr>
+                <w:rFonts w:ascii="Arial" w:cs="Arial" w:eastAsia="Arial" w:hAnsi="Arial"/>
+                <w:b/>
+                <w:bCs/>
+                <w:color w:val="FFFFFF"/>
+                <w:sz w:val="19"/>
+                <w:szCs w:val="19"/>
+              </w:rPr>
+              <w:t xml:space="preserve">Field</w:t>
+            </w:r>
+          </w:p>
+        </w:tc>
+        <w:tc>
+          <w:tcPr>
+            <w:tcW w:type="dxa" w:w="1400"/>
+            <w:shd w:fill="1A1A2E" w:val="clear"/>
+            <w:tcMar>
+              <w:top w:type="dxa" w:w="80"/>
+              <w:left w:type="dxa" w:w="120"/>
+              <w:bottom w:type="dxa" w:w="80"/>
+              <w:right w:type="dxa" w:w="120"/>
+            </w:tcMar>
+          </w:tcPr>
+          <w:p>
+            <w:r>
+              <w:rPr>
+                <w:rFonts w:ascii="Arial" w:cs="Arial" w:eastAsia="Arial" w:hAnsi="Arial"/>
+                <w:b/>
+                <w:bCs/>
+                <w:color w:val="FFFFFF"/>
+                <w:sz w:val="19"/>
+                <w:szCs w:val="19"/>
+              </w:rPr>
+              <w:t xml:space="preserve">Type</w:t>
+            </w:r>
+          </w:p>
+        </w:tc>
+        <w:tc>
+          <w:tcPr>
+            <w:tcW w:type="dxa" w:w="1000"/>
+            <w:shd w:fill="1A1A2E" w:val="clear"/>
+            <w:tcMar>
+              <w:top w:type="dxa" w:w="80"/>
+              <w:left w:type="dxa" w:w="120"/>
+              <w:bottom w:type="dxa" w:w="80"/>
+              <w:right w:type="dxa" w:w="120"/>
+            </w:tcMar>
+          </w:tcPr>
+          <w:p>
+            <w:r>
+              <w:rPr>
+                <w:rFonts w:ascii="Arial" w:cs="Arial" w:eastAsia="Arial" w:hAnsi="Arial"/>
+                <w:b/>
+                <w:bCs/>
+                <w:color w:val="FFFFFF"/>
+                <w:sz w:val="19"/>
+                <w:szCs w:val="19"/>
+              </w:rPr>
+              <w:t xml:space="preserve">Required</w:t>
+            </w:r>
+          </w:p>
+        </w:tc>
+        <w:tc>
+          <w:tcPr>
+            <w:tcW w:type="dxa" w:w="5000"/>
+            <w:shd w:fill="1A1A2E" w:val="clear"/>
+            <w:tcMar>
+              <w:top w:type="dxa" w:w="80"/>
+              <w:left w:type="dxa" w:w="120"/>
+              <w:bottom w:type="dxa" w:w="80"/>
+              <w:right w:type="dxa" w:w="120"/>
+            </w:tcMar>
+          </w:tcPr>
+          <w:p>
+            <w:r>
+              <w:rPr>
+                <w:rFonts w:ascii="Arial" w:cs="Arial" w:eastAsia="Arial" w:hAnsi="Arial"/>
+                <w:b/>
+                <w:bCs/>
+                <w:color w:val="FFFFFF"/>
+                <w:sz w:val="19"/>
+                <w:szCs w:val="19"/>
+              </w:rPr>
+              <w:t xml:space="preserve">Description</w:t>
+            </w:r>
+          </w:p>
+        </w:tc>
+      </w:tr>
+      <w:tr>
+        <w:tc>
+          <w:tcPr>
+            <w:tcW w:type="dxa" w:w="2000"/>
+            <w:tcMar>
+              <w:top w:type="dxa" w:w="60"/>
+              <w:left w:type="dxa" w:w="120"/>
+              <w:bottom w:type="dxa" w:w="60"/>
+              <w:right w:type="dxa" w:w="120"/>
+            </w:tcMar>
+          </w:tcPr>
+          <w:p>
+            <w:r>
+              <w:rPr>
+                <w:rFonts w:ascii="Courier New" w:cs="Courier New" w:eastAsia="Courier New" w:hAnsi="Courier New"/>
+                <w:color w:val="4A6741"/>
+                <w:sz w:val="18"/>
+                <w:szCs w:val="18"/>
+              </w:rPr>
+              <w:t xml:space="preserve">name</w:t>
+            </w:r>
+          </w:p>
+        </w:tc>
+        <w:tc>
+          <w:tcPr>
+            <w:tcW w:type="dxa" w:w="1400"/>
+            <w:tcMar>
+              <w:top w:type="dxa" w:w="60"/>
+              <w:left w:type="dxa" w:w="120"/>
+              <w:bottom w:type="dxa" w:w="60"/>
+              <w:right w:type="dxa" w:w="120"/>
+            </w:tcMar>
+          </w:tcPr>
+          <w:p>
+            <w:r>
+              <w:rPr>
+                <w:rFonts w:ascii="Arial" w:cs="Arial" w:eastAsia="Arial" w:hAnsi="Arial"/>
+                <w:color w:val="2471A3"/>
+                <w:sz w:val="18"/>
+                <w:szCs w:val="18"/>
+              </w:rPr>
+              <w:t xml:space="preserve">string</w:t>
+            </w:r>
+          </w:p>
+        </w:tc>
+        <w:tc>
+          <w:tcPr>
+            <w:tcW w:type="dxa" w:w="1000"/>
+            <w:tcMar>
+              <w:top w:type="dxa" w:w="60"/>
+              <w:left w:type="dxa" w:w="120"/>
+              <w:bottom w:type="dxa" w:w="60"/>
+              <w:right w:type="dxa" w:w="120"/>
+            </w:tcMar>
+          </w:tcPr>
+          <w:p>
+            <w:r>
+              <w:rPr>
+                <w:rFonts w:ascii="Arial" w:cs="Arial" w:eastAsia="Arial" w:hAnsi="Arial"/>
+                <w:color w:val="6B6B80"/>
+                <w:sz w:val="18"/>
+                <w:szCs w:val="18"/>
+              </w:rPr>
+              <w:t xml:space="preserve">No</w:t>
+            </w:r>
+          </w:p>
+        </w:tc>
+        <w:tc>
+          <w:tcPr>
+            <w:tcW w:type="dxa" w:w="5000"/>
+            <w:tcMar>
+              <w:top w:type="dxa" w:w="60"/>
+              <w:left w:type="dxa" w:w="120"/>
+              <w:bottom w:type="dxa" w:w="60"/>
+              <w:right w:type="dxa" w:w="120"/>
+            </w:tcMar>
+          </w:tcPr>
+          <w:p>
+            <w:r>
+              <w:rPr>
+                <w:rFonts w:ascii="Arial" w:cs="Arial" w:eastAsia="Arial" w:hAnsi="Arial"/>
+                <w:color w:val="2D2D44"/>
+                <w:sz w:val="18"/>
+                <w:szCs w:val="18"/>
+              </w:rPr>
+              <w:t xml:space="preserve">Updated event name</w:t>
+            </w:r>
+          </w:p>
+        </w:tc>
+      </w:tr>
+      <w:tr>
+        <w:tc>
+          <w:tcPr>
+            <w:tcW w:type="dxa" w:w="2000"/>
+            <w:tcMar>
+              <w:top w:type="dxa" w:w="60"/>
+              <w:left w:type="dxa" w:w="120"/>
+              <w:bottom w:type="dxa" w:w="60"/>
+              <w:right w:type="dxa" w:w="120"/>
+            </w:tcMar>
+          </w:tcPr>
+          <w:p>
+            <w:r>
+              <w:rPr>
+                <w:rFonts w:ascii="Courier New" w:cs="Courier New" w:eastAsia="Courier New" w:hAnsi="Courier New"/>
+                <w:color w:val="4A6741"/>
+                <w:sz w:val="18"/>
+                <w:szCs w:val="18"/>
+              </w:rPr>
+              <w:t xml:space="preserve">description</w:t>
+            </w:r>
+          </w:p>
+        </w:tc>
+        <w:tc>
+          <w:tcPr>
+            <w:tcW w:type="dxa" w:w="1400"/>
+            <w:tcMar>
+              <w:top w:type="dxa" w:w="60"/>
+              <w:left w:type="dxa" w:w="120"/>
+              <w:bottom w:type="dxa" w:w="60"/>
+              <w:right w:type="dxa" w:w="120"/>
+            </w:tcMar>
+          </w:tcPr>
+          <w:p>
+            <w:r>
+              <w:rPr>
+                <w:rFonts w:ascii="Arial" w:cs="Arial" w:eastAsia="Arial" w:hAnsi="Arial"/>
+                <w:color w:val="2471A3"/>
+                <w:sz w:val="18"/>
+                <w:szCs w:val="18"/>
+              </w:rPr>
+              <w:t xml:space="preserve">string</w:t>
+            </w:r>
+          </w:p>
+        </w:tc>
+        <w:tc>
+          <w:tcPr>
+            <w:tcW w:type="dxa" w:w="1000"/>
+            <w:tcMar>
+              <w:top w:type="dxa" w:w="60"/>
+              <w:left w:type="dxa" w:w="120"/>
+              <w:bottom w:type="dxa" w:w="60"/>
+              <w:right w:type="dxa" w:w="120"/>
+            </w:tcMar>
+          </w:tcPr>
+          <w:p>
+            <w:r>
+              <w:rPr>
+                <w:rFonts w:ascii="Arial" w:cs="Arial" w:eastAsia="Arial" w:hAnsi="Arial"/>
+                <w:color w:val="6B6B80"/>
+                <w:sz w:val="18"/>
+                <w:szCs w:val="18"/>
+              </w:rPr>
+              <w:t xml:space="preserve">No</w:t>
+            </w:r>
+          </w:p>
+        </w:tc>
+        <w:tc>
+          <w:tcPr>
+            <w:tcW w:type="dxa" w:w="5000"/>
+            <w:tcMar>
+              <w:top w:type="dxa" w:w="60"/>
+              <w:left w:type="dxa" w:w="120"/>
+              <w:bottom w:type="dxa" w:w="60"/>
+              <w:right w:type="dxa" w:w="120"/>
+            </w:tcMar>
+          </w:tcPr>
+          <w:p>
+            <w:r>
+              <w:rPr>
+                <w:rFonts w:ascii="Arial" w:cs="Arial" w:eastAsia="Arial" w:hAnsi="Arial"/>
+                <w:color w:val="2D2D44"/>
+                <w:sz w:val="18"/>
+                <w:szCs w:val="18"/>
+              </w:rPr>
+              <w:t xml:space="preserve">Updated description</w:t>
+            </w:r>
+          </w:p>
+        </w:tc>
+      </w:tr>
+      <w:tr>
+        <w:tc>
+          <w:tcPr>
+            <w:tcW w:type="dxa" w:w="2000"/>
+            <w:tcMar>
+              <w:top w:type="dxa" w:w="60"/>
+              <w:left w:type="dxa" w:w="120"/>
+              <w:bottom w:type="dxa" w:w="60"/>
+              <w:right w:type="dxa" w:w="120"/>
+            </w:tcMar>
+          </w:tcPr>
+          <w:p>
+            <w:r>
+              <w:rPr>
+                <w:rFonts w:ascii="Courier New" w:cs="Courier New" w:eastAsia="Courier New" w:hAnsi="Courier New"/>
+                <w:color w:val="4A6741"/>
+                <w:sz w:val="18"/>
+                <w:szCs w:val="18"/>
+              </w:rPr>
+              <w:t xml:space="preserve">location</w:t>
+            </w:r>
+          </w:p>
+        </w:tc>
+        <w:tc>
+          <w:tcPr>
+            <w:tcW w:type="dxa" w:w="1400"/>
+            <w:tcMar>
+              <w:top w:type="dxa" w:w="60"/>
+              <w:left w:type="dxa" w:w="120"/>
+              <w:bottom w:type="dxa" w:w="60"/>
+              <w:right w:type="dxa" w:w="120"/>
+            </w:tcMar>
+          </w:tcPr>
+          <w:p>
+            <w:r>
+              <w:rPr>
+                <w:rFonts w:ascii="Arial" w:cs="Arial" w:eastAsia="Arial" w:hAnsi="Arial"/>
+                <w:color w:val="2471A3"/>
+                <w:sz w:val="18"/>
+                <w:szCs w:val="18"/>
+              </w:rPr>
+              <w:t xml:space="preserve">string</w:t>
+            </w:r>
+          </w:p>
+        </w:tc>
+        <w:tc>
+          <w:tcPr>
+            <w:tcW w:type="dxa" w:w="1000"/>
+            <w:tcMar>
+              <w:top w:type="dxa" w:w="60"/>
+              <w:left w:type="dxa" w:w="120"/>
+              <w:bottom w:type="dxa" w:w="60"/>
+              <w:right w:type="dxa" w:w="120"/>
+            </w:tcMar>
+          </w:tcPr>
+          <w:p>
+            <w:r>
+              <w:rPr>
+                <w:rFonts w:ascii="Arial" w:cs="Arial" w:eastAsia="Arial" w:hAnsi="Arial"/>
+                <w:color w:val="6B6B80"/>
+                <w:sz w:val="18"/>
+                <w:szCs w:val="18"/>
+              </w:rPr>
+              <w:t xml:space="preserve">No</w:t>
+            </w:r>
+          </w:p>
+        </w:tc>
+        <w:tc>
+          <w:tcPr>
+            <w:tcW w:type="dxa" w:w="5000"/>
+            <w:tcMar>
+              <w:top w:type="dxa" w:w="60"/>
+              <w:left w:type="dxa" w:w="120"/>
+              <w:bottom w:type="dxa" w:w="60"/>
+              <w:right w:type="dxa" w:w="120"/>
+            </w:tcMar>
+          </w:tcPr>
+          <w:p>
+            <w:r>
+              <w:rPr>
+                <w:rFonts w:ascii="Arial" w:cs="Arial" w:eastAsia="Arial" w:hAnsi="Arial"/>
+                <w:color w:val="2D2D44"/>
+                <w:sz w:val="18"/>
+                <w:szCs w:val="18"/>
+              </w:rPr>
+              <w:t xml:space="preserve">Updated venue name</w:t>
+            </w:r>
+          </w:p>
+        </w:tc>
+      </w:tr>
+      <w:tr>
+        <w:tc>
+          <w:tcPr>
+            <w:tcW w:type="dxa" w:w="2000"/>
+            <w:tcMar>
+              <w:top w:type="dxa" w:w="60"/>
+              <w:left w:type="dxa" w:w="120"/>
+              <w:bottom w:type="dxa" w:w="60"/>
+              <w:right w:type="dxa" w:w="120"/>
+            </w:tcMar>
+          </w:tcPr>
+          <w:p>
+            <w:r>
+              <w:rPr>
+                <w:rFonts w:ascii="Courier New" w:cs="Courier New" w:eastAsia="Courier New" w:hAnsi="Courier New"/>
+                <w:color w:val="4A6741"/>
+                <w:sz w:val="18"/>
+                <w:szCs w:val="18"/>
+              </w:rPr>
+              <w:t xml:space="preserve">address</w:t>
+            </w:r>
+          </w:p>
+        </w:tc>
+        <w:tc>
+          <w:tcPr>
+            <w:tcW w:type="dxa" w:w="1400"/>
+            <w:tcMar>
+              <w:top w:type="dxa" w:w="60"/>
+              <w:left w:type="dxa" w:w="120"/>
+              <w:bottom w:type="dxa" w:w="60"/>
+              <w:right w:type="dxa" w:w="120"/>
+            </w:tcMar>
+          </w:tcPr>
+          <w:p>
+            <w:r>
+              <w:rPr>
+                <w:rFonts w:ascii="Arial" w:cs="Arial" w:eastAsia="Arial" w:hAnsi="Arial"/>
+                <w:color w:val="2471A3"/>
+                <w:sz w:val="18"/>
+                <w:szCs w:val="18"/>
+              </w:rPr>
+              <w:t xml:space="preserve">string</w:t>
+            </w:r>
+          </w:p>
+        </w:tc>
+        <w:tc>
+          <w:tcPr>
+            <w:tcW w:type="dxa" w:w="1000"/>
+            <w:tcMar>
+              <w:top w:type="dxa" w:w="60"/>
+              <w:left w:type="dxa" w:w="120"/>
+              <w:bottom w:type="dxa" w:w="60"/>
+              <w:right w:type="dxa" w:w="120"/>
+            </w:tcMar>
+          </w:tcPr>
+          <w:p>
+            <w:r>
+              <w:rPr>
+                <w:rFonts w:ascii="Arial" w:cs="Arial" w:eastAsia="Arial" w:hAnsi="Arial"/>
+                <w:color w:val="6B6B80"/>
+                <w:sz w:val="18"/>
+                <w:szCs w:val="18"/>
+              </w:rPr>
+              <w:t xml:space="preserve">No</w:t>
+            </w:r>
+          </w:p>
+        </w:tc>
+        <w:tc>
+          <w:tcPr>
+            <w:tcW w:type="dxa" w:w="5000"/>
+            <w:tcMar>
+              <w:top w:type="dxa" w:w="60"/>
+              <w:left w:type="dxa" w:w="120"/>
+              <w:bottom w:type="dxa" w:w="60"/>
+              <w:right w:type="dxa" w:w="120"/>
+            </w:tcMar>
+          </w:tcPr>
+          <w:p>
+            <w:r>
+              <w:rPr>
+                <w:rFonts w:ascii="Arial" w:cs="Arial" w:eastAsia="Arial" w:hAnsi="Arial"/>
+                <w:color w:val="2D2D44"/>
+                <w:sz w:val="18"/>
+                <w:szCs w:val="18"/>
+              </w:rPr>
+              <w:t xml:space="preserve">Updated address</w:t>
+            </w:r>
+          </w:p>
+        </w:tc>
+      </w:tr>
+      <w:tr>
+        <w:tc>
+          <w:tcPr>
+            <w:tcW w:type="dxa" w:w="2000"/>
+            <w:tcMar>
+              <w:top w:type="dxa" w:w="60"/>
+              <w:left w:type="dxa" w:w="120"/>
+              <w:bottom w:type="dxa" w:w="60"/>
+              <w:right w:type="dxa" w:w="120"/>
+            </w:tcMar>
+          </w:tcPr>
+          <w:p>
+            <w:r>
+              <w:rPr>
+                <w:rFonts w:ascii="Courier New" w:cs="Courier New" w:eastAsia="Courier New" w:hAnsi="Courier New"/>
+                <w:color w:val="4A6741"/>
+                <w:sz w:val="18"/>
+                <w:szCs w:val="18"/>
+              </w:rPr>
+              <w:t xml:space="preserve">latitude</w:t>
+            </w:r>
+          </w:p>
+        </w:tc>
+        <w:tc>
+          <w:tcPr>
+            <w:tcW w:type="dxa" w:w="1400"/>
+            <w:tcMar>
+              <w:top w:type="dxa" w:w="60"/>
+              <w:left w:type="dxa" w:w="120"/>
+              <w:bottom w:type="dxa" w:w="60"/>
+              <w:right w:type="dxa" w:w="120"/>
+            </w:tcMar>
+          </w:tcPr>
+          <w:p>
+            <w:r>
+              <w:rPr>
+                <w:rFonts w:ascii="Arial" w:cs="Arial" w:eastAsia="Arial" w:hAnsi="Arial"/>
+                <w:color w:val="2471A3"/>
+                <w:sz w:val="18"/>
+                <w:szCs w:val="18"/>
+              </w:rPr>
+              <w:t xml:space="preserve">number</w:t>
+            </w:r>
+          </w:p>
+        </w:tc>
+        <w:tc>
+          <w:tcPr>
+            <w:tcW w:type="dxa" w:w="1000"/>
+            <w:tcMar>
+              <w:top w:type="dxa" w:w="60"/>
+              <w:left w:type="dxa" w:w="120"/>
+              <w:bottom w:type="dxa" w:w="60"/>
+              <w:right w:type="dxa" w:w="120"/>
+            </w:tcMar>
+          </w:tcPr>
+          <w:p>
+            <w:r>
+              <w:rPr>
+                <w:rFonts w:ascii="Arial" w:cs="Arial" w:eastAsia="Arial" w:hAnsi="Arial"/>
+                <w:color w:val="6B6B80"/>
+                <w:sz w:val="18"/>
+                <w:szCs w:val="18"/>
+              </w:rPr>
+              <w:t xml:space="preserve">No</w:t>
+            </w:r>
+          </w:p>
+        </w:tc>
+        <w:tc>
+          <w:tcPr>
+            <w:tcW w:type="dxa" w:w="5000"/>
+            <w:tcMar>
+              <w:top w:type="dxa" w:w="60"/>
+              <w:left w:type="dxa" w:w="120"/>
+              <w:bottom w:type="dxa" w:w="60"/>
+              <w:right w:type="dxa" w:w="120"/>
+            </w:tcMar>
+          </w:tcPr>
+          <w:p>
+            <w:r>
+              <w:rPr>
+                <w:rFonts w:ascii="Arial" w:cs="Arial" w:eastAsia="Arial" w:hAnsi="Arial"/>
+                <w:color w:val="2D2D44"/>
+                <w:sz w:val="18"/>
+                <w:szCs w:val="18"/>
+              </w:rPr>
+              <w:t xml:space="preserve">Updated coordinates</w:t>
+            </w:r>
+          </w:p>
+        </w:tc>
+      </w:tr>
+      <w:tr>
+        <w:tc>
+          <w:tcPr>
+            <w:tcW w:type="dxa" w:w="2000"/>
+            <w:tcMar>
+              <w:top w:type="dxa" w:w="60"/>
+              <w:left w:type="dxa" w:w="120"/>
+              <w:bottom w:type="dxa" w:w="60"/>
+              <w:right w:type="dxa" w:w="120"/>
+            </w:tcMar>
+          </w:tcPr>
+          <w:p>
+            <w:r>
+              <w:rPr>
+                <w:rFonts w:ascii="Courier New" w:cs="Courier New" w:eastAsia="Courier New" w:hAnsi="Courier New"/>
+                <w:color w:val="4A6741"/>
+                <w:sz w:val="18"/>
+                <w:szCs w:val="18"/>
+              </w:rPr>
+              <w:t xml:space="preserve">longitude</w:t>
+            </w:r>
+          </w:p>
+        </w:tc>
+        <w:tc>
+          <w:tcPr>
+            <w:tcW w:type="dxa" w:w="1400"/>
+            <w:tcMar>
+              <w:top w:type="dxa" w:w="60"/>
+              <w:left w:type="dxa" w:w="120"/>
+              <w:bottom w:type="dxa" w:w="60"/>
+              <w:right w:type="dxa" w:w="120"/>
+            </w:tcMar>
+          </w:tcPr>
+          <w:p>
+            <w:r>
+              <w:rPr>
+                <w:rFonts w:ascii="Arial" w:cs="Arial" w:eastAsia="Arial" w:hAnsi="Arial"/>
+                <w:color w:val="2471A3"/>
+                <w:sz w:val="18"/>
+                <w:szCs w:val="18"/>
+              </w:rPr>
+              <w:t xml:space="preserve">number</w:t>
+            </w:r>
+          </w:p>
+        </w:tc>
+        <w:tc>
+          <w:tcPr>
+            <w:tcW w:type="dxa" w:w="1000"/>
+            <w:tcMar>
+              <w:top w:type="dxa" w:w="60"/>
+              <w:left w:type="dxa" w:w="120"/>
+              <w:bottom w:type="dxa" w:w="60"/>
+              <w:right w:type="dxa" w:w="120"/>
+            </w:tcMar>
+          </w:tcPr>
+          <w:p>
+            <w:r>
+              <w:rPr>
+                <w:rFonts w:ascii="Arial" w:cs="Arial" w:eastAsia="Arial" w:hAnsi="Arial"/>
+                <w:color w:val="6B6B80"/>
+                <w:sz w:val="18"/>
+                <w:szCs w:val="18"/>
+              </w:rPr>
+              <w:t xml:space="preserve">No</w:t>
+            </w:r>
+          </w:p>
+        </w:tc>
+        <w:tc>
+          <w:tcPr>
+            <w:tcW w:type="dxa" w:w="5000"/>
+            <w:tcMar>
+              <w:top w:type="dxa" w:w="60"/>
+              <w:left w:type="dxa" w:w="120"/>
+              <w:bottom w:type="dxa" w:w="60"/>
+              <w:right w:type="dxa" w:w="120"/>
+            </w:tcMar>
+          </w:tcPr>
+          <w:p>
+            <w:r>
+              <w:rPr>
+                <w:rFonts w:ascii="Arial" w:cs="Arial" w:eastAsia="Arial" w:hAnsi="Arial"/>
+                <w:color w:val="2D2D44"/>
+                <w:sz w:val="18"/>
+                <w:szCs w:val="18"/>
+              </w:rPr>
+              <w:t xml:space="preserve">Updated coordinates</w:t>
+            </w:r>
+          </w:p>
+        </w:tc>
+      </w:tr>
+      <w:tr>
+        <w:tc>
+          <w:tcPr>
+            <w:tcW w:type="dxa" w:w="2000"/>
+            <w:tcMar>
+              <w:top w:type="dxa" w:w="60"/>
+              <w:left w:type="dxa" w:w="120"/>
+              <w:bottom w:type="dxa" w:w="60"/>
+              <w:right w:type="dxa" w:w="120"/>
+            </w:tcMar>
+          </w:tcPr>
+          <w:p>
+            <w:r>
+              <w:rPr>
+                <w:rFonts w:ascii="Courier New" w:cs="Courier New" w:eastAsia="Courier New" w:hAnsi="Courier New"/>
+                <w:color w:val="4A6741"/>
+                <w:sz w:val="18"/>
+                <w:szCs w:val="18"/>
+              </w:rPr>
+              <w:t xml:space="preserve">coverImageUrl</w:t>
+            </w:r>
+          </w:p>
+        </w:tc>
+        <w:tc>
+          <w:tcPr>
+            <w:tcW w:type="dxa" w:w="1400"/>
+            <w:tcMar>
+              <w:top w:type="dxa" w:w="60"/>
+              <w:left w:type="dxa" w:w="120"/>
+              <w:bottom w:type="dxa" w:w="60"/>
+              <w:right w:type="dxa" w:w="120"/>
+            </w:tcMar>
+          </w:tcPr>
+          <w:p>
+            <w:r>
+              <w:rPr>
+                <w:rFonts w:ascii="Arial" w:cs="Arial" w:eastAsia="Arial" w:hAnsi="Arial"/>
+                <w:color w:val="2471A3"/>
+                <w:sz w:val="18"/>
+                <w:szCs w:val="18"/>
+              </w:rPr>
+              <w:t xml:space="preserve">string</w:t>
+            </w:r>
+          </w:p>
+        </w:tc>
+        <w:tc>
+          <w:tcPr>
+            <w:tcW w:type="dxa" w:w="1000"/>
+            <w:tcMar>
+              <w:top w:type="dxa" w:w="60"/>
+              <w:left w:type="dxa" w:w="120"/>
+              <w:bottom w:type="dxa" w:w="60"/>
+              <w:right w:type="dxa" w:w="120"/>
+            </w:tcMar>
+          </w:tcPr>
+          <w:p>
+            <w:r>
+              <w:rPr>
+                <w:rFonts w:ascii="Arial" w:cs="Arial" w:eastAsia="Arial" w:hAnsi="Arial"/>
+                <w:color w:val="6B6B80"/>
+                <w:sz w:val="18"/>
+                <w:szCs w:val="18"/>
+              </w:rPr>
+              <w:t xml:space="preserve">No</w:t>
+            </w:r>
+          </w:p>
+        </w:tc>
+        <w:tc>
+          <w:tcPr>
+            <w:tcW w:type="dxa" w:w="5000"/>
+            <w:tcMar>
+              <w:top w:type="dxa" w:w="60"/>
+              <w:left w:type="dxa" w:w="120"/>
+              <w:bottom w:type="dxa" w:w="60"/>
+              <w:right w:type="dxa" w:w="120"/>
+            </w:tcMar>
+          </w:tcPr>
+          <w:p>
+            <w:r>
+              <w:rPr>
+                <w:rFonts w:ascii="Arial" w:cs="Arial" w:eastAsia="Arial" w:hAnsi="Arial"/>
+                <w:color w:val="2D2D44"/>
+                <w:sz w:val="18"/>
+                <w:szCs w:val="18"/>
+              </w:rPr>
+              <w:t xml:space="preserve">Updated cover image URL</w:t>
+            </w:r>
+          </w:p>
+        </w:tc>
+      </w:tr>
+      <w:tr>
+        <w:tc>
+          <w:tcPr>
+            <w:tcW w:type="dxa" w:w="2000"/>
+            <w:tcMar>
+              <w:top w:type="dxa" w:w="60"/>
+              <w:left w:type="dxa" w:w="120"/>
+              <w:bottom w:type="dxa" w:w="60"/>
+              <w:right w:type="dxa" w:w="120"/>
+            </w:tcMar>
+          </w:tcPr>
+          <w:p>
+            <w:r>
+              <w:rPr>
+                <w:rFonts w:ascii="Courier New" w:cs="Courier New" w:eastAsia="Courier New" w:hAnsi="Courier New"/>
+                <w:color w:val="4A6741"/>
+                <w:sz w:val="18"/>
+                <w:szCs w:val="18"/>
+              </w:rPr>
+              <w:t xml:space="preserve">status</w:t>
+            </w:r>
+          </w:p>
+        </w:tc>
+        <w:tc>
+          <w:tcPr>
+            <w:tcW w:type="dxa" w:w="1400"/>
+            <w:tcMar>
+              <w:top w:type="dxa" w:w="60"/>
+              <w:left w:type="dxa" w:w="120"/>
+              <w:bottom w:type="dxa" w:w="60"/>
+              <w:right w:type="dxa" w:w="120"/>
+            </w:tcMar>
+          </w:tcPr>
+          <w:p>
+            <w:r>
+              <w:rPr>
+                <w:rFonts w:ascii="Arial" w:cs="Arial" w:eastAsia="Arial" w:hAnsi="Arial"/>
+                <w:color w:val="2471A3"/>
+                <w:sz w:val="18"/>
+                <w:szCs w:val="18"/>
+              </w:rPr>
+              <w:t xml:space="preserve">DRAFT | PUBLISHED | COMPLETED | CANCELLED</w:t>
+            </w:r>
+          </w:p>
+        </w:tc>
+        <w:tc>
+          <w:tcPr>
+            <w:tcW w:type="dxa" w:w="1000"/>
+            <w:tcMar>
+              <w:top w:type="dxa" w:w="60"/>
+              <w:left w:type="dxa" w:w="120"/>
+              <w:bottom w:type="dxa" w:w="60"/>
+              <w:right w:type="dxa" w:w="120"/>
+            </w:tcMar>
+          </w:tcPr>
+          <w:p>
+            <w:r>
+              <w:rPr>
+                <w:rFonts w:ascii="Arial" w:cs="Arial" w:eastAsia="Arial" w:hAnsi="Arial"/>
+                <w:color w:val="6B6B80"/>
+                <w:sz w:val="18"/>
+                <w:szCs w:val="18"/>
+              </w:rPr>
+              <w:t xml:space="preserve">No</w:t>
+            </w:r>
+          </w:p>
+        </w:tc>
+        <w:tc>
+          <w:tcPr>
+            <w:tcW w:type="dxa" w:w="5000"/>
+            <w:tcMar>
+              <w:top w:type="dxa" w:w="60"/>
+              <w:left w:type="dxa" w:w="120"/>
+              <w:bottom w:type="dxa" w:w="60"/>
+              <w:right w:type="dxa" w:w="120"/>
+            </w:tcMar>
+          </w:tcPr>
+          <w:p>
+            <w:r>
+              <w:rPr>
+                <w:rFonts w:ascii="Arial" w:cs="Arial" w:eastAsia="Arial" w:hAnsi="Arial"/>
+                <w:color w:val="2D2D44"/>
+                <w:sz w:val="18"/>
+                <w:szCs w:val="18"/>
+              </w:rPr>
+              <w:t xml:space="preserve">Updated event status</w:t>
             </w:r>
           </w:p>
         </w:tc>
@@ -9190,7 +11550,7 @@
           <w:sz w:val="52"/>
           <w:szCs w:val="52"/>
         </w:rPr>
-        <w:t xml:space="preserve">Guest Endpoints</w:t>
+        <w:t xml:space="preserve">Event Day Endpoints</w:t>
       </w:r>
     </w:p>
     <w:p>
@@ -9208,7 +11568,7 @@
           <w:sz w:val="20"/>
           <w:szCs w:val="20"/>
         </w:rPr>
-        <w:t xml:space="preserve">Base path: /api/guests</w:t>
+        <w:t xml:space="preserve">Base path: /api/events/:eventId/days</w:t>
       </w:r>
     </w:p>
     <w:p>
@@ -9226,7 +11586,7 @@
           <w:sz w:val="20"/>
           <w:szCs w:val="20"/>
         </w:rPr>
-        <w:t xml:space="preserve">EVENT_ADMIN and above. Guests are not platform users. They interact only through invite links.</w:t>
+        <w:t xml:space="preserve">EVENT_ADMIN and above. Event days define the individual days of a multi-day event. Invites reference specific days.</w:t>
       </w:r>
     </w:p>
     <w:p>
@@ -9408,7 +11768,7 @@
                 <w:sz w:val="18"/>
                 <w:szCs w:val="18"/>
               </w:rPr>
-              <w:t xml:space="preserve">/api/guests</w:t>
+              <w:t xml:space="preserve">/api/events/:eventId/days</w:t>
             </w:r>
           </w:p>
         </w:tc>
@@ -9430,7 +11790,7 @@
                 <w:sz w:val="18"/>
                 <w:szCs w:val="18"/>
               </w:rPr>
-              <w:t xml:space="preserve">Get all guests</w:t>
+              <w:t xml:space="preserve">Get all days for an event</w:t>
             </w:r>
           </w:p>
         </w:tc>
@@ -9507,7 +11867,7 @@
                 <w:sz w:val="18"/>
                 <w:szCs w:val="18"/>
               </w:rPr>
-              <w:t xml:space="preserve">/api/guests/:id</w:t>
+              <w:t xml:space="preserve">/api/events/:eventId/days/:id</w:t>
             </w:r>
           </w:p>
         </w:tc>
@@ -9529,7 +11889,7 @@
                 <w:sz w:val="18"/>
                 <w:szCs w:val="18"/>
               </w:rPr>
-              <w:t xml:space="preserve">Get a single guest</w:t>
+              <w:t xml:space="preserve">Get a single event day</w:t>
             </w:r>
           </w:p>
         </w:tc>
@@ -9606,7 +11966,7 @@
                 <w:sz w:val="18"/>
                 <w:szCs w:val="18"/>
               </w:rPr>
-              <w:t xml:space="preserve">/api/guests</w:t>
+              <w:t xml:space="preserve">/api/events/:eventId/days</w:t>
             </w:r>
           </w:p>
         </w:tc>
@@ -9628,7 +11988,7 @@
                 <w:sz w:val="18"/>
                 <w:szCs w:val="18"/>
               </w:rPr>
-              <w:t xml:space="preserve">Create a guest record</w:t>
+              <w:t xml:space="preserve">Add a day to an event</w:t>
             </w:r>
           </w:p>
         </w:tc>
@@ -9705,7 +12065,7 @@
                 <w:sz w:val="18"/>
                 <w:szCs w:val="18"/>
               </w:rPr>
-              <w:t xml:space="preserve">/api/guests/:id</w:t>
+              <w:t xml:space="preserve">/api/events/:eventId/days/:id</w:t>
             </w:r>
           </w:p>
         </w:tc>
@@ -9727,7 +12087,7 @@
                 <w:sz w:val="18"/>
                 <w:szCs w:val="18"/>
               </w:rPr>
-              <w:t xml:space="preserve">Update guest details</w:t>
+              <w:t xml:space="preserve">Update a day's details</w:t>
             </w:r>
           </w:p>
         </w:tc>
@@ -9804,7 +12164,7 @@
                 <w:sz w:val="18"/>
                 <w:szCs w:val="18"/>
               </w:rPr>
-              <w:t xml:space="preserve">/api/guests/:id</w:t>
+              <w:t xml:space="preserve">/api/events/:eventId/days/:id</w:t>
             </w:r>
           </w:p>
         </w:tc>
@@ -9826,7 +12186,7 @@
                 <w:sz w:val="18"/>
                 <w:szCs w:val="18"/>
               </w:rPr>
-              <w:t xml:space="preserve">Archive a guest (soft delete)</w:t>
+              <w:t xml:space="preserve">Archive a day (soft delete)</w:t>
             </w:r>
           </w:p>
         </w:tc>
@@ -9877,7 +12237,7 @@
           <w:sz w:val="26"/>
           <w:szCs w:val="26"/>
         </w:rPr>
-        <w:t xml:space="preserve">POST /api/guests — Request Body</w:t>
+        <w:t xml:space="preserve">POST /api/events/:eventId/days — Request Body</w:t>
       </w:r>
     </w:p>
     <w:tbl>
@@ -10022,7 +12382,7 @@
                 <w:sz w:val="18"/>
                 <w:szCs w:val="18"/>
               </w:rPr>
-              <w:t xml:space="preserve">firstName</w:t>
+              <w:t xml:space="preserve">label</w:t>
             </w:r>
           </w:p>
         </w:tc>
@@ -10088,7 +12448,7 @@
                 <w:sz w:val="18"/>
                 <w:szCs w:val="18"/>
               </w:rPr>
-              <w:t xml:space="preserve">Guest first name</w:t>
+              <w:t xml:space="preserve">Human-readable label e.g. "Day 1 – Ceremony"</w:t>
             </w:r>
           </w:p>
         </w:tc>
@@ -10112,7 +12472,7 @@
                 <w:sz w:val="18"/>
                 <w:szCs w:val="18"/>
               </w:rPr>
-              <w:t xml:space="preserve">surname</w:t>
+              <w:t xml:space="preserve">date</w:t>
             </w:r>
           </w:p>
         </w:tc>
@@ -10134,7 +12494,7 @@
                 <w:sz w:val="18"/>
                 <w:szCs w:val="18"/>
               </w:rPr>
-              <w:t xml:space="preserve">string</w:t>
+              <w:t xml:space="preserve">string (ISO date)</w:t>
             </w:r>
           </w:p>
         </w:tc>
@@ -10178,7 +12538,7 @@
                 <w:sz w:val="18"/>
                 <w:szCs w:val="18"/>
               </w:rPr>
-              <w:t xml:space="preserve">Guest surname</w:t>
+              <w:t xml:space="preserve">Date of this day e.g. "2025-08-01"</w:t>
             </w:r>
           </w:p>
         </w:tc>
@@ -10202,7 +12562,7 @@
                 <w:sz w:val="18"/>
                 <w:szCs w:val="18"/>
               </w:rPr>
-              <w:t xml:space="preserve">email</w:t>
+              <w:t xml:space="preserve">startTime</w:t>
             </w:r>
           </w:p>
         </w:tc>
@@ -10224,7 +12584,7 @@
                 <w:sz w:val="18"/>
                 <w:szCs w:val="18"/>
               </w:rPr>
-              <w:t xml:space="preserve">string</w:t>
+              <w:t xml:space="preserve">string (ISO datetime)</w:t>
             </w:r>
           </w:p>
         </w:tc>
@@ -10268,7 +12628,7 @@
                 <w:sz w:val="18"/>
                 <w:szCs w:val="18"/>
               </w:rPr>
-              <w:t xml:space="preserve">Guest email — used for EMAIL delivery method</w:t>
+              <w:t xml:space="preserve">Start time e.g. "2025-08-01T18:00:00.000Z"</w:t>
             </w:r>
           </w:p>
         </w:tc>
@@ -10292,7 +12652,7 @@
                 <w:sz w:val="18"/>
                 <w:szCs w:val="18"/>
               </w:rPr>
-              <w:t xml:space="preserve">phoneNumber</w:t>
+              <w:t xml:space="preserve">endTime</w:t>
             </w:r>
           </w:p>
         </w:tc>
@@ -10314,7 +12674,7 @@
                 <w:sz w:val="18"/>
                 <w:szCs w:val="18"/>
               </w:rPr>
-              <w:t xml:space="preserve">string</w:t>
+              <w:t xml:space="preserve">string (ISO datetime)</w:t>
             </w:r>
           </w:p>
         </w:tc>
@@ -10358,7 +12718,7 @@
                 <w:sz w:val="18"/>
                 <w:szCs w:val="18"/>
               </w:rPr>
-              <w:t xml:space="preserve">Guest phone — used for SMS delivery method</w:t>
+              <w:t xml:space="preserve">End time e.g. "2025-08-01T23:00:00.000Z"</w:t>
             </w:r>
           </w:p>
         </w:tc>
@@ -10393,7 +12753,7 @@
           <w:sz w:val="52"/>
           <w:szCs w:val="52"/>
         </w:rPr>
-        <w:t xml:space="preserve">Invite Endpoints</w:t>
+        <w:t xml:space="preserve">Guest Endpoints</w:t>
       </w:r>
     </w:p>
     <w:p>
@@ -10411,7 +12771,7 @@
           <w:sz w:val="20"/>
           <w:szCs w:val="20"/>
         </w:rPr>
-        <w:t xml:space="preserve">Base path: /api/events/:eventId/invites</w:t>
+        <w:t xml:space="preserve">Base path: /api/guests</w:t>
       </w:r>
     </w:p>
     <w:p>
@@ -10429,7 +12789,7 @@
           <w:sz w:val="20"/>
           <w:szCs w:val="20"/>
         </w:rPr>
-        <w:t xml:space="preserve">EVENT_ADMIN and above. Creating an invite generates a unique token automatically and links the guest to specific event days.</w:t>
+        <w:t xml:space="preserve">EVENT_ADMIN and above. Guests are not platform users. They interact only through invite links.</w:t>
       </w:r>
     </w:p>
     <w:p>
@@ -10611,7 +12971,7 @@
                 <w:sz w:val="18"/>
                 <w:szCs w:val="18"/>
               </w:rPr>
-              <w:t xml:space="preserve">/api/events/:eventId/invites</w:t>
+              <w:t xml:space="preserve">/api/guests</w:t>
             </w:r>
           </w:p>
         </w:tc>
@@ -10633,7 +12993,7 @@
                 <w:sz w:val="18"/>
                 <w:szCs w:val="18"/>
               </w:rPr>
-              <w:t xml:space="preserve">Get all invites for an event</w:t>
+              <w:t xml:space="preserve">Get all guests</w:t>
             </w:r>
           </w:p>
         </w:tc>
@@ -10710,7 +13070,7 @@
                 <w:sz w:val="18"/>
                 <w:szCs w:val="18"/>
               </w:rPr>
-              <w:t xml:space="preserve">/api/events/:eventId/invites/:id</w:t>
+              <w:t xml:space="preserve">/api/guests/:id</w:t>
             </w:r>
           </w:p>
         </w:tc>
@@ -10732,7 +13092,7 @@
                 <w:sz w:val="18"/>
                 <w:szCs w:val="18"/>
               </w:rPr>
-              <w:t xml:space="preserve">Get a single invite with guest and day details</w:t>
+              <w:t xml:space="preserve">Get a single guest</w:t>
             </w:r>
           </w:p>
         </w:tc>
@@ -10809,7 +13169,7 @@
                 <w:sz w:val="18"/>
                 <w:szCs w:val="18"/>
               </w:rPr>
-              <w:t xml:space="preserve">/api/events/:eventId/invites</w:t>
+              <w:t xml:space="preserve">/api/guests</w:t>
             </w:r>
           </w:p>
         </w:tc>
@@ -10831,7 +13191,7 @@
                 <w:sz w:val="18"/>
                 <w:szCs w:val="18"/>
               </w:rPr>
-              <w:t xml:space="preserve">Create an invite for a guest</w:t>
+              <w:t xml:space="preserve">Create a guest record</w:t>
             </w:r>
           </w:p>
         </w:tc>
@@ -10908,7 +13268,7 @@
                 <w:sz w:val="18"/>
                 <w:szCs w:val="18"/>
               </w:rPr>
-              <w:t xml:space="preserve">/api/events/:eventId/invites/:id</w:t>
+              <w:t xml:space="preserve">/api/guests/:id</w:t>
             </w:r>
           </w:p>
         </w:tc>
@@ -10930,7 +13290,7 @@
                 <w:sz w:val="18"/>
                 <w:szCs w:val="18"/>
               </w:rPr>
-              <w:t xml:space="preserve">Update invite status or delivery method</w:t>
+              <w:t xml:space="preserve">Update guest details</w:t>
             </w:r>
           </w:p>
         </w:tc>
@@ -11007,7 +13367,7 @@
                 <w:sz w:val="18"/>
                 <w:szCs w:val="18"/>
               </w:rPr>
-              <w:t xml:space="preserve">/api/events/:eventId/invites/:id</w:t>
+              <w:t xml:space="preserve">/api/guests/:id</w:t>
             </w:r>
           </w:p>
         </w:tc>
@@ -11029,7 +13389,7 @@
                 <w:sz w:val="18"/>
                 <w:szCs w:val="18"/>
               </w:rPr>
-              <w:t xml:space="preserve">Archive an invite (soft delete)</w:t>
+              <w:t xml:space="preserve">Archive a guest (soft delete)</w:t>
             </w:r>
           </w:p>
         </w:tc>
@@ -11080,7 +13440,7 @@
           <w:sz w:val="26"/>
           <w:szCs w:val="26"/>
         </w:rPr>
-        <w:t xml:space="preserve">POST /api/events/:eventId/invites — Request Body</w:t>
+        <w:t xml:space="preserve">POST /api/guests — Request Body</w:t>
       </w:r>
     </w:p>
     <w:tbl>
@@ -11225,7 +13585,7 @@
                 <w:sz w:val="18"/>
                 <w:szCs w:val="18"/>
               </w:rPr>
-              <w:t xml:space="preserve">guestId</w:t>
+              <w:t xml:space="preserve">firstName</w:t>
             </w:r>
           </w:p>
         </w:tc>
@@ -11291,7 +13651,7 @@
                 <w:sz w:val="18"/>
                 <w:szCs w:val="18"/>
               </w:rPr>
-              <w:t xml:space="preserve">ID of the guest to invite</w:t>
+              <w:t xml:space="preserve">Guest first name</w:t>
             </w:r>
           </w:p>
         </w:tc>
@@ -11315,7 +13675,7 @@
                 <w:sz w:val="18"/>
                 <w:szCs w:val="18"/>
               </w:rPr>
-              <w:t xml:space="preserve">deliveryMethod</w:t>
+              <w:t xml:space="preserve">surname</w:t>
             </w:r>
           </w:p>
         </w:tc>
@@ -11337,7 +13697,7 @@
                 <w:sz w:val="18"/>
                 <w:szCs w:val="18"/>
               </w:rPr>
-              <w:t xml:space="preserve">EMAIL | SMS</w:t>
+              <w:t xml:space="preserve">string</w:t>
             </w:r>
           </w:p>
         </w:tc>
@@ -11381,7 +13741,7 @@
                 <w:sz w:val="18"/>
                 <w:szCs w:val="18"/>
               </w:rPr>
-              <w:t xml:space="preserve">How the invite link will be sent</w:t>
+              <w:t xml:space="preserve">Guest surname</w:t>
             </w:r>
           </w:p>
         </w:tc>
@@ -11405,7 +13765,7 @@
                 <w:sz w:val="18"/>
                 <w:szCs w:val="18"/>
               </w:rPr>
-              <w:t xml:space="preserve">invitedDayIds</w:t>
+              <w:t xml:space="preserve">email</w:t>
             </w:r>
           </w:p>
         </w:tc>
@@ -11427,7 +13787,7 @@
                 <w:sz w:val="18"/>
                 <w:szCs w:val="18"/>
               </w:rPr>
-              <w:t xml:space="preserve">string[]</w:t>
+              <w:t xml:space="preserve">string</w:t>
             </w:r>
           </w:p>
         </w:tc>
@@ -11445,11 +13805,11 @@
             <w:r>
               <w:rPr>
                 <w:rFonts w:ascii="Arial" w:cs="Arial" w:eastAsia="Arial" w:hAnsi="Arial"/>
-                <w:color w:val="C0392B"/>
-                <w:sz w:val="18"/>
-                <w:szCs w:val="18"/>
-              </w:rPr>
-              <w:t xml:space="preserve">Yes</w:t>
+                <w:color w:val="6B6B80"/>
+                <w:sz w:val="18"/>
+                <w:szCs w:val="18"/>
+              </w:rPr>
+              <w:t xml:space="preserve">No</w:t>
             </w:r>
           </w:p>
         </w:tc>
@@ -11471,7 +13831,7 @@
                 <w:sz w:val="18"/>
                 <w:szCs w:val="18"/>
               </w:rPr>
-              <w:t xml:space="preserve">Array of EventDay IDs this guest is invited to</w:t>
+              <w:t xml:space="preserve">Guest email — used for EMAIL delivery method</w:t>
             </w:r>
           </w:p>
         </w:tc>
@@ -11495,7 +13855,7 @@
                 <w:sz w:val="18"/>
                 <w:szCs w:val="18"/>
               </w:rPr>
-              <w:t xml:space="preserve">expiresAt</w:t>
+              <w:t xml:space="preserve">phoneNumber</w:t>
             </w:r>
           </w:p>
         </w:tc>
@@ -11517,7 +13877,7 @@
                 <w:sz w:val="18"/>
                 <w:szCs w:val="18"/>
               </w:rPr>
-              <w:t xml:space="preserve">string (ISO datetime)</w:t>
+              <w:t xml:space="preserve">string</w:t>
             </w:r>
           </w:p>
         </w:tc>
@@ -11561,38 +13921,12 @@
                 <w:sz w:val="18"/>
                 <w:szCs w:val="18"/>
               </w:rPr>
-              <w:t xml:space="preserve">When the invite token expires</w:t>
+              <w:t xml:space="preserve">Guest phone — used for SMS delivery method</w:t>
             </w:r>
           </w:p>
         </w:tc>
       </w:tr>
     </w:tbl>
-    <w:p>
-      <w:pPr>
-        <w:spacing w:after="60"/>
-      </w:pPr>
-      <w:r>
-        <w:t xml:space="preserve"/>
-      </w:r>
-    </w:p>
-    <w:p>
-      <w:pPr>
-        <w:spacing w:after="100"/>
-      </w:pPr>
-      <w:r>
-        <w:rPr>
-          <w:rFonts w:ascii="Arial" w:cs="Arial" w:eastAsia="Arial" w:hAnsi="Arial"/>
-          <w:b w:val="false"/>
-          <w:bCs w:val="false"/>
-          <w:i/>
-          <w:iCs/>
-          <w:color w:val="6B6B80"/>
-          <w:sz w:val="20"/>
-          <w:szCs w:val="20"/>
-        </w:rPr>
-        <w:t xml:space="preserve">Note: The invite token is generated automatically and returned in the response. Use this token to construct the RSVP link: https://eventgenie.com/rsvp?token={token}</w:t>
-      </w:r>
-    </w:p>
     <w:p>
       <w:pPr>
         <w:spacing w:after="120"/>
@@ -11622,7 +13956,7 @@
           <w:sz w:val="52"/>
           <w:szCs w:val="52"/>
         </w:rPr>
-        <w:t xml:space="preserve">Attendance Endpoints</w:t>
+        <w:t xml:space="preserve">Invite Endpoints</w:t>
       </w:r>
     </w:p>
     <w:p>
@@ -11640,7 +13974,7 @@
           <w:sz w:val="20"/>
           <w:szCs w:val="20"/>
         </w:rPr>
-        <w:t xml:space="preserve">Base path: /api/attendance</w:t>
+        <w:t xml:space="preserve">Base path: /api/events/:eventId/invites</w:t>
       </w:r>
     </w:p>
     <w:p>
@@ -11658,7 +13992,7 @@
           <w:sz w:val="20"/>
           <w:szCs w:val="20"/>
         </w:rPr>
-        <w:t xml:space="preserve">EVENT_ADMIN and above. Records which event days a guest has confirmed attendance for.</w:t>
+        <w:t xml:space="preserve">EVENT_ADMIN and above. Creating an invite generates a unique token automatically and links the guest to specific event days.</w:t>
       </w:r>
     </w:p>
     <w:p>
@@ -11840,7 +14174,7 @@
                 <w:sz w:val="18"/>
                 <w:szCs w:val="18"/>
               </w:rPr>
-              <w:t xml:space="preserve">/api/attendance/invite/:inviteId</w:t>
+              <w:t xml:space="preserve">/api/events/:eventId/invites</w:t>
             </w:r>
           </w:p>
         </w:tc>
@@ -11862,7 +14196,7 @@
                 <w:sz w:val="18"/>
                 <w:szCs w:val="18"/>
               </w:rPr>
-              <w:t xml:space="preserve">Get all attendance records for an invite</w:t>
+              <w:t xml:space="preserve">Get all invites for an event</w:t>
             </w:r>
           </w:p>
         </w:tc>
@@ -11939,7 +14273,7 @@
                 <w:sz w:val="18"/>
                 <w:szCs w:val="18"/>
               </w:rPr>
-              <w:t xml:space="preserve">/api/attendance/:id</w:t>
+              <w:t xml:space="preserve">/api/events/:eventId/invites/:id</w:t>
             </w:r>
           </w:p>
         </w:tc>
@@ -11961,7 +14295,7 @@
                 <w:sz w:val="18"/>
                 <w:szCs w:val="18"/>
               </w:rPr>
-              <w:t xml:space="preserve">Get a single attendance record</w:t>
+              <w:t xml:space="preserve">Get a single invite with guest and day details</w:t>
             </w:r>
           </w:p>
         </w:tc>
@@ -12038,7 +14372,7 @@
                 <w:sz w:val="18"/>
                 <w:szCs w:val="18"/>
               </w:rPr>
-              <w:t xml:space="preserve">/api/attendance</w:t>
+              <w:t xml:space="preserve">/api/events/:eventId/invites</w:t>
             </w:r>
           </w:p>
         </w:tc>
@@ -12060,7 +14394,7 @@
                 <w:sz w:val="18"/>
                 <w:szCs w:val="18"/>
               </w:rPr>
-              <w:t xml:space="preserve">Record attendance for a guest on a specific day</w:t>
+              <w:t xml:space="preserve">Create an invite for a guest</w:t>
             </w:r>
           </w:p>
         </w:tc>
@@ -12093,7 +14427,7 @@
         <w:tc>
           <w:tcPr>
             <w:tcW w:type="dxa" w:w="1200"/>
-            <w:shd w:fill="C0392B" w:val="clear"/>
+            <w:shd w:fill="D35400" w:val="clear"/>
             <w:tcMar>
               <w:top w:type="dxa" w:w="80"/>
               <w:left w:type="dxa" w:w="120"/>
@@ -12115,7 +14449,7 @@
                 <w:sz w:val="18"/>
                 <w:szCs w:val="18"/>
               </w:rPr>
-              <w:t xml:space="preserve">DELETE</w:t>
+              <w:t xml:space="preserve">PUT</w:t>
             </w:r>
           </w:p>
         </w:tc>
@@ -12137,7 +14471,7 @@
                 <w:sz w:val="18"/>
                 <w:szCs w:val="18"/>
               </w:rPr>
-              <w:t xml:space="preserve">/api/attendance/:id</w:t>
+              <w:t xml:space="preserve">/api/events/:eventId/invites/:id</w:t>
             </w:r>
           </w:p>
         </w:tc>
@@ -12159,7 +14493,106 @@
                 <w:sz w:val="18"/>
                 <w:szCs w:val="18"/>
               </w:rPr>
-              <w:t xml:space="preserve">Remove an attendance record (hard delete)</w:t>
+              <w:t xml:space="preserve">Update invite status or delivery method</w:t>
+            </w:r>
+          </w:p>
+        </w:tc>
+        <w:tc>
+          <w:tcPr>
+            <w:tcW w:type="dxa" w:w="1500"/>
+            <w:tcMar>
+              <w:top w:type="dxa" w:w="80"/>
+              <w:left w:type="dxa" w:w="120"/>
+              <w:bottom w:type="dxa" w:w="80"/>
+              <w:right w:type="dxa" w:w="120"/>
+            </w:tcMar>
+          </w:tcPr>
+          <w:p>
+            <w:r>
+              <w:rPr>
+                <w:rFonts w:ascii="Arial" w:cs="Arial" w:eastAsia="Arial" w:hAnsi="Arial"/>
+                <w:i/>
+                <w:iCs/>
+                <w:color w:val="6B6B80"/>
+                <w:sz w:val="17"/>
+                <w:szCs w:val="17"/>
+              </w:rPr>
+              <w:t xml:space="preserve">EVENT_ADMIN+</w:t>
+            </w:r>
+          </w:p>
+        </w:tc>
+      </w:tr>
+      <w:tr>
+        <w:tc>
+          <w:tcPr>
+            <w:tcW w:type="dxa" w:w="1200"/>
+            <w:shd w:fill="C0392B" w:val="clear"/>
+            <w:tcMar>
+              <w:top w:type="dxa" w:w="80"/>
+              <w:left w:type="dxa" w:w="120"/>
+              <w:bottom w:type="dxa" w:w="80"/>
+              <w:right w:type="dxa" w:w="120"/>
+            </w:tcMar>
+            <w:vAlign w:val="center"/>
+          </w:tcPr>
+          <w:p>
+            <w:pPr>
+              <w:jc w:val="center"/>
+            </w:pPr>
+            <w:r>
+              <w:rPr>
+                <w:rFonts w:ascii="Arial" w:cs="Arial" w:eastAsia="Arial" w:hAnsi="Arial"/>
+                <w:b/>
+                <w:bCs/>
+                <w:color w:val="FFFFFF"/>
+                <w:sz w:val="18"/>
+                <w:szCs w:val="18"/>
+              </w:rPr>
+              <w:t xml:space="preserve">DELETE</w:t>
+            </w:r>
+          </w:p>
+        </w:tc>
+        <w:tc>
+          <w:tcPr>
+            <w:tcW w:type="dxa" w:w="3200"/>
+            <w:tcMar>
+              <w:top w:type="dxa" w:w="80"/>
+              <w:left w:type="dxa" w:w="120"/>
+              <w:bottom w:type="dxa" w:w="80"/>
+              <w:right w:type="dxa" w:w="120"/>
+            </w:tcMar>
+          </w:tcPr>
+          <w:p>
+            <w:r>
+              <w:rPr>
+                <w:rFonts w:ascii="Courier New" w:cs="Courier New" w:eastAsia="Courier New" w:hAnsi="Courier New"/>
+                <w:color w:val="1A1A2E"/>
+                <w:sz w:val="18"/>
+                <w:szCs w:val="18"/>
+              </w:rPr>
+              <w:t xml:space="preserve">/api/events/:eventId/invites/:id</w:t>
+            </w:r>
+          </w:p>
+        </w:tc>
+        <w:tc>
+          <w:tcPr>
+            <w:tcW w:type="dxa" w:w="3500"/>
+            <w:tcMar>
+              <w:top w:type="dxa" w:w="80"/>
+              <w:left w:type="dxa" w:w="120"/>
+              <w:bottom w:type="dxa" w:w="80"/>
+              <w:right w:type="dxa" w:w="120"/>
+            </w:tcMar>
+          </w:tcPr>
+          <w:p>
+            <w:r>
+              <w:rPr>
+                <w:rFonts w:ascii="Arial" w:cs="Arial" w:eastAsia="Arial" w:hAnsi="Arial"/>
+                <w:color w:val="2D2D44"/>
+                <w:sz w:val="18"/>
+                <w:szCs w:val="18"/>
+              </w:rPr>
+              <w:t xml:space="preserve">Archive an invite (soft delete)</w:t>
             </w:r>
           </w:p>
         </w:tc>
@@ -12210,7 +14643,7 @@
           <w:sz w:val="26"/>
           <w:szCs w:val="26"/>
         </w:rPr>
-        <w:t xml:space="preserve">POST /api/attendance — Request Body</w:t>
+        <w:t xml:space="preserve">POST /api/events/:eventId/invites — Request Body</w:t>
       </w:r>
     </w:p>
     <w:tbl>
@@ -12355,7 +14788,7 @@
                 <w:sz w:val="18"/>
                 <w:szCs w:val="18"/>
               </w:rPr>
-              <w:t xml:space="preserve">inviteId</w:t>
+              <w:t xml:space="preserve">guestId</w:t>
             </w:r>
           </w:p>
         </w:tc>
@@ -12421,7 +14854,7 @@
                 <w:sz w:val="18"/>
                 <w:szCs w:val="18"/>
               </w:rPr>
-              <w:t xml:space="preserve">ID of the invite</w:t>
+              <w:t xml:space="preserve">ID of the guest to invite</w:t>
             </w:r>
           </w:p>
         </w:tc>
@@ -12445,7 +14878,7 @@
                 <w:sz w:val="18"/>
                 <w:szCs w:val="18"/>
               </w:rPr>
-              <w:t xml:space="preserve">eventDayId</w:t>
+              <w:t xml:space="preserve">deliveryMethod</w:t>
             </w:r>
           </w:p>
         </w:tc>
@@ -12467,7 +14900,7 @@
                 <w:sz w:val="18"/>
                 <w:szCs w:val="18"/>
               </w:rPr>
-              <w:t xml:space="preserve">string</w:t>
+              <w:t xml:space="preserve">EMAIL | SMS</w:t>
             </w:r>
           </w:p>
         </w:tc>
@@ -12511,12 +14944,218 @@
                 <w:sz w:val="18"/>
                 <w:szCs w:val="18"/>
               </w:rPr>
-              <w:t xml:space="preserve">ID of the event day being confirmed</w:t>
+              <w:t xml:space="preserve">How the invite link will be sent</w:t>
+            </w:r>
+          </w:p>
+        </w:tc>
+      </w:tr>
+      <w:tr>
+        <w:tc>
+          <w:tcPr>
+            <w:tcW w:type="dxa" w:w="2000"/>
+            <w:tcMar>
+              <w:top w:type="dxa" w:w="60"/>
+              <w:left w:type="dxa" w:w="120"/>
+              <w:bottom w:type="dxa" w:w="60"/>
+              <w:right w:type="dxa" w:w="120"/>
+            </w:tcMar>
+          </w:tcPr>
+          <w:p>
+            <w:r>
+              <w:rPr>
+                <w:rFonts w:ascii="Courier New" w:cs="Courier New" w:eastAsia="Courier New" w:hAnsi="Courier New"/>
+                <w:color w:val="4A6741"/>
+                <w:sz w:val="18"/>
+                <w:szCs w:val="18"/>
+              </w:rPr>
+              <w:t xml:space="preserve">invitedDayIds</w:t>
+            </w:r>
+          </w:p>
+        </w:tc>
+        <w:tc>
+          <w:tcPr>
+            <w:tcW w:type="dxa" w:w="1400"/>
+            <w:tcMar>
+              <w:top w:type="dxa" w:w="60"/>
+              <w:left w:type="dxa" w:w="120"/>
+              <w:bottom w:type="dxa" w:w="60"/>
+              <w:right w:type="dxa" w:w="120"/>
+            </w:tcMar>
+          </w:tcPr>
+          <w:p>
+            <w:r>
+              <w:rPr>
+                <w:rFonts w:ascii="Arial" w:cs="Arial" w:eastAsia="Arial" w:hAnsi="Arial"/>
+                <w:color w:val="2471A3"/>
+                <w:sz w:val="18"/>
+                <w:szCs w:val="18"/>
+              </w:rPr>
+              <w:t xml:space="preserve">string[]</w:t>
+            </w:r>
+          </w:p>
+        </w:tc>
+        <w:tc>
+          <w:tcPr>
+            <w:tcW w:type="dxa" w:w="1000"/>
+            <w:tcMar>
+              <w:top w:type="dxa" w:w="60"/>
+              <w:left w:type="dxa" w:w="120"/>
+              <w:bottom w:type="dxa" w:w="60"/>
+              <w:right w:type="dxa" w:w="120"/>
+            </w:tcMar>
+          </w:tcPr>
+          <w:p>
+            <w:r>
+              <w:rPr>
+                <w:rFonts w:ascii="Arial" w:cs="Arial" w:eastAsia="Arial" w:hAnsi="Arial"/>
+                <w:color w:val="C0392B"/>
+                <w:sz w:val="18"/>
+                <w:szCs w:val="18"/>
+              </w:rPr>
+              <w:t xml:space="preserve">Yes</w:t>
+            </w:r>
+          </w:p>
+        </w:tc>
+        <w:tc>
+          <w:tcPr>
+            <w:tcW w:type="dxa" w:w="5000"/>
+            <w:tcMar>
+              <w:top w:type="dxa" w:w="60"/>
+              <w:left w:type="dxa" w:w="120"/>
+              <w:bottom w:type="dxa" w:w="60"/>
+              <w:right w:type="dxa" w:w="120"/>
+            </w:tcMar>
+          </w:tcPr>
+          <w:p>
+            <w:r>
+              <w:rPr>
+                <w:rFonts w:ascii="Arial" w:cs="Arial" w:eastAsia="Arial" w:hAnsi="Arial"/>
+                <w:color w:val="2D2D44"/>
+                <w:sz w:val="18"/>
+                <w:szCs w:val="18"/>
+              </w:rPr>
+              <w:t xml:space="preserve">Array of EventDay IDs this guest is invited to</w:t>
+            </w:r>
+          </w:p>
+        </w:tc>
+      </w:tr>
+      <w:tr>
+        <w:tc>
+          <w:tcPr>
+            <w:tcW w:type="dxa" w:w="2000"/>
+            <w:tcMar>
+              <w:top w:type="dxa" w:w="60"/>
+              <w:left w:type="dxa" w:w="120"/>
+              <w:bottom w:type="dxa" w:w="60"/>
+              <w:right w:type="dxa" w:w="120"/>
+            </w:tcMar>
+          </w:tcPr>
+          <w:p>
+            <w:r>
+              <w:rPr>
+                <w:rFonts w:ascii="Courier New" w:cs="Courier New" w:eastAsia="Courier New" w:hAnsi="Courier New"/>
+                <w:color w:val="4A6741"/>
+                <w:sz w:val="18"/>
+                <w:szCs w:val="18"/>
+              </w:rPr>
+              <w:t xml:space="preserve">expiresAt</w:t>
+            </w:r>
+          </w:p>
+        </w:tc>
+        <w:tc>
+          <w:tcPr>
+            <w:tcW w:type="dxa" w:w="1400"/>
+            <w:tcMar>
+              <w:top w:type="dxa" w:w="60"/>
+              <w:left w:type="dxa" w:w="120"/>
+              <w:bottom w:type="dxa" w:w="60"/>
+              <w:right w:type="dxa" w:w="120"/>
+            </w:tcMar>
+          </w:tcPr>
+          <w:p>
+            <w:r>
+              <w:rPr>
+                <w:rFonts w:ascii="Arial" w:cs="Arial" w:eastAsia="Arial" w:hAnsi="Arial"/>
+                <w:color w:val="2471A3"/>
+                <w:sz w:val="18"/>
+                <w:szCs w:val="18"/>
+              </w:rPr>
+              <w:t xml:space="preserve">string (ISO datetime)</w:t>
+            </w:r>
+          </w:p>
+        </w:tc>
+        <w:tc>
+          <w:tcPr>
+            <w:tcW w:type="dxa" w:w="1000"/>
+            <w:tcMar>
+              <w:top w:type="dxa" w:w="60"/>
+              <w:left w:type="dxa" w:w="120"/>
+              <w:bottom w:type="dxa" w:w="60"/>
+              <w:right w:type="dxa" w:w="120"/>
+            </w:tcMar>
+          </w:tcPr>
+          <w:p>
+            <w:r>
+              <w:rPr>
+                <w:rFonts w:ascii="Arial" w:cs="Arial" w:eastAsia="Arial" w:hAnsi="Arial"/>
+                <w:color w:val="6B6B80"/>
+                <w:sz w:val="18"/>
+                <w:szCs w:val="18"/>
+              </w:rPr>
+              <w:t xml:space="preserve">No</w:t>
+            </w:r>
+          </w:p>
+        </w:tc>
+        <w:tc>
+          <w:tcPr>
+            <w:tcW w:type="dxa" w:w="5000"/>
+            <w:tcMar>
+              <w:top w:type="dxa" w:w="60"/>
+              <w:left w:type="dxa" w:w="120"/>
+              <w:bottom w:type="dxa" w:w="60"/>
+              <w:right w:type="dxa" w:w="120"/>
+            </w:tcMar>
+          </w:tcPr>
+          <w:p>
+            <w:r>
+              <w:rPr>
+                <w:rFonts w:ascii="Arial" w:cs="Arial" w:eastAsia="Arial" w:hAnsi="Arial"/>
+                <w:color w:val="2D2D44"/>
+                <w:sz w:val="18"/>
+                <w:szCs w:val="18"/>
+              </w:rPr>
+              <w:t xml:space="preserve">When the invite token expires</w:t>
             </w:r>
           </w:p>
         </w:tc>
       </w:tr>
     </w:tbl>
+    <w:p>
+      <w:pPr>
+        <w:spacing w:after="60"/>
+      </w:pPr>
+      <w:r>
+        <w:t xml:space="preserve"/>
+      </w:r>
+    </w:p>
+    <w:p>
+      <w:pPr>
+        <w:spacing w:after="100"/>
+      </w:pPr>
+      <w:r>
+        <w:rPr>
+          <w:rFonts w:ascii="Arial" w:cs="Arial" w:eastAsia="Arial" w:hAnsi="Arial"/>
+          <w:b w:val="false"/>
+          <w:bCs w:val="false"/>
+          <w:i/>
+          <w:iCs/>
+          <w:color w:val="6B6B80"/>
+          <w:sz w:val="20"/>
+          <w:szCs w:val="20"/>
+        </w:rPr>
+        <w:t xml:space="preserve">Note: The invite token is generated automatically and returned in the response. Use this token to construct the RSVP link: https://eventgenie.com/rsvp?token={token}</w:t>
+      </w:r>
+    </w:p>
     <w:p>
       <w:pPr>
         <w:spacing w:after="120"/>
@@ -12546,7 +15185,7 @@
           <w:sz w:val="52"/>
           <w:szCs w:val="52"/>
         </w:rPr>
-        <w:t xml:space="preserve">Memory Hub Endpoints</w:t>
+        <w:t xml:space="preserve">Attendance Endpoints</w:t>
       </w:r>
     </w:p>
     <w:p>
@@ -12564,7 +15203,7 @@
           <w:sz w:val="20"/>
           <w:szCs w:val="20"/>
         </w:rPr>
-        <w:t xml:space="preserve">Base path: /api/events/:eventId/memory-hub</w:t>
+        <w:t xml:space="preserve">Base path: /api/attendance</w:t>
       </w:r>
     </w:p>
     <w:p>
@@ -12582,7 +15221,7 @@
           <w:sz w:val="20"/>
           <w:szCs w:val="20"/>
         </w:rPr>
-        <w:t xml:space="preserve">EVENT_ADMIN and above. One Memory Hub exists per event. It collects photos and videos from attendees after the event.</w:t>
+        <w:t xml:space="preserve">EVENT_ADMIN and above. Records which event days a guest has confirmed attendance for.</w:t>
       </w:r>
     </w:p>
     <w:p>
@@ -12764,7 +15403,7 @@
                 <w:sz w:val="18"/>
                 <w:szCs w:val="18"/>
               </w:rPr>
-              <w:t xml:space="preserve">/api/events/:eventId/memory-hub</w:t>
+              <w:t xml:space="preserve">/api/attendance/invite/:inviteId</w:t>
             </w:r>
           </w:p>
         </w:tc>
@@ -12786,7 +15425,7 @@
                 <w:sz w:val="18"/>
                 <w:szCs w:val="18"/>
               </w:rPr>
-              <w:t xml:space="preserve">Get the memory hub for an event</w:t>
+              <w:t xml:space="preserve">Get all attendance records for an invite</w:t>
             </w:r>
           </w:p>
         </w:tc>
@@ -12819,7 +15458,7 @@
         <w:tc>
           <w:tcPr>
             <w:tcW w:type="dxa" w:w="1200"/>
-            <w:shd w:fill="2471A3" w:val="clear"/>
+            <w:shd w:fill="4A6741" w:val="clear"/>
             <w:tcMar>
               <w:top w:type="dxa" w:w="80"/>
               <w:left w:type="dxa" w:w="120"/>
@@ -12841,7 +15480,7 @@
                 <w:sz w:val="18"/>
                 <w:szCs w:val="18"/>
               </w:rPr>
-              <w:t xml:space="preserve">POST</w:t>
+              <w:t xml:space="preserve">GET</w:t>
             </w:r>
           </w:p>
         </w:tc>
@@ -12863,7 +15502,7 @@
                 <w:sz w:val="18"/>
                 <w:szCs w:val="18"/>
               </w:rPr>
-              <w:t xml:space="preserve">/api/events/:eventId/memory-hub</w:t>
+              <w:t xml:space="preserve">/api/attendance/:id</w:t>
             </w:r>
           </w:p>
         </w:tc>
@@ -12885,7 +15524,7 @@
                 <w:sz w:val="18"/>
                 <w:szCs w:val="18"/>
               </w:rPr>
-              <w:t xml:space="preserve">Create the memory hub for an event</w:t>
+              <w:t xml:space="preserve">Get a single attendance record</w:t>
             </w:r>
           </w:p>
         </w:tc>
@@ -12918,7 +15557,7 @@
         <w:tc>
           <w:tcPr>
             <w:tcW w:type="dxa" w:w="1200"/>
-            <w:shd w:fill="D35400" w:val="clear"/>
+            <w:shd w:fill="2471A3" w:val="clear"/>
             <w:tcMar>
               <w:top w:type="dxa" w:w="80"/>
               <w:left w:type="dxa" w:w="120"/>
@@ -12940,7 +15579,7 @@
                 <w:sz w:val="18"/>
                 <w:szCs w:val="18"/>
               </w:rPr>
-              <w:t xml:space="preserve">PUT</w:t>
+              <w:t xml:space="preserve">POST</w:t>
             </w:r>
           </w:p>
         </w:tc>
@@ -12962,7 +15601,7 @@
                 <w:sz w:val="18"/>
                 <w:szCs w:val="18"/>
               </w:rPr>
-              <w:t xml:space="preserve">/api/events/:eventId/memory-hub/:id</w:t>
+              <w:t xml:space="preserve">/api/attendance</w:t>
             </w:r>
           </w:p>
         </w:tc>
@@ -12984,7 +15623,7 @@
                 <w:sz w:val="18"/>
                 <w:szCs w:val="18"/>
               </w:rPr>
-              <w:t xml:space="preserve">Update hub title or description</w:t>
+              <w:t xml:space="preserve">Record attendance for a guest on a specific day</w:t>
             </w:r>
           </w:p>
         </w:tc>
@@ -13017,7 +15656,7 @@
         <w:tc>
           <w:tcPr>
             <w:tcW w:type="dxa" w:w="1200"/>
-            <w:shd w:fill="2471A3" w:val="clear"/>
+            <w:shd w:fill="C0392B" w:val="clear"/>
             <w:tcMar>
               <w:top w:type="dxa" w:w="80"/>
               <w:left w:type="dxa" w:w="120"/>
@@ -13039,7 +15678,7 @@
                 <w:sz w:val="18"/>
                 <w:szCs w:val="18"/>
               </w:rPr>
-              <w:t xml:space="preserve">POST</w:t>
+              <w:t xml:space="preserve">DELETE</w:t>
             </w:r>
           </w:p>
         </w:tc>
@@ -13061,7 +15700,7 @@
                 <w:sz w:val="18"/>
                 <w:szCs w:val="18"/>
               </w:rPr>
-              <w:t xml:space="preserve">/api/events/:eventId/memory-hub/:id/make-public</w:t>
+              <w:t xml:space="preserve">/api/attendance/:id</w:t>
             </w:r>
           </w:p>
         </w:tc>
@@ -13083,601 +15722,7 @@
                 <w:sz w:val="18"/>
                 <w:szCs w:val="18"/>
               </w:rPr>
-              <w:t xml:space="preserve">Generate a public shareable link</w:t>
-            </w:r>
-          </w:p>
-        </w:tc>
-        <w:tc>
-          <w:tcPr>
-            <w:tcW w:type="dxa" w:w="1500"/>
-            <w:tcMar>
-              <w:top w:type="dxa" w:w="80"/>
-              <w:left w:type="dxa" w:w="120"/>
-              <w:bottom w:type="dxa" w:w="80"/>
-              <w:right w:type="dxa" w:w="120"/>
-            </w:tcMar>
-          </w:tcPr>
-          <w:p>
-            <w:r>
-              <w:rPr>
-                <w:rFonts w:ascii="Arial" w:cs="Arial" w:eastAsia="Arial" w:hAnsi="Arial"/>
-                <w:i/>
-                <w:iCs/>
-                <w:color w:val="6B6B80"/>
-                <w:sz w:val="17"/>
-                <w:szCs w:val="17"/>
-              </w:rPr>
-              <w:t xml:space="preserve">EVENT_ADMIN+</w:t>
-            </w:r>
-          </w:p>
-        </w:tc>
-      </w:tr>
-      <w:tr>
-        <w:tc>
-          <w:tcPr>
-            <w:tcW w:type="dxa" w:w="1200"/>
-            <w:shd w:fill="C0392B" w:val="clear"/>
-            <w:tcMar>
-              <w:top w:type="dxa" w:w="80"/>
-              <w:left w:type="dxa" w:w="120"/>
-              <w:bottom w:type="dxa" w:w="80"/>
-              <w:right w:type="dxa" w:w="120"/>
-            </w:tcMar>
-            <w:vAlign w:val="center"/>
-          </w:tcPr>
-          <w:p>
-            <w:pPr>
-              <w:jc w:val="center"/>
-            </w:pPr>
-            <w:r>
-              <w:rPr>
-                <w:rFonts w:ascii="Arial" w:cs="Arial" w:eastAsia="Arial" w:hAnsi="Arial"/>
-                <w:b/>
-                <w:bCs/>
-                <w:color w:val="FFFFFF"/>
-                <w:sz w:val="18"/>
-                <w:szCs w:val="18"/>
-              </w:rPr>
-              <w:t xml:space="preserve">DELETE</w:t>
-            </w:r>
-          </w:p>
-        </w:tc>
-        <w:tc>
-          <w:tcPr>
-            <w:tcW w:type="dxa" w:w="3200"/>
-            <w:tcMar>
-              <w:top w:type="dxa" w:w="80"/>
-              <w:left w:type="dxa" w:w="120"/>
-              <w:bottom w:type="dxa" w:w="80"/>
-              <w:right w:type="dxa" w:w="120"/>
-            </w:tcMar>
-          </w:tcPr>
-          <w:p>
-            <w:r>
-              <w:rPr>
-                <w:rFonts w:ascii="Courier New" w:cs="Courier New" w:eastAsia="Courier New" w:hAnsi="Courier New"/>
-                <w:color w:val="1A1A2E"/>
-                <w:sz w:val="18"/>
-                <w:szCs w:val="18"/>
-              </w:rPr>
-              <w:t xml:space="preserve">/api/events/:eventId/memory-hub/:id</w:t>
-            </w:r>
-          </w:p>
-        </w:tc>
-        <w:tc>
-          <w:tcPr>
-            <w:tcW w:type="dxa" w:w="3500"/>
-            <w:tcMar>
-              <w:top w:type="dxa" w:w="80"/>
-              <w:left w:type="dxa" w:w="120"/>
-              <w:bottom w:type="dxa" w:w="80"/>
-              <w:right w:type="dxa" w:w="120"/>
-            </w:tcMar>
-          </w:tcPr>
-          <w:p>
-            <w:r>
-              <w:rPr>
-                <w:rFonts w:ascii="Arial" w:cs="Arial" w:eastAsia="Arial" w:hAnsi="Arial"/>
-                <w:color w:val="2D2D44"/>
-                <w:sz w:val="18"/>
-                <w:szCs w:val="18"/>
-              </w:rPr>
-              <w:t xml:space="preserve">Archive the memory hub</w:t>
-            </w:r>
-          </w:p>
-        </w:tc>
-        <w:tc>
-          <w:tcPr>
-            <w:tcW w:type="dxa" w:w="1500"/>
-            <w:tcMar>
-              <w:top w:type="dxa" w:w="80"/>
-              <w:left w:type="dxa" w:w="120"/>
-              <w:bottom w:type="dxa" w:w="80"/>
-              <w:right w:type="dxa" w:w="120"/>
-            </w:tcMar>
-          </w:tcPr>
-          <w:p>
-            <w:r>
-              <w:rPr>
-                <w:rFonts w:ascii="Arial" w:cs="Arial" w:eastAsia="Arial" w:hAnsi="Arial"/>
-                <w:i/>
-                <w:iCs/>
-                <w:color w:val="6B6B80"/>
-                <w:sz w:val="17"/>
-                <w:szCs w:val="17"/>
-              </w:rPr>
-              <w:t xml:space="preserve">EVENT_ADMIN+</w:t>
-            </w:r>
-          </w:p>
-        </w:tc>
-      </w:tr>
-      <w:tr>
-        <w:tc>
-          <w:tcPr>
-            <w:tcW w:type="dxa" w:w="1200"/>
-            <w:shd w:fill="4A6741" w:val="clear"/>
-            <w:tcMar>
-              <w:top w:type="dxa" w:w="80"/>
-              <w:left w:type="dxa" w:w="120"/>
-              <w:bottom w:type="dxa" w:w="80"/>
-              <w:right w:type="dxa" w:w="120"/>
-            </w:tcMar>
-            <w:vAlign w:val="center"/>
-          </w:tcPr>
-          <w:p>
-            <w:pPr>
-              <w:jc w:val="center"/>
-            </w:pPr>
-            <w:r>
-              <w:rPr>
-                <w:rFonts w:ascii="Arial" w:cs="Arial" w:eastAsia="Arial" w:hAnsi="Arial"/>
-                <w:b/>
-                <w:bCs/>
-                <w:color w:val="FFFFFF"/>
-                <w:sz w:val="18"/>
-                <w:szCs w:val="18"/>
-              </w:rPr>
-              <w:t xml:space="preserve">GET</w:t>
-            </w:r>
-          </w:p>
-        </w:tc>
-        <w:tc>
-          <w:tcPr>
-            <w:tcW w:type="dxa" w:w="3200"/>
-            <w:tcMar>
-              <w:top w:type="dxa" w:w="80"/>
-              <w:left w:type="dxa" w:w="120"/>
-              <w:bottom w:type="dxa" w:w="80"/>
-              <w:right w:type="dxa" w:w="120"/>
-            </w:tcMar>
-          </w:tcPr>
-          <w:p>
-            <w:r>
-              <w:rPr>
-                <w:rFonts w:ascii="Courier New" w:cs="Courier New" w:eastAsia="Courier New" w:hAnsi="Courier New"/>
-                <w:color w:val="1A1A2E"/>
-                <w:sz w:val="18"/>
-                <w:szCs w:val="18"/>
-              </w:rPr>
-              <w:t xml:space="preserve">/api/events/:eventId/memory-hub/:hubId/items</w:t>
-            </w:r>
-          </w:p>
-        </w:tc>
-        <w:tc>
-          <w:tcPr>
-            <w:tcW w:type="dxa" w:w="3500"/>
-            <w:tcMar>
-              <w:top w:type="dxa" w:w="80"/>
-              <w:left w:type="dxa" w:w="120"/>
-              <w:bottom w:type="dxa" w:w="80"/>
-              <w:right w:type="dxa" w:w="120"/>
-            </w:tcMar>
-          </w:tcPr>
-          <w:p>
-            <w:r>
-              <w:rPr>
-                <w:rFonts w:ascii="Arial" w:cs="Arial" w:eastAsia="Arial" w:hAnsi="Arial"/>
-                <w:color w:val="2D2D44"/>
-                <w:sz w:val="18"/>
-                <w:szCs w:val="18"/>
-              </w:rPr>
-              <w:t xml:space="preserve">Get all media items in a hub</w:t>
-            </w:r>
-          </w:p>
-        </w:tc>
-        <w:tc>
-          <w:tcPr>
-            <w:tcW w:type="dxa" w:w="1500"/>
-            <w:tcMar>
-              <w:top w:type="dxa" w:w="80"/>
-              <w:left w:type="dxa" w:w="120"/>
-              <w:bottom w:type="dxa" w:w="80"/>
-              <w:right w:type="dxa" w:w="120"/>
-            </w:tcMar>
-          </w:tcPr>
-          <w:p>
-            <w:r>
-              <w:rPr>
-                <w:rFonts w:ascii="Arial" w:cs="Arial" w:eastAsia="Arial" w:hAnsi="Arial"/>
-                <w:i/>
-                <w:iCs/>
-                <w:color w:val="6B6B80"/>
-                <w:sz w:val="17"/>
-                <w:szCs w:val="17"/>
-              </w:rPr>
-              <w:t xml:space="preserve">EVENT_ADMIN+</w:t>
-            </w:r>
-          </w:p>
-        </w:tc>
-      </w:tr>
-      <w:tr>
-        <w:tc>
-          <w:tcPr>
-            <w:tcW w:type="dxa" w:w="1200"/>
-            <w:shd w:fill="4A6741" w:val="clear"/>
-            <w:tcMar>
-              <w:top w:type="dxa" w:w="80"/>
-              <w:left w:type="dxa" w:w="120"/>
-              <w:bottom w:type="dxa" w:w="80"/>
-              <w:right w:type="dxa" w:w="120"/>
-            </w:tcMar>
-            <w:vAlign w:val="center"/>
-          </w:tcPr>
-          <w:p>
-            <w:pPr>
-              <w:jc w:val="center"/>
-            </w:pPr>
-            <w:r>
-              <w:rPr>
-                <w:rFonts w:ascii="Arial" w:cs="Arial" w:eastAsia="Arial" w:hAnsi="Arial"/>
-                <w:b/>
-                <w:bCs/>
-                <w:color w:val="FFFFFF"/>
-                <w:sz w:val="18"/>
-                <w:szCs w:val="18"/>
-              </w:rPr>
-              <w:t xml:space="preserve">GET</w:t>
-            </w:r>
-          </w:p>
-        </w:tc>
-        <w:tc>
-          <w:tcPr>
-            <w:tcW w:type="dxa" w:w="3200"/>
-            <w:tcMar>
-              <w:top w:type="dxa" w:w="80"/>
-              <w:left w:type="dxa" w:w="120"/>
-              <w:bottom w:type="dxa" w:w="80"/>
-              <w:right w:type="dxa" w:w="120"/>
-            </w:tcMar>
-          </w:tcPr>
-          <w:p>
-            <w:r>
-              <w:rPr>
-                <w:rFonts w:ascii="Courier New" w:cs="Courier New" w:eastAsia="Courier New" w:hAnsi="Courier New"/>
-                <w:color w:val="1A1A2E"/>
-                <w:sz w:val="18"/>
-                <w:szCs w:val="18"/>
-              </w:rPr>
-              <w:t xml:space="preserve">/api/events/:eventId/memory-hub/:hubId/items/:id</w:t>
-            </w:r>
-          </w:p>
-        </w:tc>
-        <w:tc>
-          <w:tcPr>
-            <w:tcW w:type="dxa" w:w="3500"/>
-            <w:tcMar>
-              <w:top w:type="dxa" w:w="80"/>
-              <w:left w:type="dxa" w:w="120"/>
-              <w:bottom w:type="dxa" w:w="80"/>
-              <w:right w:type="dxa" w:w="120"/>
-            </w:tcMar>
-          </w:tcPr>
-          <w:p>
-            <w:r>
-              <w:rPr>
-                <w:rFonts w:ascii="Arial" w:cs="Arial" w:eastAsia="Arial" w:hAnsi="Arial"/>
-                <w:color w:val="2D2D44"/>
-                <w:sz w:val="18"/>
-                <w:szCs w:val="18"/>
-              </w:rPr>
-              <w:t xml:space="preserve">Get a single media item</w:t>
-            </w:r>
-          </w:p>
-        </w:tc>
-        <w:tc>
-          <w:tcPr>
-            <w:tcW w:type="dxa" w:w="1500"/>
-            <w:tcMar>
-              <w:top w:type="dxa" w:w="80"/>
-              <w:left w:type="dxa" w:w="120"/>
-              <w:bottom w:type="dxa" w:w="80"/>
-              <w:right w:type="dxa" w:w="120"/>
-            </w:tcMar>
-          </w:tcPr>
-          <w:p>
-            <w:r>
-              <w:rPr>
-                <w:rFonts w:ascii="Arial" w:cs="Arial" w:eastAsia="Arial" w:hAnsi="Arial"/>
-                <w:i/>
-                <w:iCs/>
-                <w:color w:val="6B6B80"/>
-                <w:sz w:val="17"/>
-                <w:szCs w:val="17"/>
-              </w:rPr>
-              <w:t xml:space="preserve">EVENT_ADMIN+</w:t>
-            </w:r>
-          </w:p>
-        </w:tc>
-      </w:tr>
-      <w:tr>
-        <w:tc>
-          <w:tcPr>
-            <w:tcW w:type="dxa" w:w="1200"/>
-            <w:shd w:fill="2471A3" w:val="clear"/>
-            <w:tcMar>
-              <w:top w:type="dxa" w:w="80"/>
-              <w:left w:type="dxa" w:w="120"/>
-              <w:bottom w:type="dxa" w:w="80"/>
-              <w:right w:type="dxa" w:w="120"/>
-            </w:tcMar>
-            <w:vAlign w:val="center"/>
-          </w:tcPr>
-          <w:p>
-            <w:pPr>
-              <w:jc w:val="center"/>
-            </w:pPr>
-            <w:r>
-              <w:rPr>
-                <w:rFonts w:ascii="Arial" w:cs="Arial" w:eastAsia="Arial" w:hAnsi="Arial"/>
-                <w:b/>
-                <w:bCs/>
-                <w:color w:val="FFFFFF"/>
-                <w:sz w:val="18"/>
-                <w:szCs w:val="18"/>
-              </w:rPr>
-              <w:t xml:space="preserve">POST</w:t>
-            </w:r>
-          </w:p>
-        </w:tc>
-        <w:tc>
-          <w:tcPr>
-            <w:tcW w:type="dxa" w:w="3200"/>
-            <w:tcMar>
-              <w:top w:type="dxa" w:w="80"/>
-              <w:left w:type="dxa" w:w="120"/>
-              <w:bottom w:type="dxa" w:w="80"/>
-              <w:right w:type="dxa" w:w="120"/>
-            </w:tcMar>
-          </w:tcPr>
-          <w:p>
-            <w:r>
-              <w:rPr>
-                <w:rFonts w:ascii="Courier New" w:cs="Courier New" w:eastAsia="Courier New" w:hAnsi="Courier New"/>
-                <w:color w:val="1A1A2E"/>
-                <w:sz w:val="18"/>
-                <w:szCs w:val="18"/>
-              </w:rPr>
-              <w:t xml:space="preserve">/api/events/:eventId/memory-hub/:hubId/items</w:t>
-            </w:r>
-          </w:p>
-        </w:tc>
-        <w:tc>
-          <w:tcPr>
-            <w:tcW w:type="dxa" w:w="3500"/>
-            <w:tcMar>
-              <w:top w:type="dxa" w:w="80"/>
-              <w:left w:type="dxa" w:w="120"/>
-              <w:bottom w:type="dxa" w:w="80"/>
-              <w:right w:type="dxa" w:w="120"/>
-            </w:tcMar>
-          </w:tcPr>
-          <w:p>
-            <w:r>
-              <w:rPr>
-                <w:rFonts w:ascii="Arial" w:cs="Arial" w:eastAsia="Arial" w:hAnsi="Arial"/>
-                <w:color w:val="2D2D44"/>
-                <w:sz w:val="18"/>
-                <w:szCs w:val="18"/>
-              </w:rPr>
-              <w:t xml:space="preserve">Upload a media item</w:t>
-            </w:r>
-          </w:p>
-        </w:tc>
-        <w:tc>
-          <w:tcPr>
-            <w:tcW w:type="dxa" w:w="1500"/>
-            <w:tcMar>
-              <w:top w:type="dxa" w:w="80"/>
-              <w:left w:type="dxa" w:w="120"/>
-              <w:bottom w:type="dxa" w:w="80"/>
-              <w:right w:type="dxa" w:w="120"/>
-            </w:tcMar>
-          </w:tcPr>
-          <w:p>
-            <w:r>
-              <w:rPr>
-                <w:rFonts w:ascii="Arial" w:cs="Arial" w:eastAsia="Arial" w:hAnsi="Arial"/>
-                <w:i/>
-                <w:iCs/>
-                <w:color w:val="6B6B80"/>
-                <w:sz w:val="17"/>
-                <w:szCs w:val="17"/>
-              </w:rPr>
-              <w:t xml:space="preserve">EVENT_ADMIN+</w:t>
-            </w:r>
-          </w:p>
-        </w:tc>
-      </w:tr>
-      <w:tr>
-        <w:tc>
-          <w:tcPr>
-            <w:tcW w:type="dxa" w:w="1200"/>
-            <w:shd w:fill="D35400" w:val="clear"/>
-            <w:tcMar>
-              <w:top w:type="dxa" w:w="80"/>
-              <w:left w:type="dxa" w:w="120"/>
-              <w:bottom w:type="dxa" w:w="80"/>
-              <w:right w:type="dxa" w:w="120"/>
-            </w:tcMar>
-            <w:vAlign w:val="center"/>
-          </w:tcPr>
-          <w:p>
-            <w:pPr>
-              <w:jc w:val="center"/>
-            </w:pPr>
-            <w:r>
-              <w:rPr>
-                <w:rFonts w:ascii="Arial" w:cs="Arial" w:eastAsia="Arial" w:hAnsi="Arial"/>
-                <w:b/>
-                <w:bCs/>
-                <w:color w:val="FFFFFF"/>
-                <w:sz w:val="18"/>
-                <w:szCs w:val="18"/>
-              </w:rPr>
-              <w:t xml:space="preserve">PUT</w:t>
-            </w:r>
-          </w:p>
-        </w:tc>
-        <w:tc>
-          <w:tcPr>
-            <w:tcW w:type="dxa" w:w="3200"/>
-            <w:tcMar>
-              <w:top w:type="dxa" w:w="80"/>
-              <w:left w:type="dxa" w:w="120"/>
-              <w:bottom w:type="dxa" w:w="80"/>
-              <w:right w:type="dxa" w:w="120"/>
-            </w:tcMar>
-          </w:tcPr>
-          <w:p>
-            <w:r>
-              <w:rPr>
-                <w:rFonts w:ascii="Courier New" w:cs="Courier New" w:eastAsia="Courier New" w:hAnsi="Courier New"/>
-                <w:color w:val="1A1A2E"/>
-                <w:sz w:val="18"/>
-                <w:szCs w:val="18"/>
-              </w:rPr>
-              <w:t xml:space="preserve">/api/events/:eventId/memory-hub/:hubId/items/:id</w:t>
-            </w:r>
-          </w:p>
-        </w:tc>
-        <w:tc>
-          <w:tcPr>
-            <w:tcW w:type="dxa" w:w="3500"/>
-            <w:tcMar>
-              <w:top w:type="dxa" w:w="80"/>
-              <w:left w:type="dxa" w:w="120"/>
-              <w:bottom w:type="dxa" w:w="80"/>
-              <w:right w:type="dxa" w:w="120"/>
-            </w:tcMar>
-          </w:tcPr>
-          <w:p>
-            <w:r>
-              <w:rPr>
-                <w:rFonts w:ascii="Arial" w:cs="Arial" w:eastAsia="Arial" w:hAnsi="Arial"/>
-                <w:color w:val="2D2D44"/>
-                <w:sz w:val="18"/>
-                <w:szCs w:val="18"/>
-              </w:rPr>
-              <w:t xml:space="preserve">Update caption or approval status</w:t>
-            </w:r>
-          </w:p>
-        </w:tc>
-        <w:tc>
-          <w:tcPr>
-            <w:tcW w:type="dxa" w:w="1500"/>
-            <w:tcMar>
-              <w:top w:type="dxa" w:w="80"/>
-              <w:left w:type="dxa" w:w="120"/>
-              <w:bottom w:type="dxa" w:w="80"/>
-              <w:right w:type="dxa" w:w="120"/>
-            </w:tcMar>
-          </w:tcPr>
-          <w:p>
-            <w:r>
-              <w:rPr>
-                <w:rFonts w:ascii="Arial" w:cs="Arial" w:eastAsia="Arial" w:hAnsi="Arial"/>
-                <w:i/>
-                <w:iCs/>
-                <w:color w:val="6B6B80"/>
-                <w:sz w:val="17"/>
-                <w:szCs w:val="17"/>
-              </w:rPr>
-              <w:t xml:space="preserve">EVENT_ADMIN+</w:t>
-            </w:r>
-          </w:p>
-        </w:tc>
-      </w:tr>
-      <w:tr>
-        <w:tc>
-          <w:tcPr>
-            <w:tcW w:type="dxa" w:w="1200"/>
-            <w:shd w:fill="C0392B" w:val="clear"/>
-            <w:tcMar>
-              <w:top w:type="dxa" w:w="80"/>
-              <w:left w:type="dxa" w:w="120"/>
-              <w:bottom w:type="dxa" w:w="80"/>
-              <w:right w:type="dxa" w:w="120"/>
-            </w:tcMar>
-            <w:vAlign w:val="center"/>
-          </w:tcPr>
-          <w:p>
-            <w:pPr>
-              <w:jc w:val="center"/>
-            </w:pPr>
-            <w:r>
-              <w:rPr>
-                <w:rFonts w:ascii="Arial" w:cs="Arial" w:eastAsia="Arial" w:hAnsi="Arial"/>
-                <w:b/>
-                <w:bCs/>
-                <w:color w:val="FFFFFF"/>
-                <w:sz w:val="18"/>
-                <w:szCs w:val="18"/>
-              </w:rPr>
-              <w:t xml:space="preserve">DELETE</w:t>
-            </w:r>
-          </w:p>
-        </w:tc>
-        <w:tc>
-          <w:tcPr>
-            <w:tcW w:type="dxa" w:w="3200"/>
-            <w:tcMar>
-              <w:top w:type="dxa" w:w="80"/>
-              <w:left w:type="dxa" w:w="120"/>
-              <w:bottom w:type="dxa" w:w="80"/>
-              <w:right w:type="dxa" w:w="120"/>
-            </w:tcMar>
-          </w:tcPr>
-          <w:p>
-            <w:r>
-              <w:rPr>
-                <w:rFonts w:ascii="Courier New" w:cs="Courier New" w:eastAsia="Courier New" w:hAnsi="Courier New"/>
-                <w:color w:val="1A1A2E"/>
-                <w:sz w:val="18"/>
-                <w:szCs w:val="18"/>
-              </w:rPr>
-              <w:t xml:space="preserve">/api/events/:eventId/memory-hub/:hubId/items/:id</w:t>
-            </w:r>
-          </w:p>
-        </w:tc>
-        <w:tc>
-          <w:tcPr>
-            <w:tcW w:type="dxa" w:w="3500"/>
-            <w:tcMar>
-              <w:top w:type="dxa" w:w="80"/>
-              <w:left w:type="dxa" w:w="120"/>
-              <w:bottom w:type="dxa" w:w="80"/>
-              <w:right w:type="dxa" w:w="120"/>
-            </w:tcMar>
-          </w:tcPr>
-          <w:p>
-            <w:r>
-              <w:rPr>
-                <w:rFonts w:ascii="Arial" w:cs="Arial" w:eastAsia="Arial" w:hAnsi="Arial"/>
-                <w:color w:val="2D2D44"/>
-                <w:sz w:val="18"/>
-                <w:szCs w:val="18"/>
-              </w:rPr>
-              <w:t xml:space="preserve">Archive a media item</w:t>
+              <w:t xml:space="preserve">Remove an attendance record (hard delete)</w:t>
             </w:r>
           </w:p>
         </w:tc>
@@ -13728,7 +15773,7 @@
           <w:sz w:val="26"/>
           <w:szCs w:val="26"/>
         </w:rPr>
-        <w:t xml:space="preserve">POST /api/events/:eventId/memory-hub — Request Body</w:t>
+        <w:t xml:space="preserve">POST /api/attendance — Request Body</w:t>
       </w:r>
     </w:p>
     <w:tbl>
@@ -13873,7 +15918,7 @@
                 <w:sz w:val="18"/>
                 <w:szCs w:val="18"/>
               </w:rPr>
-              <w:t xml:space="preserve">title</w:t>
+              <w:t xml:space="preserve">inviteId</w:t>
             </w:r>
           </w:p>
         </w:tc>
@@ -13913,11 +15958,11 @@
             <w:r>
               <w:rPr>
                 <w:rFonts w:ascii="Arial" w:cs="Arial" w:eastAsia="Arial" w:hAnsi="Arial"/>
-                <w:color w:val="6B6B80"/>
-                <w:sz w:val="18"/>
-                <w:szCs w:val="18"/>
-              </w:rPr>
-              <w:t xml:space="preserve">No</w:t>
+                <w:color w:val="C0392B"/>
+                <w:sz w:val="18"/>
+                <w:szCs w:val="18"/>
+              </w:rPr>
+              <w:t xml:space="preserve">Yes</w:t>
             </w:r>
           </w:p>
         </w:tc>
@@ -13939,7 +15984,7 @@
                 <w:sz w:val="18"/>
                 <w:szCs w:val="18"/>
               </w:rPr>
-              <w:t xml:space="preserve">Hub title e.g. "Amapiano Saturdays Memories"</w:t>
+              <w:t xml:space="preserve">ID of the invite</w:t>
             </w:r>
           </w:p>
         </w:tc>
@@ -13963,7 +16008,7 @@
                 <w:sz w:val="18"/>
                 <w:szCs w:val="18"/>
               </w:rPr>
-              <w:t xml:space="preserve">description</w:t>
+              <w:t xml:space="preserve">eventDayId</w:t>
             </w:r>
           </w:p>
         </w:tc>
@@ -14003,21 +16048,395 @@
             <w:r>
               <w:rPr>
                 <w:rFonts w:ascii="Arial" w:cs="Arial" w:eastAsia="Arial" w:hAnsi="Arial"/>
+                <w:color w:val="C0392B"/>
+                <w:sz w:val="18"/>
+                <w:szCs w:val="18"/>
+              </w:rPr>
+              <w:t xml:space="preserve">Yes</w:t>
+            </w:r>
+          </w:p>
+        </w:tc>
+        <w:tc>
+          <w:tcPr>
+            <w:tcW w:type="dxa" w:w="5000"/>
+            <w:tcMar>
+              <w:top w:type="dxa" w:w="60"/>
+              <w:left w:type="dxa" w:w="120"/>
+              <w:bottom w:type="dxa" w:w="60"/>
+              <w:right w:type="dxa" w:w="120"/>
+            </w:tcMar>
+          </w:tcPr>
+          <w:p>
+            <w:r>
+              <w:rPr>
+                <w:rFonts w:ascii="Arial" w:cs="Arial" w:eastAsia="Arial" w:hAnsi="Arial"/>
+                <w:color w:val="2D2D44"/>
+                <w:sz w:val="18"/>
+                <w:szCs w:val="18"/>
+              </w:rPr>
+              <w:t xml:space="preserve">ID of the event day being confirmed</w:t>
+            </w:r>
+          </w:p>
+        </w:tc>
+      </w:tr>
+    </w:tbl>
+    <w:p>
+      <w:pPr>
+        <w:spacing w:after="120"/>
+      </w:pPr>
+      <w:r>
+        <w:t xml:space="preserve"/>
+      </w:r>
+    </w:p>
+    <w:p>
+      <w:r>
+        <w:br w:type="page"/>
+      </w:r>
+    </w:p>
+    <w:p>
+      <w:pPr>
+        <w:pBdr>
+          <w:bottom w:val="single" w:color="C6A43A" w:sz="8" w:space="2"/>
+        </w:pBdr>
+        <w:spacing w:after="200" w:before="480"/>
+      </w:pPr>
+      <w:r>
+        <w:rPr>
+          <w:rFonts w:ascii="Arial" w:cs="Arial" w:eastAsia="Arial" w:hAnsi="Arial"/>
+          <w:b/>
+          <w:bCs/>
+          <w:color w:val="1A1A2E"/>
+          <w:sz w:val="52"/>
+          <w:szCs w:val="52"/>
+        </w:rPr>
+        <w:t xml:space="preserve">Memory Hub Endpoints</w:t>
+      </w:r>
+    </w:p>
+    <w:p>
+      <w:pPr>
+        <w:spacing w:after="100"/>
+      </w:pPr>
+      <w:r>
+        <w:rPr>
+          <w:rFonts w:ascii="Arial" w:cs="Arial" w:eastAsia="Arial" w:hAnsi="Arial"/>
+          <w:b/>
+          <w:bCs/>
+          <w:i w:val="false"/>
+          <w:iCs w:val="false"/>
+          <w:color w:val="2D2D44"/>
+          <w:sz w:val="20"/>
+          <w:szCs w:val="20"/>
+        </w:rPr>
+        <w:t xml:space="preserve">Base path: /api/events/:eventId/memory-hub</w:t>
+      </w:r>
+    </w:p>
+    <w:p>
+      <w:pPr>
+        <w:spacing w:after="100"/>
+      </w:pPr>
+      <w:r>
+        <w:rPr>
+          <w:rFonts w:ascii="Arial" w:cs="Arial" w:eastAsia="Arial" w:hAnsi="Arial"/>
+          <w:b w:val="false"/>
+          <w:bCs w:val="false"/>
+          <w:i w:val="false"/>
+          <w:iCs w:val="false"/>
+          <w:color w:val="2D2D44"/>
+          <w:sz w:val="20"/>
+          <w:szCs w:val="20"/>
+        </w:rPr>
+        <w:t xml:space="preserve">EVENT_ADMIN and above. One Memory Hub exists per event. It collects photos and videos from attendees after the event.</w:t>
+      </w:r>
+    </w:p>
+    <w:p>
+      <w:pPr>
+        <w:spacing w:after="60"/>
+      </w:pPr>
+      <w:r>
+        <w:t xml:space="preserve"/>
+      </w:r>
+    </w:p>
+    <w:tbl>
+      <w:tblPr>
+        <w:tblW w:type="dxa" w:w="9360"/>
+        <w:tblBorders>
+          <w:top w:val="single" w:color="auto" w:sz="4"/>
+          <w:left w:val="single" w:color="auto" w:sz="4"/>
+          <w:bottom w:val="single" w:color="auto" w:sz="4"/>
+          <w:right w:val="single" w:color="auto" w:sz="4"/>
+          <w:insideH w:val="single" w:color="auto" w:sz="4"/>
+          <w:insideV w:val="single" w:color="auto" w:sz="4"/>
+        </w:tblBorders>
+      </w:tblPr>
+      <w:tblGrid>
+        <w:gridCol w:w="1200"/>
+        <w:gridCol w:w="3200"/>
+        <w:gridCol w:w="3500"/>
+        <w:gridCol w:w="1500"/>
+      </w:tblGrid>
+      <w:tr>
+        <w:trPr>
+          <w:tblHeader/>
+        </w:trPr>
+        <w:tc>
+          <w:tcPr>
+            <w:tcW w:type="dxa" w:w="1200"/>
+            <w:shd w:fill="1A1A2E" w:val="clear"/>
+            <w:tcMar>
+              <w:top w:type="dxa" w:w="80"/>
+              <w:left w:type="dxa" w:w="120"/>
+              <w:bottom w:type="dxa" w:w="80"/>
+              <w:right w:type="dxa" w:w="120"/>
+            </w:tcMar>
+          </w:tcPr>
+          <w:p>
+            <w:r>
+              <w:rPr>
+                <w:rFonts w:ascii="Arial" w:cs="Arial" w:eastAsia="Arial" w:hAnsi="Arial"/>
+                <w:b/>
+                <w:bCs/>
+                <w:color w:val="FFFFFF"/>
+                <w:sz w:val="19"/>
+                <w:szCs w:val="19"/>
+              </w:rPr>
+              <w:t xml:space="preserve">Method</w:t>
+            </w:r>
+          </w:p>
+        </w:tc>
+        <w:tc>
+          <w:tcPr>
+            <w:tcW w:type="dxa" w:w="3200"/>
+            <w:shd w:fill="1A1A2E" w:val="clear"/>
+            <w:tcMar>
+              <w:top w:type="dxa" w:w="80"/>
+              <w:left w:type="dxa" w:w="120"/>
+              <w:bottom w:type="dxa" w:w="80"/>
+              <w:right w:type="dxa" w:w="120"/>
+            </w:tcMar>
+          </w:tcPr>
+          <w:p>
+            <w:r>
+              <w:rPr>
+                <w:rFonts w:ascii="Arial" w:cs="Arial" w:eastAsia="Arial" w:hAnsi="Arial"/>
+                <w:b/>
+                <w:bCs/>
+                <w:color w:val="FFFFFF"/>
+                <w:sz w:val="19"/>
+                <w:szCs w:val="19"/>
+              </w:rPr>
+              <w:t xml:space="preserve">Endpoint</w:t>
+            </w:r>
+          </w:p>
+        </w:tc>
+        <w:tc>
+          <w:tcPr>
+            <w:tcW w:type="dxa" w:w="3500"/>
+            <w:shd w:fill="1A1A2E" w:val="clear"/>
+            <w:tcMar>
+              <w:top w:type="dxa" w:w="80"/>
+              <w:left w:type="dxa" w:w="120"/>
+              <w:bottom w:type="dxa" w:w="80"/>
+              <w:right w:type="dxa" w:w="120"/>
+            </w:tcMar>
+          </w:tcPr>
+          <w:p>
+            <w:r>
+              <w:rPr>
+                <w:rFonts w:ascii="Arial" w:cs="Arial" w:eastAsia="Arial" w:hAnsi="Arial"/>
+                <w:b/>
+                <w:bCs/>
+                <w:color w:val="FFFFFF"/>
+                <w:sz w:val="19"/>
+                <w:szCs w:val="19"/>
+              </w:rPr>
+              <w:t xml:space="preserve">Description</w:t>
+            </w:r>
+          </w:p>
+        </w:tc>
+        <w:tc>
+          <w:tcPr>
+            <w:tcW w:type="dxa" w:w="1500"/>
+            <w:shd w:fill="1A1A2E" w:val="clear"/>
+            <w:tcMar>
+              <w:top w:type="dxa" w:w="80"/>
+              <w:left w:type="dxa" w:w="120"/>
+              <w:bottom w:type="dxa" w:w="80"/>
+              <w:right w:type="dxa" w:w="120"/>
+            </w:tcMar>
+          </w:tcPr>
+          <w:p>
+            <w:r>
+              <w:rPr>
+                <w:rFonts w:ascii="Arial" w:cs="Arial" w:eastAsia="Arial" w:hAnsi="Arial"/>
+                <w:b/>
+                <w:bCs/>
+                <w:color w:val="FFFFFF"/>
+                <w:sz w:val="19"/>
+                <w:szCs w:val="19"/>
+              </w:rPr>
+              <w:t xml:space="preserve">Auth</w:t>
+            </w:r>
+          </w:p>
+        </w:tc>
+      </w:tr>
+      <w:tr>
+        <w:tc>
+          <w:tcPr>
+            <w:tcW w:type="dxa" w:w="1200"/>
+            <w:shd w:fill="4A6741" w:val="clear"/>
+            <w:tcMar>
+              <w:top w:type="dxa" w:w="80"/>
+              <w:left w:type="dxa" w:w="120"/>
+              <w:bottom w:type="dxa" w:w="80"/>
+              <w:right w:type="dxa" w:w="120"/>
+            </w:tcMar>
+            <w:vAlign w:val="center"/>
+          </w:tcPr>
+          <w:p>
+            <w:pPr>
+              <w:jc w:val="center"/>
+            </w:pPr>
+            <w:r>
+              <w:rPr>
+                <w:rFonts w:ascii="Arial" w:cs="Arial" w:eastAsia="Arial" w:hAnsi="Arial"/>
+                <w:b/>
+                <w:bCs/>
+                <w:color w:val="FFFFFF"/>
+                <w:sz w:val="18"/>
+                <w:szCs w:val="18"/>
+              </w:rPr>
+              <w:t xml:space="preserve">GET</w:t>
+            </w:r>
+          </w:p>
+        </w:tc>
+        <w:tc>
+          <w:tcPr>
+            <w:tcW w:type="dxa" w:w="3200"/>
+            <w:tcMar>
+              <w:top w:type="dxa" w:w="80"/>
+              <w:left w:type="dxa" w:w="120"/>
+              <w:bottom w:type="dxa" w:w="80"/>
+              <w:right w:type="dxa" w:w="120"/>
+            </w:tcMar>
+          </w:tcPr>
+          <w:p>
+            <w:r>
+              <w:rPr>
+                <w:rFonts w:ascii="Courier New" w:cs="Courier New" w:eastAsia="Courier New" w:hAnsi="Courier New"/>
+                <w:color w:val="1A1A2E"/>
+                <w:sz w:val="18"/>
+                <w:szCs w:val="18"/>
+              </w:rPr>
+              <w:t xml:space="preserve">/api/events/:eventId/memory-hub</w:t>
+            </w:r>
+          </w:p>
+        </w:tc>
+        <w:tc>
+          <w:tcPr>
+            <w:tcW w:type="dxa" w:w="3500"/>
+            <w:tcMar>
+              <w:top w:type="dxa" w:w="80"/>
+              <w:left w:type="dxa" w:w="120"/>
+              <w:bottom w:type="dxa" w:w="80"/>
+              <w:right w:type="dxa" w:w="120"/>
+            </w:tcMar>
+          </w:tcPr>
+          <w:p>
+            <w:r>
+              <w:rPr>
+                <w:rFonts w:ascii="Arial" w:cs="Arial" w:eastAsia="Arial" w:hAnsi="Arial"/>
+                <w:color w:val="2D2D44"/>
+                <w:sz w:val="18"/>
+                <w:szCs w:val="18"/>
+              </w:rPr>
+              <w:t xml:space="preserve">Get the memory hub for an event</w:t>
+            </w:r>
+          </w:p>
+        </w:tc>
+        <w:tc>
+          <w:tcPr>
+            <w:tcW w:type="dxa" w:w="1500"/>
+            <w:tcMar>
+              <w:top w:type="dxa" w:w="80"/>
+              <w:left w:type="dxa" w:w="120"/>
+              <w:bottom w:type="dxa" w:w="80"/>
+              <w:right w:type="dxa" w:w="120"/>
+            </w:tcMar>
+          </w:tcPr>
+          <w:p>
+            <w:r>
+              <w:rPr>
+                <w:rFonts w:ascii="Arial" w:cs="Arial" w:eastAsia="Arial" w:hAnsi="Arial"/>
+                <w:i/>
+                <w:iCs/>
                 <w:color w:val="6B6B80"/>
-                <w:sz w:val="18"/>
-                <w:szCs w:val="18"/>
-              </w:rPr>
-              <w:t xml:space="preserve">No</w:t>
-            </w:r>
-          </w:p>
-        </w:tc>
-        <w:tc>
-          <w:tcPr>
-            <w:tcW w:type="dxa" w:w="5000"/>
-            <w:tcMar>
-              <w:top w:type="dxa" w:w="60"/>
-              <w:left w:type="dxa" w:w="120"/>
-              <w:bottom w:type="dxa" w:w="60"/>
+                <w:sz w:val="17"/>
+                <w:szCs w:val="17"/>
+              </w:rPr>
+              <w:t xml:space="preserve">EVENT_ADMIN+</w:t>
+            </w:r>
+          </w:p>
+        </w:tc>
+      </w:tr>
+      <w:tr>
+        <w:tc>
+          <w:tcPr>
+            <w:tcW w:type="dxa" w:w="1200"/>
+            <w:shd w:fill="2471A3" w:val="clear"/>
+            <w:tcMar>
+              <w:top w:type="dxa" w:w="80"/>
+              <w:left w:type="dxa" w:w="120"/>
+              <w:bottom w:type="dxa" w:w="80"/>
+              <w:right w:type="dxa" w:w="120"/>
+            </w:tcMar>
+            <w:vAlign w:val="center"/>
+          </w:tcPr>
+          <w:p>
+            <w:pPr>
+              <w:jc w:val="center"/>
+            </w:pPr>
+            <w:r>
+              <w:rPr>
+                <w:rFonts w:ascii="Arial" w:cs="Arial" w:eastAsia="Arial" w:hAnsi="Arial"/>
+                <w:b/>
+                <w:bCs/>
+                <w:color w:val="FFFFFF"/>
+                <w:sz w:val="18"/>
+                <w:szCs w:val="18"/>
+              </w:rPr>
+              <w:t xml:space="preserve">POST</w:t>
+            </w:r>
+          </w:p>
+        </w:tc>
+        <w:tc>
+          <w:tcPr>
+            <w:tcW w:type="dxa" w:w="3200"/>
+            <w:tcMar>
+              <w:top w:type="dxa" w:w="80"/>
+              <w:left w:type="dxa" w:w="120"/>
+              <w:bottom w:type="dxa" w:w="80"/>
+              <w:right w:type="dxa" w:w="120"/>
+            </w:tcMar>
+          </w:tcPr>
+          <w:p>
+            <w:r>
+              <w:rPr>
+                <w:rFonts w:ascii="Courier New" w:cs="Courier New" w:eastAsia="Courier New" w:hAnsi="Courier New"/>
+                <w:color w:val="1A1A2E"/>
+                <w:sz w:val="18"/>
+                <w:szCs w:val="18"/>
+              </w:rPr>
+              <w:t xml:space="preserve">/api/events/:eventId/memory-hub</w:t>
+            </w:r>
+          </w:p>
+        </w:tc>
+        <w:tc>
+          <w:tcPr>
+            <w:tcW w:type="dxa" w:w="3500"/>
+            <w:tcMar>
+              <w:top w:type="dxa" w:w="80"/>
+              <w:left w:type="dxa" w:w="120"/>
+              <w:bottom w:type="dxa" w:w="80"/>
               <w:right w:type="dxa" w:w="120"/>
             </w:tcMar>
           </w:tcPr>
@@ -14029,7 +16448,823 @@
                 <w:sz w:val="18"/>
                 <w:szCs w:val="18"/>
               </w:rPr>
-              <w:t xml:space="preserve">Short description of the memory collection</w:t>
+              <w:t xml:space="preserve">Create the memory hub for an event</w:t>
+            </w:r>
+          </w:p>
+        </w:tc>
+        <w:tc>
+          <w:tcPr>
+            <w:tcW w:type="dxa" w:w="1500"/>
+            <w:tcMar>
+              <w:top w:type="dxa" w:w="80"/>
+              <w:left w:type="dxa" w:w="120"/>
+              <w:bottom w:type="dxa" w:w="80"/>
+              <w:right w:type="dxa" w:w="120"/>
+            </w:tcMar>
+          </w:tcPr>
+          <w:p>
+            <w:r>
+              <w:rPr>
+                <w:rFonts w:ascii="Arial" w:cs="Arial" w:eastAsia="Arial" w:hAnsi="Arial"/>
+                <w:i/>
+                <w:iCs/>
+                <w:color w:val="6B6B80"/>
+                <w:sz w:val="17"/>
+                <w:szCs w:val="17"/>
+              </w:rPr>
+              <w:t xml:space="preserve">EVENT_ADMIN+</w:t>
+            </w:r>
+          </w:p>
+        </w:tc>
+      </w:tr>
+      <w:tr>
+        <w:tc>
+          <w:tcPr>
+            <w:tcW w:type="dxa" w:w="1200"/>
+            <w:shd w:fill="D35400" w:val="clear"/>
+            <w:tcMar>
+              <w:top w:type="dxa" w:w="80"/>
+              <w:left w:type="dxa" w:w="120"/>
+              <w:bottom w:type="dxa" w:w="80"/>
+              <w:right w:type="dxa" w:w="120"/>
+            </w:tcMar>
+            <w:vAlign w:val="center"/>
+          </w:tcPr>
+          <w:p>
+            <w:pPr>
+              <w:jc w:val="center"/>
+            </w:pPr>
+            <w:r>
+              <w:rPr>
+                <w:rFonts w:ascii="Arial" w:cs="Arial" w:eastAsia="Arial" w:hAnsi="Arial"/>
+                <w:b/>
+                <w:bCs/>
+                <w:color w:val="FFFFFF"/>
+                <w:sz w:val="18"/>
+                <w:szCs w:val="18"/>
+              </w:rPr>
+              <w:t xml:space="preserve">PUT</w:t>
+            </w:r>
+          </w:p>
+        </w:tc>
+        <w:tc>
+          <w:tcPr>
+            <w:tcW w:type="dxa" w:w="3200"/>
+            <w:tcMar>
+              <w:top w:type="dxa" w:w="80"/>
+              <w:left w:type="dxa" w:w="120"/>
+              <w:bottom w:type="dxa" w:w="80"/>
+              <w:right w:type="dxa" w:w="120"/>
+            </w:tcMar>
+          </w:tcPr>
+          <w:p>
+            <w:r>
+              <w:rPr>
+                <w:rFonts w:ascii="Courier New" w:cs="Courier New" w:eastAsia="Courier New" w:hAnsi="Courier New"/>
+                <w:color w:val="1A1A2E"/>
+                <w:sz w:val="18"/>
+                <w:szCs w:val="18"/>
+              </w:rPr>
+              <w:t xml:space="preserve">/api/events/:eventId/memory-hub/:id</w:t>
+            </w:r>
+          </w:p>
+        </w:tc>
+        <w:tc>
+          <w:tcPr>
+            <w:tcW w:type="dxa" w:w="3500"/>
+            <w:tcMar>
+              <w:top w:type="dxa" w:w="80"/>
+              <w:left w:type="dxa" w:w="120"/>
+              <w:bottom w:type="dxa" w:w="80"/>
+              <w:right w:type="dxa" w:w="120"/>
+            </w:tcMar>
+          </w:tcPr>
+          <w:p>
+            <w:r>
+              <w:rPr>
+                <w:rFonts w:ascii="Arial" w:cs="Arial" w:eastAsia="Arial" w:hAnsi="Arial"/>
+                <w:color w:val="2D2D44"/>
+                <w:sz w:val="18"/>
+                <w:szCs w:val="18"/>
+              </w:rPr>
+              <w:t xml:space="preserve">Update hub title or description</w:t>
+            </w:r>
+          </w:p>
+        </w:tc>
+        <w:tc>
+          <w:tcPr>
+            <w:tcW w:type="dxa" w:w="1500"/>
+            <w:tcMar>
+              <w:top w:type="dxa" w:w="80"/>
+              <w:left w:type="dxa" w:w="120"/>
+              <w:bottom w:type="dxa" w:w="80"/>
+              <w:right w:type="dxa" w:w="120"/>
+            </w:tcMar>
+          </w:tcPr>
+          <w:p>
+            <w:r>
+              <w:rPr>
+                <w:rFonts w:ascii="Arial" w:cs="Arial" w:eastAsia="Arial" w:hAnsi="Arial"/>
+                <w:i/>
+                <w:iCs/>
+                <w:color w:val="6B6B80"/>
+                <w:sz w:val="17"/>
+                <w:szCs w:val="17"/>
+              </w:rPr>
+              <w:t xml:space="preserve">EVENT_ADMIN+</w:t>
+            </w:r>
+          </w:p>
+        </w:tc>
+      </w:tr>
+      <w:tr>
+        <w:tc>
+          <w:tcPr>
+            <w:tcW w:type="dxa" w:w="1200"/>
+            <w:shd w:fill="2471A3" w:val="clear"/>
+            <w:tcMar>
+              <w:top w:type="dxa" w:w="80"/>
+              <w:left w:type="dxa" w:w="120"/>
+              <w:bottom w:type="dxa" w:w="80"/>
+              <w:right w:type="dxa" w:w="120"/>
+            </w:tcMar>
+            <w:vAlign w:val="center"/>
+          </w:tcPr>
+          <w:p>
+            <w:pPr>
+              <w:jc w:val="center"/>
+            </w:pPr>
+            <w:r>
+              <w:rPr>
+                <w:rFonts w:ascii="Arial" w:cs="Arial" w:eastAsia="Arial" w:hAnsi="Arial"/>
+                <w:b/>
+                <w:bCs/>
+                <w:color w:val="FFFFFF"/>
+                <w:sz w:val="18"/>
+                <w:szCs w:val="18"/>
+              </w:rPr>
+              <w:t xml:space="preserve">POST</w:t>
+            </w:r>
+          </w:p>
+        </w:tc>
+        <w:tc>
+          <w:tcPr>
+            <w:tcW w:type="dxa" w:w="3200"/>
+            <w:tcMar>
+              <w:top w:type="dxa" w:w="80"/>
+              <w:left w:type="dxa" w:w="120"/>
+              <w:bottom w:type="dxa" w:w="80"/>
+              <w:right w:type="dxa" w:w="120"/>
+            </w:tcMar>
+          </w:tcPr>
+          <w:p>
+            <w:r>
+              <w:rPr>
+                <w:rFonts w:ascii="Courier New" w:cs="Courier New" w:eastAsia="Courier New" w:hAnsi="Courier New"/>
+                <w:color w:val="1A1A2E"/>
+                <w:sz w:val="18"/>
+                <w:szCs w:val="18"/>
+              </w:rPr>
+              <w:t xml:space="preserve">/api/events/:eventId/memory-hub/:id/make-public</w:t>
+            </w:r>
+          </w:p>
+        </w:tc>
+        <w:tc>
+          <w:tcPr>
+            <w:tcW w:type="dxa" w:w="3500"/>
+            <w:tcMar>
+              <w:top w:type="dxa" w:w="80"/>
+              <w:left w:type="dxa" w:w="120"/>
+              <w:bottom w:type="dxa" w:w="80"/>
+              <w:right w:type="dxa" w:w="120"/>
+            </w:tcMar>
+          </w:tcPr>
+          <w:p>
+            <w:r>
+              <w:rPr>
+                <w:rFonts w:ascii="Arial" w:cs="Arial" w:eastAsia="Arial" w:hAnsi="Arial"/>
+                <w:color w:val="2D2D44"/>
+                <w:sz w:val="18"/>
+                <w:szCs w:val="18"/>
+              </w:rPr>
+              <w:t xml:space="preserve">Generate a public shareable link</w:t>
+            </w:r>
+          </w:p>
+        </w:tc>
+        <w:tc>
+          <w:tcPr>
+            <w:tcW w:type="dxa" w:w="1500"/>
+            <w:tcMar>
+              <w:top w:type="dxa" w:w="80"/>
+              <w:left w:type="dxa" w:w="120"/>
+              <w:bottom w:type="dxa" w:w="80"/>
+              <w:right w:type="dxa" w:w="120"/>
+            </w:tcMar>
+          </w:tcPr>
+          <w:p>
+            <w:r>
+              <w:rPr>
+                <w:rFonts w:ascii="Arial" w:cs="Arial" w:eastAsia="Arial" w:hAnsi="Arial"/>
+                <w:i/>
+                <w:iCs/>
+                <w:color w:val="6B6B80"/>
+                <w:sz w:val="17"/>
+                <w:szCs w:val="17"/>
+              </w:rPr>
+              <w:t xml:space="preserve">EVENT_ADMIN+</w:t>
+            </w:r>
+          </w:p>
+        </w:tc>
+      </w:tr>
+      <w:tr>
+        <w:tc>
+          <w:tcPr>
+            <w:tcW w:type="dxa" w:w="1200"/>
+            <w:shd w:fill="C0392B" w:val="clear"/>
+            <w:tcMar>
+              <w:top w:type="dxa" w:w="80"/>
+              <w:left w:type="dxa" w:w="120"/>
+              <w:bottom w:type="dxa" w:w="80"/>
+              <w:right w:type="dxa" w:w="120"/>
+            </w:tcMar>
+            <w:vAlign w:val="center"/>
+          </w:tcPr>
+          <w:p>
+            <w:pPr>
+              <w:jc w:val="center"/>
+            </w:pPr>
+            <w:r>
+              <w:rPr>
+                <w:rFonts w:ascii="Arial" w:cs="Arial" w:eastAsia="Arial" w:hAnsi="Arial"/>
+                <w:b/>
+                <w:bCs/>
+                <w:color w:val="FFFFFF"/>
+                <w:sz w:val="18"/>
+                <w:szCs w:val="18"/>
+              </w:rPr>
+              <w:t xml:space="preserve">DELETE</w:t>
+            </w:r>
+          </w:p>
+        </w:tc>
+        <w:tc>
+          <w:tcPr>
+            <w:tcW w:type="dxa" w:w="3200"/>
+            <w:tcMar>
+              <w:top w:type="dxa" w:w="80"/>
+              <w:left w:type="dxa" w:w="120"/>
+              <w:bottom w:type="dxa" w:w="80"/>
+              <w:right w:type="dxa" w:w="120"/>
+            </w:tcMar>
+          </w:tcPr>
+          <w:p>
+            <w:r>
+              <w:rPr>
+                <w:rFonts w:ascii="Courier New" w:cs="Courier New" w:eastAsia="Courier New" w:hAnsi="Courier New"/>
+                <w:color w:val="1A1A2E"/>
+                <w:sz w:val="18"/>
+                <w:szCs w:val="18"/>
+              </w:rPr>
+              <w:t xml:space="preserve">/api/events/:eventId/memory-hub/:id</w:t>
+            </w:r>
+          </w:p>
+        </w:tc>
+        <w:tc>
+          <w:tcPr>
+            <w:tcW w:type="dxa" w:w="3500"/>
+            <w:tcMar>
+              <w:top w:type="dxa" w:w="80"/>
+              <w:left w:type="dxa" w:w="120"/>
+              <w:bottom w:type="dxa" w:w="80"/>
+              <w:right w:type="dxa" w:w="120"/>
+            </w:tcMar>
+          </w:tcPr>
+          <w:p>
+            <w:r>
+              <w:rPr>
+                <w:rFonts w:ascii="Arial" w:cs="Arial" w:eastAsia="Arial" w:hAnsi="Arial"/>
+                <w:color w:val="2D2D44"/>
+                <w:sz w:val="18"/>
+                <w:szCs w:val="18"/>
+              </w:rPr>
+              <w:t xml:space="preserve">Archive the memory hub</w:t>
+            </w:r>
+          </w:p>
+        </w:tc>
+        <w:tc>
+          <w:tcPr>
+            <w:tcW w:type="dxa" w:w="1500"/>
+            <w:tcMar>
+              <w:top w:type="dxa" w:w="80"/>
+              <w:left w:type="dxa" w:w="120"/>
+              <w:bottom w:type="dxa" w:w="80"/>
+              <w:right w:type="dxa" w:w="120"/>
+            </w:tcMar>
+          </w:tcPr>
+          <w:p>
+            <w:r>
+              <w:rPr>
+                <w:rFonts w:ascii="Arial" w:cs="Arial" w:eastAsia="Arial" w:hAnsi="Arial"/>
+                <w:i/>
+                <w:iCs/>
+                <w:color w:val="6B6B80"/>
+                <w:sz w:val="17"/>
+                <w:szCs w:val="17"/>
+              </w:rPr>
+              <w:t xml:space="preserve">EVENT_ADMIN+</w:t>
+            </w:r>
+          </w:p>
+        </w:tc>
+      </w:tr>
+      <w:tr>
+        <w:tc>
+          <w:tcPr>
+            <w:tcW w:type="dxa" w:w="1200"/>
+            <w:shd w:fill="4A6741" w:val="clear"/>
+            <w:tcMar>
+              <w:top w:type="dxa" w:w="80"/>
+              <w:left w:type="dxa" w:w="120"/>
+              <w:bottom w:type="dxa" w:w="80"/>
+              <w:right w:type="dxa" w:w="120"/>
+            </w:tcMar>
+            <w:vAlign w:val="center"/>
+          </w:tcPr>
+          <w:p>
+            <w:pPr>
+              <w:jc w:val="center"/>
+            </w:pPr>
+            <w:r>
+              <w:rPr>
+                <w:rFonts w:ascii="Arial" w:cs="Arial" w:eastAsia="Arial" w:hAnsi="Arial"/>
+                <w:b/>
+                <w:bCs/>
+                <w:color w:val="FFFFFF"/>
+                <w:sz w:val="18"/>
+                <w:szCs w:val="18"/>
+              </w:rPr>
+              <w:t xml:space="preserve">GET</w:t>
+            </w:r>
+          </w:p>
+        </w:tc>
+        <w:tc>
+          <w:tcPr>
+            <w:tcW w:type="dxa" w:w="3200"/>
+            <w:tcMar>
+              <w:top w:type="dxa" w:w="80"/>
+              <w:left w:type="dxa" w:w="120"/>
+              <w:bottom w:type="dxa" w:w="80"/>
+              <w:right w:type="dxa" w:w="120"/>
+            </w:tcMar>
+          </w:tcPr>
+          <w:p>
+            <w:r>
+              <w:rPr>
+                <w:rFonts w:ascii="Courier New" w:cs="Courier New" w:eastAsia="Courier New" w:hAnsi="Courier New"/>
+                <w:color w:val="1A1A2E"/>
+                <w:sz w:val="18"/>
+                <w:szCs w:val="18"/>
+              </w:rPr>
+              <w:t xml:space="preserve">/api/events/:eventId/memory-hub/:hubId/items</w:t>
+            </w:r>
+          </w:p>
+        </w:tc>
+        <w:tc>
+          <w:tcPr>
+            <w:tcW w:type="dxa" w:w="3500"/>
+            <w:tcMar>
+              <w:top w:type="dxa" w:w="80"/>
+              <w:left w:type="dxa" w:w="120"/>
+              <w:bottom w:type="dxa" w:w="80"/>
+              <w:right w:type="dxa" w:w="120"/>
+            </w:tcMar>
+          </w:tcPr>
+          <w:p>
+            <w:r>
+              <w:rPr>
+                <w:rFonts w:ascii="Arial" w:cs="Arial" w:eastAsia="Arial" w:hAnsi="Arial"/>
+                <w:color w:val="2D2D44"/>
+                <w:sz w:val="18"/>
+                <w:szCs w:val="18"/>
+              </w:rPr>
+              <w:t xml:space="preserve">Get all media items in a hub</w:t>
+            </w:r>
+          </w:p>
+        </w:tc>
+        <w:tc>
+          <w:tcPr>
+            <w:tcW w:type="dxa" w:w="1500"/>
+            <w:tcMar>
+              <w:top w:type="dxa" w:w="80"/>
+              <w:left w:type="dxa" w:w="120"/>
+              <w:bottom w:type="dxa" w:w="80"/>
+              <w:right w:type="dxa" w:w="120"/>
+            </w:tcMar>
+          </w:tcPr>
+          <w:p>
+            <w:r>
+              <w:rPr>
+                <w:rFonts w:ascii="Arial" w:cs="Arial" w:eastAsia="Arial" w:hAnsi="Arial"/>
+                <w:i/>
+                <w:iCs/>
+                <w:color w:val="6B6B80"/>
+                <w:sz w:val="17"/>
+                <w:szCs w:val="17"/>
+              </w:rPr>
+              <w:t xml:space="preserve">EVENT_ADMIN+</w:t>
+            </w:r>
+          </w:p>
+        </w:tc>
+      </w:tr>
+      <w:tr>
+        <w:tc>
+          <w:tcPr>
+            <w:tcW w:type="dxa" w:w="1200"/>
+            <w:shd w:fill="4A6741" w:val="clear"/>
+            <w:tcMar>
+              <w:top w:type="dxa" w:w="80"/>
+              <w:left w:type="dxa" w:w="120"/>
+              <w:bottom w:type="dxa" w:w="80"/>
+              <w:right w:type="dxa" w:w="120"/>
+            </w:tcMar>
+            <w:vAlign w:val="center"/>
+          </w:tcPr>
+          <w:p>
+            <w:pPr>
+              <w:jc w:val="center"/>
+            </w:pPr>
+            <w:r>
+              <w:rPr>
+                <w:rFonts w:ascii="Arial" w:cs="Arial" w:eastAsia="Arial" w:hAnsi="Arial"/>
+                <w:b/>
+                <w:bCs/>
+                <w:color w:val="FFFFFF"/>
+                <w:sz w:val="18"/>
+                <w:szCs w:val="18"/>
+              </w:rPr>
+              <w:t xml:space="preserve">GET</w:t>
+            </w:r>
+          </w:p>
+        </w:tc>
+        <w:tc>
+          <w:tcPr>
+            <w:tcW w:type="dxa" w:w="3200"/>
+            <w:tcMar>
+              <w:top w:type="dxa" w:w="80"/>
+              <w:left w:type="dxa" w:w="120"/>
+              <w:bottom w:type="dxa" w:w="80"/>
+              <w:right w:type="dxa" w:w="120"/>
+            </w:tcMar>
+          </w:tcPr>
+          <w:p>
+            <w:r>
+              <w:rPr>
+                <w:rFonts w:ascii="Courier New" w:cs="Courier New" w:eastAsia="Courier New" w:hAnsi="Courier New"/>
+                <w:color w:val="1A1A2E"/>
+                <w:sz w:val="18"/>
+                <w:szCs w:val="18"/>
+              </w:rPr>
+              <w:t xml:space="preserve">/api/events/:eventId/memory-hub/:hubId/items/:id</w:t>
+            </w:r>
+          </w:p>
+        </w:tc>
+        <w:tc>
+          <w:tcPr>
+            <w:tcW w:type="dxa" w:w="3500"/>
+            <w:tcMar>
+              <w:top w:type="dxa" w:w="80"/>
+              <w:left w:type="dxa" w:w="120"/>
+              <w:bottom w:type="dxa" w:w="80"/>
+              <w:right w:type="dxa" w:w="120"/>
+            </w:tcMar>
+          </w:tcPr>
+          <w:p>
+            <w:r>
+              <w:rPr>
+                <w:rFonts w:ascii="Arial" w:cs="Arial" w:eastAsia="Arial" w:hAnsi="Arial"/>
+                <w:color w:val="2D2D44"/>
+                <w:sz w:val="18"/>
+                <w:szCs w:val="18"/>
+              </w:rPr>
+              <w:t xml:space="preserve">Get a single media item</w:t>
+            </w:r>
+          </w:p>
+        </w:tc>
+        <w:tc>
+          <w:tcPr>
+            <w:tcW w:type="dxa" w:w="1500"/>
+            <w:tcMar>
+              <w:top w:type="dxa" w:w="80"/>
+              <w:left w:type="dxa" w:w="120"/>
+              <w:bottom w:type="dxa" w:w="80"/>
+              <w:right w:type="dxa" w:w="120"/>
+            </w:tcMar>
+          </w:tcPr>
+          <w:p>
+            <w:r>
+              <w:rPr>
+                <w:rFonts w:ascii="Arial" w:cs="Arial" w:eastAsia="Arial" w:hAnsi="Arial"/>
+                <w:i/>
+                <w:iCs/>
+                <w:color w:val="6B6B80"/>
+                <w:sz w:val="17"/>
+                <w:szCs w:val="17"/>
+              </w:rPr>
+              <w:t xml:space="preserve">EVENT_ADMIN+</w:t>
+            </w:r>
+          </w:p>
+        </w:tc>
+      </w:tr>
+      <w:tr>
+        <w:tc>
+          <w:tcPr>
+            <w:tcW w:type="dxa" w:w="1200"/>
+            <w:shd w:fill="2471A3" w:val="clear"/>
+            <w:tcMar>
+              <w:top w:type="dxa" w:w="80"/>
+              <w:left w:type="dxa" w:w="120"/>
+              <w:bottom w:type="dxa" w:w="80"/>
+              <w:right w:type="dxa" w:w="120"/>
+            </w:tcMar>
+            <w:vAlign w:val="center"/>
+          </w:tcPr>
+          <w:p>
+            <w:pPr>
+              <w:jc w:val="center"/>
+            </w:pPr>
+            <w:r>
+              <w:rPr>
+                <w:rFonts w:ascii="Arial" w:cs="Arial" w:eastAsia="Arial" w:hAnsi="Arial"/>
+                <w:b/>
+                <w:bCs/>
+                <w:color w:val="FFFFFF"/>
+                <w:sz w:val="18"/>
+                <w:szCs w:val="18"/>
+              </w:rPr>
+              <w:t xml:space="preserve">POST</w:t>
+            </w:r>
+          </w:p>
+        </w:tc>
+        <w:tc>
+          <w:tcPr>
+            <w:tcW w:type="dxa" w:w="3200"/>
+            <w:tcMar>
+              <w:top w:type="dxa" w:w="80"/>
+              <w:left w:type="dxa" w:w="120"/>
+              <w:bottom w:type="dxa" w:w="80"/>
+              <w:right w:type="dxa" w:w="120"/>
+            </w:tcMar>
+          </w:tcPr>
+          <w:p>
+            <w:r>
+              <w:rPr>
+                <w:rFonts w:ascii="Courier New" w:cs="Courier New" w:eastAsia="Courier New" w:hAnsi="Courier New"/>
+                <w:color w:val="1A1A2E"/>
+                <w:sz w:val="18"/>
+                <w:szCs w:val="18"/>
+              </w:rPr>
+              <w:t xml:space="preserve">/api/events/:eventId/memory-hub/:hubId/items</w:t>
+            </w:r>
+          </w:p>
+        </w:tc>
+        <w:tc>
+          <w:tcPr>
+            <w:tcW w:type="dxa" w:w="3500"/>
+            <w:tcMar>
+              <w:top w:type="dxa" w:w="80"/>
+              <w:left w:type="dxa" w:w="120"/>
+              <w:bottom w:type="dxa" w:w="80"/>
+              <w:right w:type="dxa" w:w="120"/>
+            </w:tcMar>
+          </w:tcPr>
+          <w:p>
+            <w:r>
+              <w:rPr>
+                <w:rFonts w:ascii="Arial" w:cs="Arial" w:eastAsia="Arial" w:hAnsi="Arial"/>
+                <w:color w:val="2D2D44"/>
+                <w:sz w:val="18"/>
+                <w:szCs w:val="18"/>
+              </w:rPr>
+              <w:t xml:space="preserve">Upload a media item</w:t>
+            </w:r>
+          </w:p>
+        </w:tc>
+        <w:tc>
+          <w:tcPr>
+            <w:tcW w:type="dxa" w:w="1500"/>
+            <w:tcMar>
+              <w:top w:type="dxa" w:w="80"/>
+              <w:left w:type="dxa" w:w="120"/>
+              <w:bottom w:type="dxa" w:w="80"/>
+              <w:right w:type="dxa" w:w="120"/>
+            </w:tcMar>
+          </w:tcPr>
+          <w:p>
+            <w:r>
+              <w:rPr>
+                <w:rFonts w:ascii="Arial" w:cs="Arial" w:eastAsia="Arial" w:hAnsi="Arial"/>
+                <w:i/>
+                <w:iCs/>
+                <w:color w:val="6B6B80"/>
+                <w:sz w:val="17"/>
+                <w:szCs w:val="17"/>
+              </w:rPr>
+              <w:t xml:space="preserve">EVENT_ADMIN+</w:t>
+            </w:r>
+          </w:p>
+        </w:tc>
+      </w:tr>
+      <w:tr>
+        <w:tc>
+          <w:tcPr>
+            <w:tcW w:type="dxa" w:w="1200"/>
+            <w:shd w:fill="D35400" w:val="clear"/>
+            <w:tcMar>
+              <w:top w:type="dxa" w:w="80"/>
+              <w:left w:type="dxa" w:w="120"/>
+              <w:bottom w:type="dxa" w:w="80"/>
+              <w:right w:type="dxa" w:w="120"/>
+            </w:tcMar>
+            <w:vAlign w:val="center"/>
+          </w:tcPr>
+          <w:p>
+            <w:pPr>
+              <w:jc w:val="center"/>
+            </w:pPr>
+            <w:r>
+              <w:rPr>
+                <w:rFonts w:ascii="Arial" w:cs="Arial" w:eastAsia="Arial" w:hAnsi="Arial"/>
+                <w:b/>
+                <w:bCs/>
+                <w:color w:val="FFFFFF"/>
+                <w:sz w:val="18"/>
+                <w:szCs w:val="18"/>
+              </w:rPr>
+              <w:t xml:space="preserve">PUT</w:t>
+            </w:r>
+          </w:p>
+        </w:tc>
+        <w:tc>
+          <w:tcPr>
+            <w:tcW w:type="dxa" w:w="3200"/>
+            <w:tcMar>
+              <w:top w:type="dxa" w:w="80"/>
+              <w:left w:type="dxa" w:w="120"/>
+              <w:bottom w:type="dxa" w:w="80"/>
+              <w:right w:type="dxa" w:w="120"/>
+            </w:tcMar>
+          </w:tcPr>
+          <w:p>
+            <w:r>
+              <w:rPr>
+                <w:rFonts w:ascii="Courier New" w:cs="Courier New" w:eastAsia="Courier New" w:hAnsi="Courier New"/>
+                <w:color w:val="1A1A2E"/>
+                <w:sz w:val="18"/>
+                <w:szCs w:val="18"/>
+              </w:rPr>
+              <w:t xml:space="preserve">/api/events/:eventId/memory-hub/:hubId/items/:id</w:t>
+            </w:r>
+          </w:p>
+        </w:tc>
+        <w:tc>
+          <w:tcPr>
+            <w:tcW w:type="dxa" w:w="3500"/>
+            <w:tcMar>
+              <w:top w:type="dxa" w:w="80"/>
+              <w:left w:type="dxa" w:w="120"/>
+              <w:bottom w:type="dxa" w:w="80"/>
+              <w:right w:type="dxa" w:w="120"/>
+            </w:tcMar>
+          </w:tcPr>
+          <w:p>
+            <w:r>
+              <w:rPr>
+                <w:rFonts w:ascii="Arial" w:cs="Arial" w:eastAsia="Arial" w:hAnsi="Arial"/>
+                <w:color w:val="2D2D44"/>
+                <w:sz w:val="18"/>
+                <w:szCs w:val="18"/>
+              </w:rPr>
+              <w:t xml:space="preserve">Update caption or approval status</w:t>
+            </w:r>
+          </w:p>
+        </w:tc>
+        <w:tc>
+          <w:tcPr>
+            <w:tcW w:type="dxa" w:w="1500"/>
+            <w:tcMar>
+              <w:top w:type="dxa" w:w="80"/>
+              <w:left w:type="dxa" w:w="120"/>
+              <w:bottom w:type="dxa" w:w="80"/>
+              <w:right w:type="dxa" w:w="120"/>
+            </w:tcMar>
+          </w:tcPr>
+          <w:p>
+            <w:r>
+              <w:rPr>
+                <w:rFonts w:ascii="Arial" w:cs="Arial" w:eastAsia="Arial" w:hAnsi="Arial"/>
+                <w:i/>
+                <w:iCs/>
+                <w:color w:val="6B6B80"/>
+                <w:sz w:val="17"/>
+                <w:szCs w:val="17"/>
+              </w:rPr>
+              <w:t xml:space="preserve">EVENT_ADMIN+</w:t>
+            </w:r>
+          </w:p>
+        </w:tc>
+      </w:tr>
+      <w:tr>
+        <w:tc>
+          <w:tcPr>
+            <w:tcW w:type="dxa" w:w="1200"/>
+            <w:shd w:fill="C0392B" w:val="clear"/>
+            <w:tcMar>
+              <w:top w:type="dxa" w:w="80"/>
+              <w:left w:type="dxa" w:w="120"/>
+              <w:bottom w:type="dxa" w:w="80"/>
+              <w:right w:type="dxa" w:w="120"/>
+            </w:tcMar>
+            <w:vAlign w:val="center"/>
+          </w:tcPr>
+          <w:p>
+            <w:pPr>
+              <w:jc w:val="center"/>
+            </w:pPr>
+            <w:r>
+              <w:rPr>
+                <w:rFonts w:ascii="Arial" w:cs="Arial" w:eastAsia="Arial" w:hAnsi="Arial"/>
+                <w:b/>
+                <w:bCs/>
+                <w:color w:val="FFFFFF"/>
+                <w:sz w:val="18"/>
+                <w:szCs w:val="18"/>
+              </w:rPr>
+              <w:t xml:space="preserve">DELETE</w:t>
+            </w:r>
+          </w:p>
+        </w:tc>
+        <w:tc>
+          <w:tcPr>
+            <w:tcW w:type="dxa" w:w="3200"/>
+            <w:tcMar>
+              <w:top w:type="dxa" w:w="80"/>
+              <w:left w:type="dxa" w:w="120"/>
+              <w:bottom w:type="dxa" w:w="80"/>
+              <w:right w:type="dxa" w:w="120"/>
+            </w:tcMar>
+          </w:tcPr>
+          <w:p>
+            <w:r>
+              <w:rPr>
+                <w:rFonts w:ascii="Courier New" w:cs="Courier New" w:eastAsia="Courier New" w:hAnsi="Courier New"/>
+                <w:color w:val="1A1A2E"/>
+                <w:sz w:val="18"/>
+                <w:szCs w:val="18"/>
+              </w:rPr>
+              <w:t xml:space="preserve">/api/events/:eventId/memory-hub/:hubId/items/:id</w:t>
+            </w:r>
+          </w:p>
+        </w:tc>
+        <w:tc>
+          <w:tcPr>
+            <w:tcW w:type="dxa" w:w="3500"/>
+            <w:tcMar>
+              <w:top w:type="dxa" w:w="80"/>
+              <w:left w:type="dxa" w:w="120"/>
+              <w:bottom w:type="dxa" w:w="80"/>
+              <w:right w:type="dxa" w:w="120"/>
+            </w:tcMar>
+          </w:tcPr>
+          <w:p>
+            <w:r>
+              <w:rPr>
+                <w:rFonts w:ascii="Arial" w:cs="Arial" w:eastAsia="Arial" w:hAnsi="Arial"/>
+                <w:color w:val="2D2D44"/>
+                <w:sz w:val="18"/>
+                <w:szCs w:val="18"/>
+              </w:rPr>
+              <w:t xml:space="preserve">Archive a media item</w:t>
+            </w:r>
+          </w:p>
+        </w:tc>
+        <w:tc>
+          <w:tcPr>
+            <w:tcW w:type="dxa" w:w="1500"/>
+            <w:tcMar>
+              <w:top w:type="dxa" w:w="80"/>
+              <w:left w:type="dxa" w:w="120"/>
+              <w:bottom w:type="dxa" w:w="80"/>
+              <w:right w:type="dxa" w:w="120"/>
+            </w:tcMar>
+          </w:tcPr>
+          <w:p>
+            <w:r>
+              <w:rPr>
+                <w:rFonts w:ascii="Arial" w:cs="Arial" w:eastAsia="Arial" w:hAnsi="Arial"/>
+                <w:i/>
+                <w:iCs/>
+                <w:color w:val="6B6B80"/>
+                <w:sz w:val="17"/>
+                <w:szCs w:val="17"/>
+              </w:rPr>
+              <w:t xml:space="preserve">EVENT_ADMIN+</w:t>
             </w:r>
           </w:p>
         </w:tc>
@@ -14056,7 +17291,7 @@
           <w:sz w:val="26"/>
           <w:szCs w:val="26"/>
         </w:rPr>
-        <w:t xml:space="preserve">POST .../:hubId/items — Request Body</w:t>
+        <w:t xml:space="preserve">POST /api/events/:eventId/memory-hub — Request Body</w:t>
       </w:r>
     </w:p>
     <w:tbl>
@@ -14201,6 +17436,334 @@
                 <w:sz w:val="18"/>
                 <w:szCs w:val="18"/>
               </w:rPr>
+              <w:t xml:space="preserve">title</w:t>
+            </w:r>
+          </w:p>
+        </w:tc>
+        <w:tc>
+          <w:tcPr>
+            <w:tcW w:type="dxa" w:w="1400"/>
+            <w:tcMar>
+              <w:top w:type="dxa" w:w="60"/>
+              <w:left w:type="dxa" w:w="120"/>
+              <w:bottom w:type="dxa" w:w="60"/>
+              <w:right w:type="dxa" w:w="120"/>
+            </w:tcMar>
+          </w:tcPr>
+          <w:p>
+            <w:r>
+              <w:rPr>
+                <w:rFonts w:ascii="Arial" w:cs="Arial" w:eastAsia="Arial" w:hAnsi="Arial"/>
+                <w:color w:val="2471A3"/>
+                <w:sz w:val="18"/>
+                <w:szCs w:val="18"/>
+              </w:rPr>
+              <w:t xml:space="preserve">string</w:t>
+            </w:r>
+          </w:p>
+        </w:tc>
+        <w:tc>
+          <w:tcPr>
+            <w:tcW w:type="dxa" w:w="1000"/>
+            <w:tcMar>
+              <w:top w:type="dxa" w:w="60"/>
+              <w:left w:type="dxa" w:w="120"/>
+              <w:bottom w:type="dxa" w:w="60"/>
+              <w:right w:type="dxa" w:w="120"/>
+            </w:tcMar>
+          </w:tcPr>
+          <w:p>
+            <w:r>
+              <w:rPr>
+                <w:rFonts w:ascii="Arial" w:cs="Arial" w:eastAsia="Arial" w:hAnsi="Arial"/>
+                <w:color w:val="6B6B80"/>
+                <w:sz w:val="18"/>
+                <w:szCs w:val="18"/>
+              </w:rPr>
+              <w:t xml:space="preserve">No</w:t>
+            </w:r>
+          </w:p>
+        </w:tc>
+        <w:tc>
+          <w:tcPr>
+            <w:tcW w:type="dxa" w:w="5000"/>
+            <w:tcMar>
+              <w:top w:type="dxa" w:w="60"/>
+              <w:left w:type="dxa" w:w="120"/>
+              <w:bottom w:type="dxa" w:w="60"/>
+              <w:right w:type="dxa" w:w="120"/>
+            </w:tcMar>
+          </w:tcPr>
+          <w:p>
+            <w:r>
+              <w:rPr>
+                <w:rFonts w:ascii="Arial" w:cs="Arial" w:eastAsia="Arial" w:hAnsi="Arial"/>
+                <w:color w:val="2D2D44"/>
+                <w:sz w:val="18"/>
+                <w:szCs w:val="18"/>
+              </w:rPr>
+              <w:t xml:space="preserve">Hub title e.g. "Amapiano Saturdays Memories"</w:t>
+            </w:r>
+          </w:p>
+        </w:tc>
+      </w:tr>
+      <w:tr>
+        <w:tc>
+          <w:tcPr>
+            <w:tcW w:type="dxa" w:w="2000"/>
+            <w:tcMar>
+              <w:top w:type="dxa" w:w="60"/>
+              <w:left w:type="dxa" w:w="120"/>
+              <w:bottom w:type="dxa" w:w="60"/>
+              <w:right w:type="dxa" w:w="120"/>
+            </w:tcMar>
+          </w:tcPr>
+          <w:p>
+            <w:r>
+              <w:rPr>
+                <w:rFonts w:ascii="Courier New" w:cs="Courier New" w:eastAsia="Courier New" w:hAnsi="Courier New"/>
+                <w:color w:val="4A6741"/>
+                <w:sz w:val="18"/>
+                <w:szCs w:val="18"/>
+              </w:rPr>
+              <w:t xml:space="preserve">description</w:t>
+            </w:r>
+          </w:p>
+        </w:tc>
+        <w:tc>
+          <w:tcPr>
+            <w:tcW w:type="dxa" w:w="1400"/>
+            <w:tcMar>
+              <w:top w:type="dxa" w:w="60"/>
+              <w:left w:type="dxa" w:w="120"/>
+              <w:bottom w:type="dxa" w:w="60"/>
+              <w:right w:type="dxa" w:w="120"/>
+            </w:tcMar>
+          </w:tcPr>
+          <w:p>
+            <w:r>
+              <w:rPr>
+                <w:rFonts w:ascii="Arial" w:cs="Arial" w:eastAsia="Arial" w:hAnsi="Arial"/>
+                <w:color w:val="2471A3"/>
+                <w:sz w:val="18"/>
+                <w:szCs w:val="18"/>
+              </w:rPr>
+              <w:t xml:space="preserve">string</w:t>
+            </w:r>
+          </w:p>
+        </w:tc>
+        <w:tc>
+          <w:tcPr>
+            <w:tcW w:type="dxa" w:w="1000"/>
+            <w:tcMar>
+              <w:top w:type="dxa" w:w="60"/>
+              <w:left w:type="dxa" w:w="120"/>
+              <w:bottom w:type="dxa" w:w="60"/>
+              <w:right w:type="dxa" w:w="120"/>
+            </w:tcMar>
+          </w:tcPr>
+          <w:p>
+            <w:r>
+              <w:rPr>
+                <w:rFonts w:ascii="Arial" w:cs="Arial" w:eastAsia="Arial" w:hAnsi="Arial"/>
+                <w:color w:val="6B6B80"/>
+                <w:sz w:val="18"/>
+                <w:szCs w:val="18"/>
+              </w:rPr>
+              <w:t xml:space="preserve">No</w:t>
+            </w:r>
+          </w:p>
+        </w:tc>
+        <w:tc>
+          <w:tcPr>
+            <w:tcW w:type="dxa" w:w="5000"/>
+            <w:tcMar>
+              <w:top w:type="dxa" w:w="60"/>
+              <w:left w:type="dxa" w:w="120"/>
+              <w:bottom w:type="dxa" w:w="60"/>
+              <w:right w:type="dxa" w:w="120"/>
+            </w:tcMar>
+          </w:tcPr>
+          <w:p>
+            <w:r>
+              <w:rPr>
+                <w:rFonts w:ascii="Arial" w:cs="Arial" w:eastAsia="Arial" w:hAnsi="Arial"/>
+                <w:color w:val="2D2D44"/>
+                <w:sz w:val="18"/>
+                <w:szCs w:val="18"/>
+              </w:rPr>
+              <w:t xml:space="preserve">Short description of the memory collection</w:t>
+            </w:r>
+          </w:p>
+        </w:tc>
+      </w:tr>
+    </w:tbl>
+    <w:p>
+      <w:pPr>
+        <w:spacing w:after="120"/>
+      </w:pPr>
+      <w:r>
+        <w:t xml:space="preserve"/>
+      </w:r>
+    </w:p>
+    <w:p>
+      <w:pPr>
+        <w:spacing w:after="100" w:before="280"/>
+      </w:pPr>
+      <w:r>
+        <w:rPr>
+          <w:rFonts w:ascii="Arial" w:cs="Arial" w:eastAsia="Arial" w:hAnsi="Arial"/>
+          <w:b/>
+          <w:bCs/>
+          <w:color w:val="1A1A2E"/>
+          <w:sz w:val="26"/>
+          <w:szCs w:val="26"/>
+        </w:rPr>
+        <w:t xml:space="preserve">POST .../:hubId/items — Request Body</w:t>
+      </w:r>
+    </w:p>
+    <w:tbl>
+      <w:tblPr>
+        <w:tblW w:type="dxa" w:w="9360"/>
+        <w:tblBorders>
+          <w:top w:val="single" w:color="auto" w:sz="4"/>
+          <w:left w:val="single" w:color="auto" w:sz="4"/>
+          <w:bottom w:val="single" w:color="auto" w:sz="4"/>
+          <w:right w:val="single" w:color="auto" w:sz="4"/>
+          <w:insideH w:val="single" w:color="auto" w:sz="4"/>
+          <w:insideV w:val="single" w:color="auto" w:sz="4"/>
+        </w:tblBorders>
+      </w:tblPr>
+      <w:tblGrid>
+        <w:gridCol w:w="2000"/>
+        <w:gridCol w:w="1400"/>
+        <w:gridCol w:w="1000"/>
+        <w:gridCol w:w="5000"/>
+      </w:tblGrid>
+      <w:tr>
+        <w:trPr>
+          <w:tblHeader/>
+        </w:trPr>
+        <w:tc>
+          <w:tcPr>
+            <w:tcW w:type="dxa" w:w="2000"/>
+            <w:shd w:fill="1A1A2E" w:val="clear"/>
+            <w:tcMar>
+              <w:top w:type="dxa" w:w="80"/>
+              <w:left w:type="dxa" w:w="120"/>
+              <w:bottom w:type="dxa" w:w="80"/>
+              <w:right w:type="dxa" w:w="120"/>
+            </w:tcMar>
+          </w:tcPr>
+          <w:p>
+            <w:r>
+              <w:rPr>
+                <w:rFonts w:ascii="Arial" w:cs="Arial" w:eastAsia="Arial" w:hAnsi="Arial"/>
+                <w:b/>
+                <w:bCs/>
+                <w:color w:val="FFFFFF"/>
+                <w:sz w:val="19"/>
+                <w:szCs w:val="19"/>
+              </w:rPr>
+              <w:t xml:space="preserve">Field</w:t>
+            </w:r>
+          </w:p>
+        </w:tc>
+        <w:tc>
+          <w:tcPr>
+            <w:tcW w:type="dxa" w:w="1400"/>
+            <w:shd w:fill="1A1A2E" w:val="clear"/>
+            <w:tcMar>
+              <w:top w:type="dxa" w:w="80"/>
+              <w:left w:type="dxa" w:w="120"/>
+              <w:bottom w:type="dxa" w:w="80"/>
+              <w:right w:type="dxa" w:w="120"/>
+            </w:tcMar>
+          </w:tcPr>
+          <w:p>
+            <w:r>
+              <w:rPr>
+                <w:rFonts w:ascii="Arial" w:cs="Arial" w:eastAsia="Arial" w:hAnsi="Arial"/>
+                <w:b/>
+                <w:bCs/>
+                <w:color w:val="FFFFFF"/>
+                <w:sz w:val="19"/>
+                <w:szCs w:val="19"/>
+              </w:rPr>
+              <w:t xml:space="preserve">Type</w:t>
+            </w:r>
+          </w:p>
+        </w:tc>
+        <w:tc>
+          <w:tcPr>
+            <w:tcW w:type="dxa" w:w="1000"/>
+            <w:shd w:fill="1A1A2E" w:val="clear"/>
+            <w:tcMar>
+              <w:top w:type="dxa" w:w="80"/>
+              <w:left w:type="dxa" w:w="120"/>
+              <w:bottom w:type="dxa" w:w="80"/>
+              <w:right w:type="dxa" w:w="120"/>
+            </w:tcMar>
+          </w:tcPr>
+          <w:p>
+            <w:r>
+              <w:rPr>
+                <w:rFonts w:ascii="Arial" w:cs="Arial" w:eastAsia="Arial" w:hAnsi="Arial"/>
+                <w:b/>
+                <w:bCs/>
+                <w:color w:val="FFFFFF"/>
+                <w:sz w:val="19"/>
+                <w:szCs w:val="19"/>
+              </w:rPr>
+              <w:t xml:space="preserve">Required</w:t>
+            </w:r>
+          </w:p>
+        </w:tc>
+        <w:tc>
+          <w:tcPr>
+            <w:tcW w:type="dxa" w:w="5000"/>
+            <w:shd w:fill="1A1A2E" w:val="clear"/>
+            <w:tcMar>
+              <w:top w:type="dxa" w:w="80"/>
+              <w:left w:type="dxa" w:w="120"/>
+              <w:bottom w:type="dxa" w:w="80"/>
+              <w:right w:type="dxa" w:w="120"/>
+            </w:tcMar>
+          </w:tcPr>
+          <w:p>
+            <w:r>
+              <w:rPr>
+                <w:rFonts w:ascii="Arial" w:cs="Arial" w:eastAsia="Arial" w:hAnsi="Arial"/>
+                <w:b/>
+                <w:bCs/>
+                <w:color w:val="FFFFFF"/>
+                <w:sz w:val="19"/>
+                <w:szCs w:val="19"/>
+              </w:rPr>
+              <w:t xml:space="preserve">Description</w:t>
+            </w:r>
+          </w:p>
+        </w:tc>
+      </w:tr>
+      <w:tr>
+        <w:tc>
+          <w:tcPr>
+            <w:tcW w:type="dxa" w:w="2000"/>
+            <w:tcMar>
+              <w:top w:type="dxa" w:w="60"/>
+              <w:left w:type="dxa" w:w="120"/>
+              <w:bottom w:type="dxa" w:w="60"/>
+              <w:right w:type="dxa" w:w="120"/>
+            </w:tcMar>
+          </w:tcPr>
+          <w:p>
+            <w:r>
+              <w:rPr>
+                <w:rFonts w:ascii="Courier New" w:cs="Courier New" w:eastAsia="Courier New" w:hAnsi="Courier New"/>
+                <w:color w:val="4A6741"/>
+                <w:sz w:val="18"/>
+                <w:szCs w:val="18"/>
+              </w:rPr>
               <w:t xml:space="preserve">mediaUrl</w:t>
             </w:r>
           </w:p>
@@ -21189,7 +24752,7 @@
                 <w:sz w:val="18"/>
                 <w:szCs w:val="18"/>
               </w:rPr>
-              <w:t xml:space="preserve">Route does not exist</w:t>
+              <w:t xml:space="preserve">Route does not exist, or a record in another tenant (or an event a locked member isn't assigned to) — deliberately the same</w:t>
             </w:r>
           </w:p>
         </w:tc>
@@ -21215,6 +24778,146 @@
                 <w:sz w:val="18"/>
                 <w:szCs w:val="18"/>
               </w:rPr>
+              <w:t xml:space="preserve">409</w:t>
+            </w:r>
+          </w:p>
+        </w:tc>
+        <w:tc>
+          <w:tcPr>
+            <w:tcW w:type="dxa" w:w="2500"/>
+            <w:tcMar>
+              <w:top w:type="dxa" w:w="80"/>
+              <w:left w:type="dxa" w:w="120"/>
+              <w:bottom w:type="dxa" w:w="80"/>
+              <w:right w:type="dxa" w:w="120"/>
+            </w:tcMar>
+          </w:tcPr>
+          <w:p>
+            <w:r>
+              <w:rPr>
+                <w:rFonts w:ascii="Arial" w:cs="Arial" w:eastAsia="Arial" w:hAnsi="Arial"/>
+                <w:color w:val="2D2D44"/>
+                <w:sz w:val="18"/>
+                <w:szCs w:val="18"/>
+              </w:rPr>
+              <w:t xml:space="preserve">Conflict</w:t>
+            </w:r>
+          </w:p>
+        </w:tc>
+        <w:tc>
+          <w:tcPr>
+            <w:tcW w:type="dxa" w:w="5460"/>
+            <w:tcMar>
+              <w:top w:type="dxa" w:w="80"/>
+              <w:left w:type="dxa" w:w="120"/>
+              <w:bottom w:type="dxa" w:w="80"/>
+              <w:right w:type="dxa" w:w="120"/>
+            </w:tcMar>
+          </w:tcPr>
+          <w:p>
+            <w:r>
+              <w:rPr>
+                <w:rFonts w:ascii="Arial" w:cs="Arial" w:eastAsia="Arial" w:hAnsi="Arial"/>
+                <w:color w:val="6B6B80"/>
+                <w:sz w:val="18"/>
+                <w:szCs w:val="18"/>
+              </w:rPr>
+              <w:t xml:space="preserve">Duplicate (an email that already has an account), or a state conflict (the last tenant admin, an invitation already accepted)</w:t>
+            </w:r>
+          </w:p>
+        </w:tc>
+      </w:tr>
+      <w:tr>
+        <w:tc>
+          <w:tcPr>
+            <w:tcW w:type="dxa" w:w="1400"/>
+            <w:tcMar>
+              <w:top w:type="dxa" w:w="80"/>
+              <w:left w:type="dxa" w:w="120"/>
+              <w:bottom w:type="dxa" w:w="80"/>
+              <w:right w:type="dxa" w:w="120"/>
+            </w:tcMar>
+          </w:tcPr>
+          <w:p>
+            <w:r>
+              <w:rPr>
+                <w:rFonts w:ascii="Arial" w:cs="Arial" w:eastAsia="Arial" w:hAnsi="Arial"/>
+                <w:b/>
+                <w:bCs/>
+                <w:color w:val="2D2D44"/>
+                <w:sz w:val="18"/>
+                <w:szCs w:val="18"/>
+              </w:rPr>
+              <w:t xml:space="preserve">422</w:t>
+            </w:r>
+          </w:p>
+        </w:tc>
+        <w:tc>
+          <w:tcPr>
+            <w:tcW w:type="dxa" w:w="2500"/>
+            <w:tcMar>
+              <w:top w:type="dxa" w:w="80"/>
+              <w:left w:type="dxa" w:w="120"/>
+              <w:bottom w:type="dxa" w:w="80"/>
+              <w:right w:type="dxa" w:w="120"/>
+            </w:tcMar>
+          </w:tcPr>
+          <w:p>
+            <w:r>
+              <w:rPr>
+                <w:rFonts w:ascii="Arial" w:cs="Arial" w:eastAsia="Arial" w:hAnsi="Arial"/>
+                <w:color w:val="2D2D44"/>
+                <w:sz w:val="18"/>
+                <w:szCs w:val="18"/>
+              </w:rPr>
+              <w:t xml:space="preserve">Unprocessable</w:t>
+            </w:r>
+          </w:p>
+        </w:tc>
+        <w:tc>
+          <w:tcPr>
+            <w:tcW w:type="dxa" w:w="5460"/>
+            <w:tcMar>
+              <w:top w:type="dxa" w:w="80"/>
+              <w:left w:type="dxa" w:w="120"/>
+              <w:bottom w:type="dxa" w:w="80"/>
+              <w:right w:type="dxa" w:w="120"/>
+            </w:tcMar>
+          </w:tcPr>
+          <w:p>
+            <w:r>
+              <w:rPr>
+                <w:rFonts w:ascii="Arial" w:cs="Arial" w:eastAsia="Arial" w:hAnsi="Arial"/>
+                <w:color w:val="6B6B80"/>
+                <w:sz w:val="18"/>
+                <w:szCs w:val="18"/>
+              </w:rPr>
+              <w:t xml:space="preserve">Valid shape, unmet precondition (a vendor role while vendors are off, an expired invitation)</w:t>
+            </w:r>
+          </w:p>
+        </w:tc>
+      </w:tr>
+      <w:tr>
+        <w:tc>
+          <w:tcPr>
+            <w:tcW w:type="dxa" w:w="1400"/>
+            <w:tcMar>
+              <w:top w:type="dxa" w:w="80"/>
+              <w:left w:type="dxa" w:w="120"/>
+              <w:bottom w:type="dxa" w:w="80"/>
+              <w:right w:type="dxa" w:w="120"/>
+            </w:tcMar>
+          </w:tcPr>
+          <w:p>
+            <w:r>
+              <w:rPr>
+                <w:rFonts w:ascii="Arial" w:cs="Arial" w:eastAsia="Arial" w:hAnsi="Arial"/>
+                <w:b/>
+                <w:bCs/>
+                <w:color w:val="2D2D44"/>
+                <w:sz w:val="18"/>
+                <w:szCs w:val="18"/>
+              </w:rPr>
               <w:t xml:space="preserve">500</w:t>
             </w:r>
           </w:p>
@@ -21265,6 +24968,143 @@
         </w:tc>
       </w:tr>
     </w:tbl>
+    <w:p>
+      <w:pPr>
+        <w:spacing w:after="120"/>
+      </w:pPr>
+      <w:r>
+        <w:t xml:space="preserve"/>
+      </w:r>
+    </w:p>
+    <w:p>
+      <w:pPr>
+        <w:spacing w:after="100" w:before="280"/>
+      </w:pPr>
+      <w:r>
+        <w:rPr>
+          <w:rFonts w:ascii="Arial" w:cs="Arial" w:eastAsia="Arial" w:hAnsi="Arial"/>
+          <w:b/>
+          <w:bCs/>
+          <w:color w:val="1A1A2E"/>
+          <w:sz w:val="26"/>
+          <w:szCs w:val="26"/>
+        </w:rPr>
+        <w:t xml:space="preserve">Machine-readable codes (team members)</w:t>
+      </w:r>
+    </w:p>
+    <w:p>
+      <w:pPr>
+        <w:spacing w:after="100"/>
+      </w:pPr>
+      <w:r>
+        <w:rPr>
+          <w:rFonts w:ascii="Arial" w:cs="Arial" w:eastAsia="Arial" w:hAnsi="Arial"/>
+          <w:b w:val="false"/>
+          <w:bCs w:val="false"/>
+          <w:i w:val="false"/>
+          <w:iCs w:val="false"/>
+          <w:color w:val="2D2D44"/>
+          <w:sz w:val="20"/>
+          <w:szCs w:val="20"/>
+        </w:rPr>
+        <w:t xml:space="preserve">Errors carry { "status": "error", "message", "code"? }. The code is present only where a client must tell two same-status failures apart.</w:t>
+      </w:r>
+    </w:p>
+    <w:p>
+      <w:pPr>
+        <w:pStyle w:val="ListParagraph"/>
+        <w:numPr>
+          <w:ilvl w:val="0"/>
+          <w:numId w:val="2"/>
+        </w:numPr>
+        <w:spacing w:after="60"/>
+      </w:pPr>
+      <w:r>
+        <w:rPr>
+          <w:rFonts w:ascii="Arial" w:cs="Arial" w:eastAsia="Arial" w:hAnsi="Arial"/>
+          <w:color w:val="2D2D44"/>
+          <w:sz w:val="20"/>
+          <w:szCs w:val="20"/>
+        </w:rPr>
+        <w:t xml:space="preserve">USER_EMAIL_TAKEN (409) — POST /api/users, invitation create/resend/accept</w:t>
+      </w:r>
+    </w:p>
+    <w:p>
+      <w:pPr>
+        <w:pStyle w:val="ListParagraph"/>
+        <w:numPr>
+          <w:ilvl w:val="0"/>
+          <w:numId w:val="2"/>
+        </w:numPr>
+        <w:spacing w:after="60"/>
+      </w:pPr>
+      <w:r>
+        <w:rPr>
+          <w:rFonts w:ascii="Arial" w:cs="Arial" w:eastAsia="Arial" w:hAnsi="Arial"/>
+          <w:color w:val="2D2D44"/>
+          <w:sz w:val="20"/>
+          <w:szCs w:val="20"/>
+        </w:rPr>
+        <w:t xml:space="preserve">ASSIGNMENT_LOCK_RELEASE (409) — PUT /api/users/:id/assignments</w:t>
+      </w:r>
+    </w:p>
+    <w:p>
+      <w:pPr>
+        <w:pStyle w:val="ListParagraph"/>
+        <w:numPr>
+          <w:ilvl w:val="0"/>
+          <w:numId w:val="2"/>
+        </w:numPr>
+        <w:spacing w:after="60"/>
+      </w:pPr>
+      <w:r>
+        <w:rPr>
+          <w:rFonts w:ascii="Arial" w:cs="Arial" w:eastAsia="Arial" w:hAnsi="Arial"/>
+          <w:color w:val="2D2D44"/>
+          <w:sz w:val="20"/>
+          <w:szCs w:val="20"/>
+        </w:rPr>
+        <w:t xml:space="preserve">TEAM_INVITE_PENDING (409) — POST /api/users/invites</w:t>
+      </w:r>
+    </w:p>
+    <w:p>
+      <w:pPr>
+        <w:pStyle w:val="ListParagraph"/>
+        <w:numPr>
+          <w:ilvl w:val="0"/>
+          <w:numId w:val="2"/>
+        </w:numPr>
+        <w:spacing w:after="60"/>
+      </w:pPr>
+      <w:r>
+        <w:rPr>
+          <w:rFonts w:ascii="Arial" w:cs="Arial" w:eastAsia="Arial" w:hAnsi="Arial"/>
+          <w:color w:val="2D2D44"/>
+          <w:sz w:val="20"/>
+          <w:szCs w:val="20"/>
+        </w:rPr>
+        <w:t xml:space="preserve">TEAM_INVITE_INVALID (404), TEAM_INVITE_EXPIRED (422), TEAM_INVITE_USED (409) — /api/team-invites</w:t>
+      </w:r>
+    </w:p>
+    <w:p>
+      <w:pPr>
+        <w:pStyle w:val="ListParagraph"/>
+        <w:numPr>
+          <w:ilvl w:val="0"/>
+          <w:numId w:val="2"/>
+        </w:numPr>
+        <w:spacing w:after="60"/>
+      </w:pPr>
+      <w:r>
+        <w:rPr>
+          <w:rFonts w:ascii="Arial" w:cs="Arial" w:eastAsia="Arial" w:hAnsi="Arial"/>
+          <w:color w:val="2D2D44"/>
+          <w:sz w:val="20"/>
+          <w:szCs w:val="20"/>
+        </w:rPr>
+        <w:t xml:space="preserve">GUEST_EMAIL_REQUIRED (422) — POST /api/rsvp/submit, removing an email while SMS is off</w:t>
+      </w:r>
+    </w:p>
     <w:p>
       <w:pPr>
         <w:spacing w:after="120"/>
@@ -21485,6 +25325,12 @@
   </w:abstractNum>
   <w:num w:numId="1">
     <w:abstractNumId w:val="1"/>
+    <w:lvlOverride w:ilvl="0">
+      <w:startOverride w:val="1"/>
+    </w:lvlOverride>
+  </w:num>
+  <w:num w:numId="2">
+    <w:abstractNumId w:val="2"/>
     <w:lvlOverride w:ilvl="0">
       <w:startOverride w:val="1"/>
     </w:lvlOverride>
